--- a/downloads/student/ai-5-week-22.docx
+++ b/downloads/student/ai-5-week-22.docx
@@ -1197,6 +1197,16 @@
       </w:r>
     </w:p>
     <w:p>
+      <w:r>
+        <w:t>Read the labelled picture: Can the max map reveal where the 4 originally appeared? Point to the relevant step in the picture, then write the changed result and the rule or evidence that supports it.</w:t>
+      </w:r>
+    </w:p>
+    <w:p>
+      <w:r>
+        <w:t>Change one thing: Swap1 and 4 within the left window. Predict the result before checking the explanation. What remains the same?</w:t>
+      </w:r>
+    </w:p>
+    <w:p>
       <w:pPr>
         <w:pStyle w:val="Heading1"/>
       </w:pPr>
@@ -2369,6 +2379,187 @@
         <w:t>Attempt the independent case before hints. Record whether you worked alone, used a hint or followed a model. After feedback, fix the first unsupported step and explain why it changed. A later check uses a changed case, not a copied answer.</w:t>
       </w:r>
     </w:p>
+    <w:p>
+      <w:pPr>
+        <w:pStyle w:val="Heading1"/>
+      </w:pPr>
+      <w:r>
+        <w:t>15. Your lesson route</w:t>
+      </w:r>
+    </w:p>
+    <w:p>
+      <w:r>
+        <w:t>Start with this question: Pool a small map and show the detail it cannot retain.</w:t>
+      </w:r>
+    </w:p>
+    <w:tbl>
+      <w:tblPr>
+        <w:tblStyle w:val="LightShading-Accent1"/>
+        <w:tblW w:type="auto" w:w="0"/>
+        <w:tblLook w:firstColumn="1" w:firstRow="1" w:lastColumn="0" w:lastRow="0" w:noHBand="0" w:noVBand="1" w:val="04A0"/>
+      </w:tblPr>
+      <w:tblGrid>
+        <w:gridCol w:w="5112"/>
+        <w:gridCol w:w="5112"/>
+      </w:tblGrid>
+      <w:tr>
+        <w:trPr>
+          <w:tblHeader/>
+        </w:trPr>
+        <w:tc>
+          <w:tcPr>
+            <w:tcW w:type="dxa" w:w="5112"/>
+          </w:tcPr>
+          <w:p>
+            <w:r>
+              <w:t>By the end, I can</w:t>
+            </w:r>
+          </w:p>
+        </w:tc>
+        <w:tc>
+          <w:tcPr>
+            <w:tcW w:type="dxa" w:w="5112"/>
+          </w:tcPr>
+          <w:p>
+            <w:r>
+              <w:t>How I will show it</w:t>
+            </w:r>
+          </w:p>
+        </w:tc>
+      </w:tr>
+      <w:tr>
+        <w:tc>
+          <w:tcPr>
+            <w:tcW w:type="dxa" w:w="5112"/>
+          </w:tcPr>
+          <w:p>
+            <w:r>
+              <w:t>Compute max and mean pooling under an explicit window rule</w:t>
+            </w:r>
+          </w:p>
+        </w:tc>
+        <w:tc>
+          <w:tcPr>
+            <w:tcW w:type="dxa" w:w="5112"/>
+          </w:tcPr>
+          <w:p>
+            <w:r>
+              <w:t>Explain the deciding step, show a trace or test, and state one limit.</w:t>
+            </w:r>
+          </w:p>
+        </w:tc>
+      </w:tr>
+      <w:tr>
+        <w:tc>
+          <w:tcPr>
+            <w:tcW w:type="dxa" w:w="5112"/>
+          </w:tcPr>
+          <w:p>
+            <w:r>
+              <w:t>Use collisions to explain lost spatial information</w:t>
+            </w:r>
+          </w:p>
+        </w:tc>
+        <w:tc>
+          <w:tcPr>
+            <w:tcW w:type="dxa" w:w="5112"/>
+          </w:tcPr>
+          <w:p>
+            <w:r>
+              <w:t>Explain the deciding step, show a trace or test, and state one limit.</w:t>
+            </w:r>
+          </w:p>
+        </w:tc>
+      </w:tr>
+      <w:tr>
+        <w:tc>
+          <w:tcPr>
+            <w:tcW w:type="dxa" w:w="5112"/>
+          </w:tcPr>
+          <w:p>
+            <w:r>
+              <w:t>Test boundary and movement claims with revealing examples</w:t>
+            </w:r>
+          </w:p>
+        </w:tc>
+        <w:tc>
+          <w:tcPr>
+            <w:tcW w:type="dxa" w:w="5112"/>
+          </w:tcPr>
+          <w:p>
+            <w:r>
+              <w:t>Explain the deciding step, show a trace or test, and state one limit.</w:t>
+            </w:r>
+          </w:p>
+        </w:tc>
+      </w:tr>
+    </w:tbl>
+    <w:p>
+      <w:r>
+        <w:t>Remember → watch and explain → try with help → investigate → try independently → keep project evidence. Your teacher may spread this lesson across several classes.</w:t>
+      </w:r>
+    </w:p>
+    <w:p>
+      <w:r>
+        <w:t>Keep your first prediction. Compare it with what the evidence shows and explain any change.</w:t>
+      </w:r>
+    </w:p>
+    <w:p>
+      <w:pPr>
+        <w:pStyle w:val="Heading1"/>
+      </w:pPr>
+      <w:r>
+        <w:t>16. Finish and return</w:t>
+      </w:r>
+    </w:p>
+    <w:p>
+      <w:r>
+        <w:t>Close your notes. Explain this goal in your own words: Compute max and mean pooling under an explicit window rule</w:t>
+      </w:r>
+    </w:p>
+    <w:p>
+      <w:pPr>
+        <w:pStyle w:val="Heading3"/>
+      </w:pPr>
+      <w:r>
+        <w:t>My deciding step, evidence and one remaining question</w:t>
+      </w:r>
+    </w:p>
+    <w:p>
+      <w:r>
+        <w:t>________________________________________________________________</w:t>
+      </w:r>
+    </w:p>
+    <w:p>
+      <w:r>
+        <w:t>________________________________________________________________</w:t>
+      </w:r>
+    </w:p>
+    <w:p>
+      <w:r>
+        <w:t>________________________________________________________________</w:t>
+      </w:r>
+    </w:p>
+    <w:p>
+      <w:r>
+        <w:t>________________________________________________________________</w:t>
+      </w:r>
+    </w:p>
+    <w:p>
+      <w:r>
+        <w:t>________________________________________________________________</w:t>
+      </w:r>
+    </w:p>
+    <w:p>
+      <w:r>
+        <w:t>If you are unsure, return to the worked picture and explain one arrow. If you are ready, change an input or assumption and justify your prediction.</w:t>
+      </w:r>
+    </w:p>
+    <w:p>
+      <w:r>
+        <w:t>Save your workbook evidence. At the next review, try a different case before opening your old answer.</w:t>
+      </w:r>
+    </w:p>
     <w:sectPr>
       <w:pgSz w:w="12240" w:h="15840"/>
       <w:pgMar w:top="936" w:right="1008" w:bottom="936" w:left="1008" w:header="720" w:footer="720" w:gutter="0"/>

--- a/downloads/student/ai-5-week-22.docx
+++ b/downloads/student/ai-5-week-22.docx
@@ -2560,6 +2560,215 @@
         <w:t>Save your workbook evidence. At the next review, try a different case before opening your old answer.</w:t>
       </w:r>
     </w:p>
+    <w:p>
+      <w:pPr>
+        <w:pStyle w:val="Heading1"/>
+      </w:pPr>
+      <w:r>
+        <w:t>17. Supported practice, repair and portfolio</w:t>
+      </w:r>
+    </w:p>
+    <w:p>
+      <w:r>
+        <w:t>Use this supported practice once, in the browser or on paper. Keep the reserved independent assessment for a separate first attempt before teacher feedback.</w:t>
+      </w:r>
+    </w:p>
+    <w:p>
+      <w:r>
+        <w:t>Pool a small map and show the detail it cannot retain.</w:t>
+      </w:r>
+    </w:p>
+    <w:p>
+      <w:pPr>
+        <w:pStyle w:val="Heading3"/>
+      </w:pPr>
+      <w:r>
+        <w:t>Practice 1: explain the deciding evidence</w:t>
+      </w:r>
+    </w:p>
+    <w:p>
+      <w:r>
+        <w:t>Which labelled step matches this detail? Max map [[4, 5]], mean map [[2.5, 2]], both shape1×2.</w:t>
+      </w:r>
+    </w:p>
+    <w:p>
+      <w:r>
+        <w:t>1. Left window</w:t>
+      </w:r>
+    </w:p>
+    <w:p>
+      <w:r>
+        <w:t>2. Compare summaries</w:t>
+      </w:r>
+    </w:p>
+    <w:p>
+      <w:r>
+        <w:t>3. Right window</w:t>
+      </w:r>
+    </w:p>
+    <w:p>
+      <w:pPr>
+        <w:pStyle w:val="Heading3"/>
+      </w:pPr>
+      <w:r>
+        <w:t>My selected conclusion, deciding fact and explanation</w:t>
+      </w:r>
+    </w:p>
+    <w:p>
+      <w:r>
+        <w:t>________________________________________________________________</w:t>
+      </w:r>
+    </w:p>
+    <w:p>
+      <w:r>
+        <w:t>________________________________________________________________</w:t>
+      </w:r>
+    </w:p>
+    <w:p>
+      <w:r>
+        <w:t>________________________________________________________________</w:t>
+      </w:r>
+    </w:p>
+    <w:p>
+      <w:r>
+        <w:t>________________________________________________________________</w:t>
+      </w:r>
+    </w:p>
+    <w:p>
+      <w:r>
+        <w:t>________________________________________________________________</w:t>
+      </w:r>
+    </w:p>
+    <w:p>
+      <w:r>
+        <w:t>Hint if needed: Read the steps in the pictorial case. Match the supplied detail to the stage that performs or records it.</w:t>
+      </w:r>
+    </w:p>
+    <w:p>
+      <w:r>
+        <w:t>After your attempt, compare with the supported explanation: Compare summaries Max map [[4, 5]], mean map [[2.5, 2]], both shape1×2. Pooling compresses each local window into a summary. Maximum keeps its largest value; mean keeps its average. Neither summary records where each value appeared. Swapping values inside one window leaves both summaries unchanged here, so the pooled output cannot reconstruct the original arrangement. The chosen window, stride and boundary policy determine the output shape.</w:t>
+      </w:r>
+    </w:p>
+    <w:p>
+      <w:pPr>
+        <w:pStyle w:val="Heading3"/>
+      </w:pPr>
+      <w:r>
+        <w:t>Practice 2: explain the deciding evidence</w:t>
+      </w:r>
+    </w:p>
+    <w:p>
+      <w:r>
+        <w:t>Changed-case practice: Swap1 and 4 within the left window. Which conclusion is supported by the supplied facts?</w:t>
+      </w:r>
+    </w:p>
+    <w:p>
+      <w:r>
+        <w:t>1. This one example guarantees correct results for every future input.</w:t>
+      </w:r>
+    </w:p>
+    <w:p>
+      <w:r>
+        <w:t>2. We can decide the result without examining the changed input or the procedure.</w:t>
+      </w:r>
+    </w:p>
+    <w:p>
+      <w:r>
+        <w:t>3. Both pooled maps remain unchanged.</w:t>
+      </w:r>
+    </w:p>
+    <w:p>
+      <w:pPr>
+        <w:pStyle w:val="Heading3"/>
+      </w:pPr>
+      <w:r>
+        <w:t>My selected conclusion, deciding fact and explanation</w:t>
+      </w:r>
+    </w:p>
+    <w:p>
+      <w:r>
+        <w:t>________________________________________________________________</w:t>
+      </w:r>
+    </w:p>
+    <w:p>
+      <w:r>
+        <w:t>________________________________________________________________</w:t>
+      </w:r>
+    </w:p>
+    <w:p>
+      <w:r>
+        <w:t>________________________________________________________________</w:t>
+      </w:r>
+    </w:p>
+    <w:p>
+      <w:r>
+        <w:t>________________________________________________________________</w:t>
+      </w:r>
+    </w:p>
+    <w:p>
+      <w:r>
+        <w:t>________________________________________________________________</w:t>
+      </w:r>
+    </w:p>
+    <w:p>
+      <w:r>
+        <w:t>Hint if needed: Use the changed condition and the deciding step in the pictorial trace. The answer must say what follows from those facts.</w:t>
+      </w:r>
+    </w:p>
+    <w:p>
+      <w:r>
+        <w:t>After your attempt, compare with the supported explanation: Both pooled maps remain unchanged. Max and mean ignore the positions of values inside the same window.</w:t>
+      </w:r>
+    </w:p>
+    <w:p>
+      <w:pPr>
+        <w:pStyle w:val="Heading3"/>
+      </w:pPr>
+      <w:r>
+        <w:t>Repair a missing building block</w:t>
+      </w:r>
+    </w:p>
+    <w:p>
+      <w:r>
+        <w:t>Review Convolution as a local operation (ai-5/21). Goal: Compute a local weighted sum at each valid image position. Short practice: Why is flipping the kernel an implementation change here? Point to the relevant step in the picture, then write the changed result and the rule or evidence that supports it.. Return to this week and explain what you changed.</w:t>
+      </w:r>
+    </w:p>
+    <w:p>
+      <w:r>
+        <w:t>Review Learned representations (ai-5/19). Goal: Trace an input through a hidden representation and a decision rule. Short practice: Why can no deterministic head using only the sum classify both correctly? Point to the relevant step in the picture, then write the changed result and the rule or evidence that supports it.. Return to this week and explain what you changed.</w:t>
+      </w:r>
+    </w:p>
+    <w:p>
+      <w:r>
+        <w:t>Review Regularisation and early stopping (ai-5/16). Goal: Separate a weight penalty from prediction error. Short practice: Why should the penalty value not be reported as validation error? Point to the relevant step in the picture, then write the changed result and the rule or evidence that supports it.. Return to this week and explain what you changed.</w:t>
+      </w:r>
+    </w:p>
+    <w:p>
+      <w:pPr>
+        <w:pStyle w:val="Heading3"/>
+      </w:pPr>
+      <w:r>
+        <w:t>Predict, run and debug</w:t>
+      </w:r>
+    </w:p>
+    <w:p>
+      <w:r>
+        <w:t>The browser lab lets you edit the supported Python examples already included in this lesson. Predict first, run, inspect the actual output or error, change one input, then run again. Keep code, predictions, actual results and a reasoned revision together. On paper, label your result as a trace rather than an execution.</w:t>
+      </w:r>
+    </w:p>
+    <w:p>
+      <w:pPr>
+        <w:pStyle w:val="Heading3"/>
+      </w:pPr>
+      <w:r>
+        <w:t>Keep your completed work</w:t>
+      </w:r>
+    </w:p>
+    <w:p>
+      <w:r>
+        <w:t>Use Download completed work in the hosted lesson to export your answers, reflections, practice feedback and code-run evidence. Open the HTML copy to read or print it. Drafts stay in this browser when storage is available; clear drafts on a shared device.</w:t>
+      </w:r>
+    </w:p>
     <w:sectPr>
       <w:pgSz w:w="12240" w:h="15840"/>
       <w:pgMar w:top="936" w:right="1008" w:bottom="936" w:left="1008" w:header="720" w:footer="720" w:gutter="0"/>

--- a/downloads/student/ai-5-week-22.docx
+++ b/downloads/student/ai-5-week-22.docx
@@ -42,6 +42,11 @@
       </w:r>
     </w:p>
     <w:p>
+      <w:r>
+        <w:t>Start with the target: Compute max and mean pooling under an explicit window rule. Try the recall before opening notes.</w:t>
+      </w:r>
+    </w:p>
+    <w:p>
       <w:pPr>
         <w:pStyle w:val="Heading3"/>
       </w:pPr>
@@ -50,17 +55,59 @@
       </w:r>
     </w:p>
     <w:p>
-      <w:r>
-        <w:t>I can compute max and mean pooling under an explicit window rule.</w:t>
-      </w:r>
-    </w:p>
-    <w:p>
-      <w:r>
-        <w:t>I can use collisions to explain lost spatial information.</w:t>
-      </w:r>
-    </w:p>
-    <w:p>
-      <w:r>
+      <w:pPr>
+        <w:spacing w:line="336" w:lineRule="auto" w:after="180"/>
+      </w:pPr>
+      <w:r>
+        <w:rPr>
+          <w:b w:val="0"/>
+        </w:rPr>
+        <w:t xml:space="preserve">I can compute max and </w:t>
+      </w:r>
+      <w:r>
+        <w:rPr>
+          <w:b/>
+        </w:rPr>
+        <w:t>mean pooling</w:t>
+      </w:r>
+      <w:r>
+        <w:rPr>
+          <w:b w:val="0"/>
+        </w:rPr>
+        <w:t xml:space="preserve"> under an explicit window rule.</w:t>
+      </w:r>
+    </w:p>
+    <w:p>
+      <w:pPr>
+        <w:spacing w:line="336" w:lineRule="auto" w:after="180"/>
+      </w:pPr>
+      <w:r>
+        <w:rPr>
+          <w:b w:val="0"/>
+        </w:rPr>
+        <w:t xml:space="preserve">I can use collisions to explain lost </w:t>
+      </w:r>
+      <w:r>
+        <w:rPr>
+          <w:b/>
+        </w:rPr>
+        <w:t>spatial information</w:t>
+      </w:r>
+      <w:r>
+        <w:rPr>
+          <w:b w:val="0"/>
+        </w:rPr>
+        <w:t>.</w:t>
+      </w:r>
+    </w:p>
+    <w:p>
+      <w:pPr>
+        <w:spacing w:line="336" w:lineRule="auto" w:after="180"/>
+      </w:pPr>
+      <w:r>
+        <w:rPr>
+          <w:b w:val="0"/>
+        </w:rPr>
         <w:t>I can test boundary and movement claims with revealing examples.</w:t>
       </w:r>
     </w:p>
@@ -73,47 +120,131 @@
       </w:r>
     </w:p>
     <w:p>
-      <w:r>
+      <w:pPr>
+        <w:spacing w:line="336" w:lineRule="auto" w:after="180"/>
+      </w:pPr>
+      <w:r>
+        <w:rPr>
+          <w:b w:val="0"/>
+        </w:rPr>
         <w:t>Close your notes first. A rough first answer helps us choose the right starting point; it is not a score for your ability.</w:t>
       </w:r>
     </w:p>
     <w:p>
-      <w:r>
+      <w:pPr>
+        <w:spacing w:line="336" w:lineRule="auto" w:after="180"/>
+      </w:pPr>
+      <w:r>
+        <w:rPr>
+          <w:b w:val="0"/>
+        </w:rPr>
         <w:t>Without opening the old lesson, explain one key idea from Convolution as a local operation. Give an example and a mistake that the idea helps you avoid.</w:t>
       </w:r>
     </w:p>
     <w:p>
-      <w:r>
+      <w:pPr>
+        <w:spacing w:line="336" w:lineRule="auto" w:after="180"/>
+      </w:pPr>
+      <w:r>
+        <w:rPr>
+          <w:b w:val="0"/>
+        </w:rPr>
         <w:t>Without opening the old lesson, explain one key idea from Learned representations. Give an example and a mistake that the idea helps you avoid.</w:t>
       </w:r>
     </w:p>
     <w:p>
-      <w:r>
+      <w:pPr>
+        <w:spacing w:line="336" w:lineRule="auto" w:after="180"/>
+      </w:pPr>
+      <w:r>
+        <w:rPr>
+          <w:b w:val="0"/>
+        </w:rPr>
         <w:t>Without opening the old lesson, explain one key idea from Regularisation and early stopping. Give an example and a mistake that the idea helps you avoid.</w:t>
       </w:r>
     </w:p>
     <w:p>
-      <w:r>
-        <w:t>After trying, check the relevant lesson or ask your teacher. Change the part of your explanation that the evidence shows was wrong.</w:t>
-      </w:r>
-    </w:p>
-    <w:p>
-      <w:r>
+      <w:pPr>
+        <w:spacing w:line="336" w:lineRule="auto" w:after="180"/>
+      </w:pPr>
+      <w:r>
+        <w:rPr>
+          <w:b w:val="0"/>
+        </w:rPr>
+        <w:t xml:space="preserve">After trying, check the relevant lesson or ask your teacher. Change the part of your explanation that the </w:t>
+      </w:r>
+      <w:r>
+        <w:rPr>
+          <w:b/>
+        </w:rPr>
+        <w:t>evidence</w:t>
+      </w:r>
+      <w:r>
+        <w:rPr>
+          <w:b w:val="0"/>
+        </w:rPr>
+        <w:t xml:space="preserve"> shows was wrong.</w:t>
+      </w:r>
+    </w:p>
+    <w:p>
+      <w:pPr>
+        <w:spacing w:line="336" w:lineRule="auto" w:after="180"/>
+      </w:pPr>
+      <w:r>
+        <w:rPr>
+          <w:b w:val="0"/>
+        </w:rPr>
         <w:t>This week you will practise:</w:t>
       </w:r>
     </w:p>
     <w:p>
-      <w:r>
-        <w:t>Compute max and mean pooling under an explicit window rule</w:t>
-      </w:r>
-    </w:p>
-    <w:p>
-      <w:r>
-        <w:t>Use collisions to explain lost spatial information</w:t>
-      </w:r>
-    </w:p>
-    <w:p>
-      <w:r>
+      <w:pPr>
+        <w:spacing w:line="336" w:lineRule="auto" w:after="180"/>
+      </w:pPr>
+      <w:r>
+        <w:rPr>
+          <w:b w:val="0"/>
+        </w:rPr>
+        <w:t xml:space="preserve">Compute max and </w:t>
+      </w:r>
+      <w:r>
+        <w:rPr>
+          <w:b/>
+        </w:rPr>
+        <w:t>mean pooling</w:t>
+      </w:r>
+      <w:r>
+        <w:rPr>
+          <w:b w:val="0"/>
+        </w:rPr>
+        <w:t xml:space="preserve"> under an explicit window rule</w:t>
+      </w:r>
+    </w:p>
+    <w:p>
+      <w:pPr>
+        <w:spacing w:line="336" w:lineRule="auto" w:after="180"/>
+      </w:pPr>
+      <w:r>
+        <w:rPr>
+          <w:b w:val="0"/>
+        </w:rPr>
+        <w:t xml:space="preserve">Use collisions to explain lost </w:t>
+      </w:r>
+      <w:r>
+        <w:rPr>
+          <w:b/>
+        </w:rPr>
+        <w:t>spatial information</w:t>
+      </w:r>
+    </w:p>
+    <w:p>
+      <w:pPr>
+        <w:spacing w:line="336" w:lineRule="auto" w:after="180"/>
+      </w:pPr>
+      <w:r>
+        <w:rPr>
+          <w:b w:val="0"/>
+        </w:rPr>
         <w:t>Test boundary and movement claims with revealing examples</w:t>
       </w:r>
     </w:p>
@@ -126,8 +257,27 @@
       </w:r>
     </w:p>
     <w:p>
-      <w:r>
-        <w:t>For a 3 by 3 input and a 2 by 2 window with stride 2 and no padding, how many valid window positions exist?</w:t>
+      <w:pPr>
+        <w:spacing w:line="336" w:lineRule="auto" w:after="180"/>
+        <w:shd w:fill="F5F1FB"/>
+      </w:pPr>
+      <w:r>
+        <w:rPr>
+          <w:b w:val="0"/>
+        </w:rPr>
+        <w:t xml:space="preserve">For a 3 by 3 </w:t>
+      </w:r>
+      <w:r>
+        <w:rPr>
+          <w:b/>
+        </w:rPr>
+        <w:t>input</w:t>
+      </w:r>
+      <w:r>
+        <w:rPr>
+          <w:b w:val="0"/>
+        </w:rPr>
+        <w:t xml:space="preserve"> and a 2 by 2 window with stride 2 and no padding, how many valid window positions exist?</w:t>
       </w:r>
     </w:p>
     <w:p>
@@ -162,8 +312,26 @@
       </w:r>
     </w:p>
     <w:p>
-      <w:r>
-        <w:t>By the end, I can explain pooling and spatial information using a traced example and a stated limitation.</w:t>
+      <w:pPr>
+        <w:spacing w:line="336" w:lineRule="auto" w:after="180"/>
+      </w:pPr>
+      <w:r>
+        <w:rPr>
+          <w:b w:val="0"/>
+        </w:rPr>
+        <w:t xml:space="preserve">By the end, I can explain pooling and </w:t>
+      </w:r>
+      <w:r>
+        <w:rPr>
+          <w:b/>
+        </w:rPr>
+        <w:t>spatial information</w:t>
+      </w:r>
+      <w:r>
+        <w:rPr>
+          <w:b w:val="0"/>
+        </w:rPr>
+        <w:t xml:space="preserve"> using a traced example and a stated limitation.</w:t>
       </w:r>
     </w:p>
     <w:p>
@@ -176,12 +344,69 @@
     </w:p>
     <w:p>
       <w:r>
-        <w:t>A fictional single-channel feature map has rows [1, 4, 2, 0], [3, 2, 5, 1], [0, 6, 1, 3] and [2, 4, 2, 7]. Use a 2 by 2 window, stride 2, no padding and only complete windows. Coordinates are zero-based. The four starts are [0, 0], [0, 2], [2, 0] and [2, 2].</w:t>
-      </w:r>
-    </w:p>
-    <w:p>
-      <w:r>
-        <w:t>Max pooling keeps the largest value in each window. Mean pooling adds the four values and divides by 4. Neither operation learns weights in this lesson. These are fixed summaries of the incoming feature map, unlike the trainable kernel parameters introduced last week.</w:t>
+        <w:t>Investigate the supplied Pooling and spatial information case. Separate observations, given facts and assumptions before choosing an explanation.</w:t>
+      </w:r>
+    </w:p>
+    <w:p>
+      <w:pPr>
+        <w:spacing w:line="336" w:lineRule="auto" w:after="180"/>
+      </w:pPr>
+      <w:r>
+        <w:rPr>
+          <w:b w:val="0"/>
+        </w:rPr>
+        <w:t>A fictional single-channel feature map has rows [1, 4, 2, 0], [3, 2, 5, 1], [0, 6, 1, 3] and [2, 4, 2, 7]. Use a 2 by 2 window, stride 2, no padding and only complete windows. Coordinates are zero-based.</w:t>
+      </w:r>
+    </w:p>
+    <w:p>
+      <w:pPr>
+        <w:spacing w:line="336" w:lineRule="auto" w:after="180"/>
+      </w:pPr>
+      <w:r>
+        <w:rPr>
+          <w:b w:val="0"/>
+        </w:rPr>
+        <w:t>The four starts are [0, 0], [0, 2], [2, 0] and [2, 2].</w:t>
+      </w:r>
+    </w:p>
+    <w:p>
+      <w:pPr>
+        <w:spacing w:line="336" w:lineRule="auto" w:after="180"/>
+      </w:pPr>
+      <w:r>
+        <w:rPr>
+          <w:b/>
+        </w:rPr>
+        <w:t>Max pooling</w:t>
+      </w:r>
+      <w:r>
+        <w:rPr>
+          <w:b w:val="0"/>
+        </w:rPr>
+        <w:t xml:space="preserve"> keeps the largest value in each window. </w:t>
+      </w:r>
+      <w:r>
+        <w:rPr>
+          <w:b/>
+        </w:rPr>
+        <w:t>Mean pooling</w:t>
+      </w:r>
+      <w:r>
+        <w:rPr>
+          <w:b w:val="0"/>
+        </w:rPr>
+        <w:t xml:space="preserve"> adds the four values and divides by 4. Neither operation learns weights in this lesson.</w:t>
+      </w:r>
+    </w:p>
+    <w:p>
+      <w:pPr>
+        <w:spacing w:line="336" w:lineRule="auto" w:after="180"/>
+      </w:pPr>
+      <w:r>
+        <w:rPr>
+          <w:b w:val="0"/>
+        </w:rPr>
+        <w:t>These are fixed summaries of the incoming feature map, unlike the trainable kernel parameters introduced last week.</w:t>
       </w:r>
     </w:p>
     <w:tbl>
@@ -411,8 +636,50 @@
       </w:tr>
     </w:tbl>
     <w:p>
-      <w:r>
-        <w:t>The max output is [[4, 5], [6, 7]], and the mean output is [[2.5, 2], [3, 3.25]]. Both have shape 2 by 2. Sixteen values become four, but the four outputs still preserve the coarse arrangement of the four regions.</w:t>
+      <w:pPr>
+        <w:spacing w:line="336" w:lineRule="auto" w:after="180"/>
+      </w:pPr>
+      <w:r>
+        <w:rPr>
+          <w:b w:val="0"/>
+        </w:rPr>
+        <w:t xml:space="preserve">The max </w:t>
+      </w:r>
+      <w:r>
+        <w:rPr>
+          <w:b/>
+        </w:rPr>
+        <w:t>output</w:t>
+      </w:r>
+      <w:r>
+        <w:rPr>
+          <w:b w:val="0"/>
+        </w:rPr>
+        <w:t xml:space="preserve"> is [[4, 5], [6, 7]], and the mean </w:t>
+      </w:r>
+      <w:r>
+        <w:rPr>
+          <w:b/>
+        </w:rPr>
+        <w:t>output</w:t>
+      </w:r>
+      <w:r>
+        <w:rPr>
+          <w:b w:val="0"/>
+        </w:rPr>
+        <w:t xml:space="preserve"> is [[2.5, 2], [3, 3.25]]. Both have shape 2 by 2. Sixteen values become four, but the four </w:t>
+      </w:r>
+      <w:r>
+        <w:rPr>
+          <w:b/>
+        </w:rPr>
+        <w:t>output</w:t>
+      </w:r>
+      <w:r>
+        <w:rPr>
+          <w:b w:val="0"/>
+        </w:rPr>
+        <w:t>s still preserve the coarse arrangement of the four regions.</w:t>
       </w:r>
     </w:p>
     <w:p>
@@ -448,7 +715,29 @@
     </w:p>
     <w:p>
       <w:r>
-        <w:t>This code assumes a nonempty rectangular numeric map at least 2 by 2. It uses only complete 2 by 2 windows, stride 2 and no padding. It returns two separate summaries of the same map; it does not apply one pooling operation after the other.</w:t>
+        <w:t>Follow the mechanism for Pooling and spatial information. Connect each labelled input, deciding step and result.</w:t>
+      </w:r>
+    </w:p>
+    <w:p>
+      <w:pPr>
+        <w:spacing w:line="336" w:lineRule="auto" w:after="180"/>
+      </w:pPr>
+      <w:r>
+        <w:rPr>
+          <w:b w:val="0"/>
+        </w:rPr>
+        <w:t>This code assumes a nonempty rectangular numeric map at least 2 by 2. It uses only complete 2 by 2 windows, stride 2 and no padding.</w:t>
+      </w:r>
+    </w:p>
+    <w:p>
+      <w:pPr>
+        <w:spacing w:line="336" w:lineRule="auto" w:after="180"/>
+      </w:pPr>
+      <w:r>
+        <w:rPr>
+          <w:b w:val="0"/>
+        </w:rPr>
+        <w:t>It returns two separate summaries of the same map; it does not apply one pooling operation after the other.</w:t>
       </w:r>
     </w:p>
     <w:p>
@@ -498,8 +787,49 @@
       </w:r>
     </w:p>
     <w:p>
-      <w:r>
-        <w:t>For this complete-window rule the output shape is floor((H - 2) / 2) + 1 by floor((W - 2) / 2) + 1. A 3 by 3 map produces just one output; its last row and last column are not read. Do not silently invent a partial-window rule or pad missing positions.</w:t>
+      <w:pPr>
+        <w:spacing w:line="336" w:lineRule="auto" w:after="180"/>
+      </w:pPr>
+      <w:r>
+        <w:rPr>
+          <w:b w:val="0"/>
+        </w:rPr>
+        <w:t xml:space="preserve">For this complete-window rule the </w:t>
+      </w:r>
+      <w:r>
+        <w:rPr>
+          <w:b/>
+        </w:rPr>
+        <w:t>output</w:t>
+      </w:r>
+      <w:r>
+        <w:rPr>
+          <w:b w:val="0"/>
+        </w:rPr>
+        <w:t xml:space="preserve"> shape is floor((H - 2) / 2) + 1 by floor((W - 2) / 2) + 1. A 3 by 3 map produces just one </w:t>
+      </w:r>
+      <w:r>
+        <w:rPr>
+          <w:b/>
+        </w:rPr>
+        <w:t>output</w:t>
+      </w:r>
+      <w:r>
+        <w:rPr>
+          <w:b w:val="0"/>
+        </w:rPr>
+        <w:t>; its last row and last column are not read.</w:t>
+      </w:r>
+    </w:p>
+    <w:p>
+      <w:pPr>
+        <w:spacing w:line="336" w:lineRule="auto" w:after="180"/>
+      </w:pPr>
+      <w:r>
+        <w:rPr>
+          <w:b w:val="0"/>
+        </w:rPr>
+        <w:t>Do not silently invent a partial-window rule or pad missing positions.</w:t>
       </w:r>
     </w:p>
     <w:p>
@@ -511,8 +841,26 @@
       </w:r>
     </w:p>
     <w:p>
-      <w:r>
-        <w:t>Point to the input, the deciding step and the result in this week’s visual. Explain the same step in ordinary words. A picture helps when you can say what each part represents.</w:t>
+      <w:pPr>
+        <w:spacing w:line="336" w:lineRule="auto" w:after="180"/>
+      </w:pPr>
+      <w:r>
+        <w:rPr>
+          <w:b w:val="0"/>
+        </w:rPr>
+        <w:t xml:space="preserve">Point to the </w:t>
+      </w:r>
+      <w:r>
+        <w:rPr>
+          <w:b/>
+        </w:rPr>
+        <w:t>input</w:t>
+      </w:r>
+      <w:r>
+        <w:rPr>
+          <w:b w:val="0"/>
+        </w:rPr>
+        <w:t>, the deciding step and the result in this week’s visual. Explain the same step in ordinary words. A picture helps when you can say what each part represents.</w:t>
       </w:r>
     </w:p>
     <w:p>
@@ -524,6 +872,11 @@
       </w:r>
     </w:p>
     <w:p>
+      <w:r>
+        <w:t>Compare the supplied cases for Pooling and spatial information. Identify the detail that changes the conclusion.</w:t>
+      </w:r>
+    </w:p>
+    <w:p>
       <w:pPr>
         <w:pStyle w:val="Heading3"/>
       </w:pPr>
@@ -532,7 +885,13 @@
       </w:r>
     </w:p>
     <w:p>
-      <w:r>
+      <w:pPr>
+        <w:spacing w:line="336" w:lineRule="auto" w:after="180"/>
+      </w:pPr>
+      <w:r>
+        <w:rPr>
+          <w:b w:val="0"/>
+        </w:rPr>
         <w:t>Give two different 2 by 2 windows containing exactly one 4 and three zeros that have the same maximum and mean. Explain why either scalar alone cannot identify the position of the 4.</w:t>
       </w:r>
     </w:p>
@@ -578,17 +937,68 @@
       </w:r>
     </w:p>
     <w:p>
-      <w:r>
+      <w:pPr>
+        <w:pStyle w:val="Heading3"/>
+      </w:pPr>
+      <w:r>
+        <w:t>Change one thing</w:t>
+      </w:r>
+    </w:p>
+    <w:p>
+      <w:pPr>
+        <w:spacing w:line="336" w:lineRule="auto" w:after="180"/>
+        <w:shd w:fill="F5F1FB"/>
+      </w:pPr>
+      <w:r>
+        <w:rPr>
+          <w:b w:val="0"/>
+        </w:rPr>
         <w:t>Change: Swap1 and 4 within the left window.</w:t>
       </w:r>
     </w:p>
     <w:p>
-      <w:r>
-        <w:t>Prediction: Both pooled maps remain unchanged.</w:t>
-      </w:r>
-    </w:p>
-    <w:p>
-      <w:r>
+      <w:pPr>
+        <w:pStyle w:val="Heading3"/>
+      </w:pPr>
+      <w:r>
+        <w:t>Predicted result</w:t>
+      </w:r>
+    </w:p>
+    <w:p>
+      <w:pPr>
+        <w:spacing w:line="336" w:lineRule="auto" w:after="180"/>
+        <w:shd w:fill="F1F6FC"/>
+      </w:pPr>
+      <w:r>
+        <w:rPr>
+          <w:b/>
+        </w:rPr>
+        <w:t>Prediction</w:t>
+      </w:r>
+      <w:r>
+        <w:rPr>
+          <w:b w:val="0"/>
+        </w:rPr>
+        <w:t>: Both pooled maps remain unchanged.</w:t>
+      </w:r>
+    </w:p>
+    <w:p>
+      <w:pPr>
+        <w:pStyle w:val="Heading3"/>
+      </w:pPr>
+      <w:r>
+        <w:t>Why the result follows</w:t>
+      </w:r>
+    </w:p>
+    <w:p>
+      <w:pPr>
+        <w:spacing w:line="336" w:lineRule="auto" w:after="180"/>
+        <w:shd w:fill="F1F6FC"/>
+      </w:pPr>
+      <w:r>
+        <w:rPr>
+          <w:b w:val="0"/>
+        </w:rPr>
         <w:t>Reason: Max and mean ignore the positions of values inside the same window.</w:t>
       </w:r>
     </w:p>
@@ -598,6 +1008,11 @@
       </w:pPr>
       <w:r>
         <w:t>05. Words that unlock the idea</w:t>
+      </w:r>
+    </w:p>
+    <w:p>
+      <w:r>
+        <w:t>Use the vocabulary of Pooling and spatial information to explain a concrete decision, rather than only memorising definitions.</w:t>
       </w:r>
     </w:p>
     <w:tbl>
@@ -753,6 +1168,11 @@
       </w:pPr>
       <w:r>
         <w:t>06. Follow a worked example</w:t>
+      </w:r>
+    </w:p>
+    <w:p>
+      <w:r>
+        <w:t>Follow the worked trace for Pooling and spatial information, predict a step, then compare with its explanation.</w:t>
       </w:r>
     </w:p>
     <w:p>
@@ -948,7 +1368,13 @@
       </w:r>
     </w:p>
     <w:p>
-      <w:r>
+      <w:pPr>
+        <w:spacing w:line="336" w:lineRule="auto" w:after="180"/>
+      </w:pPr>
+      <w:r>
+        <w:rPr>
+          <w:b w:val="0"/>
+        </w:rPr>
         <w:t>Cover the result before checking it. Say what is given, choose the procedure, and follow one step at a time. Then uncover the result and explain your first mismatch. Ask why a step is allowed, not only what number it produces.</w:t>
       </w:r>
     </w:p>
@@ -961,7 +1387,13 @@
       </w:r>
     </w:p>
     <w:p>
-      <w:r>
+      <w:pPr>
+        <w:spacing w:line="336" w:lineRule="auto" w:after="180"/>
+      </w:pPr>
+      <w:r>
+        <w:rPr>
+          <w:b w:val="0"/>
+        </w:rPr>
         <w:t>Pool a small map and show the detail it cannot retain.</w:t>
       </w:r>
     </w:p>
@@ -974,13 +1406,55 @@
       </w:r>
     </w:p>
     <w:p>
-      <w:r>
+      <w:pPr>
+        <w:pStyle w:val="Heading3"/>
+      </w:pPr>
+      <w:r>
+        <w:t>Supplied facts</w:t>
+      </w:r>
+    </w:p>
+    <w:p>
+      <w:pPr>
+        <w:spacing w:line="336" w:lineRule="auto" w:after="180"/>
+        <w:shd w:fill="F1F6FC"/>
+      </w:pPr>
+      <w:r>
+        <w:rPr>
+          <w:b w:val="0"/>
+        </w:rPr>
         <w:t>Feature map rows [1, 4, 2, 0],[3, 2, 5, 1]. Pool non-overlapping2×2 windows, stride2, no padding.</w:t>
       </w:r>
     </w:p>
     <w:p>
-      <w:r>
-        <w:t>All inputs and outcomes in this worked example are invented classroom data; no real model run is claimed.</w:t>
+      <w:pPr>
+        <w:pStyle w:val="Heading3"/>
+      </w:pPr>
+      <w:r>
+        <w:t>Supplied facts</w:t>
+      </w:r>
+    </w:p>
+    <w:p>
+      <w:pPr>
+        <w:spacing w:line="336" w:lineRule="auto" w:after="180"/>
+        <w:shd w:fill="F1F6FC"/>
+      </w:pPr>
+      <w:r>
+        <w:rPr>
+          <w:b w:val="0"/>
+        </w:rPr>
+        <w:t xml:space="preserve">All </w:t>
+      </w:r>
+      <w:r>
+        <w:rPr>
+          <w:b/>
+        </w:rPr>
+        <w:t>input</w:t>
+      </w:r>
+      <w:r>
+        <w:rPr>
+          <w:b w:val="0"/>
+        </w:rPr>
+        <w:t>s and outcomes in this worked example are invented classroom data; no real model run is claimed.</w:t>
       </w:r>
     </w:p>
     <w:p>
@@ -1179,30 +1653,138 @@
       </w:r>
     </w:p>
     <w:p>
-      <w:r>
-        <w:t>Pooling compresses each local window into a summary. Maximum keeps its largest value; mean keeps its average. Neither summary records where each value appeared. Swapping values inside one window leaves both summaries unchanged here, so the pooled output cannot reconstruct the original arrangement. The chosen window, stride and boundary policy determine the output shape.</w:t>
-      </w:r>
-    </w:p>
-    <w:p>
       <w:pPr>
         <w:pStyle w:val="Heading3"/>
       </w:pPr>
       <w:r>
+        <w:t>Why the result follows</w:t>
+      </w:r>
+    </w:p>
+    <w:p>
+      <w:pPr>
+        <w:spacing w:line="336" w:lineRule="auto" w:after="180"/>
+        <w:shd w:fill="F1F6FC"/>
+      </w:pPr>
+      <w:r>
+        <w:rPr>
+          <w:b w:val="0"/>
+        </w:rPr>
+        <w:t>Pooling compresses each local window into a summary. Maximum keeps its largest value; mean keeps its average. Neither summary records where each value appeared.</w:t>
+      </w:r>
+    </w:p>
+    <w:p>
+      <w:pPr>
+        <w:spacing w:line="336" w:lineRule="auto" w:after="180"/>
+        <w:shd w:fill="F1F6FC"/>
+      </w:pPr>
+      <w:r>
+        <w:rPr>
+          <w:b w:val="0"/>
+        </w:rPr>
+        <w:t xml:space="preserve">Swapping values inside one window leaves both summaries unchanged here, so the pooled </w:t>
+      </w:r>
+      <w:r>
+        <w:rPr>
+          <w:b/>
+        </w:rPr>
+        <w:t>output</w:t>
+      </w:r>
+      <w:r>
+        <w:rPr>
+          <w:b w:val="0"/>
+        </w:rPr>
+        <w:t xml:space="preserve"> cannot reconstruct the original arrangement. The chosen window, stride and boundary policy determine the </w:t>
+      </w:r>
+      <w:r>
+        <w:rPr>
+          <w:b/>
+        </w:rPr>
+        <w:t>output</w:t>
+      </w:r>
+      <w:r>
+        <w:rPr>
+          <w:b w:val="0"/>
+        </w:rPr>
+        <w:t xml:space="preserve"> shape.</w:t>
+      </w:r>
+    </w:p>
+    <w:p>
+      <w:pPr>
+        <w:pStyle w:val="Heading3"/>
+      </w:pPr>
+      <w:r>
         <w:t>What this example does not establish</w:t>
       </w:r>
     </w:p>
     <w:p>
-      <w:r>
+      <w:pPr>
+        <w:pStyle w:val="Heading3"/>
+      </w:pPr>
+      <w:r>
+        <w:t>Keep the stated limit</w:t>
+      </w:r>
+    </w:p>
+    <w:p>
+      <w:pPr>
+        <w:spacing w:line="336" w:lineRule="auto" w:after="180"/>
+        <w:shd w:fill="FFF5E6"/>
+      </w:pPr>
+      <w:r>
+        <w:rPr>
+          <w:b w:val="0"/>
+        </w:rPr>
         <w:t>Pooling is a declared aggregation, not automatic improvement; losing location can harm tasks that need precise positions.</w:t>
       </w:r>
     </w:p>
     <w:p>
-      <w:r>
-        <w:t>Read the labelled picture: Can the max map reveal where the 4 originally appeared? Point to the relevant step in the picture, then write the changed result and the rule or evidence that supports it.</w:t>
-      </w:r>
-    </w:p>
-    <w:p>
-      <w:r>
+      <w:pPr>
+        <w:pStyle w:val="Heading3"/>
+      </w:pPr>
+      <w:r>
+        <w:t>Keep the stated limit</w:t>
+      </w:r>
+    </w:p>
+    <w:p>
+      <w:pPr>
+        <w:spacing w:line="336" w:lineRule="auto" w:after="180"/>
+        <w:shd w:fill="FFF5E6"/>
+      </w:pPr>
+      <w:r>
+        <w:rPr>
+          <w:b w:val="0"/>
+        </w:rPr>
+        <w:t xml:space="preserve">Read the labelled picture: Can the max map reveal where the 4 originally appeared? Point to the relevant step in the picture, then write the changed result and the rule or </w:t>
+      </w:r>
+      <w:r>
+        <w:rPr>
+          <w:b/>
+        </w:rPr>
+        <w:t>evidence</w:t>
+      </w:r>
+      <w:r>
+        <w:rPr>
+          <w:b w:val="0"/>
+        </w:rPr>
+        <w:t xml:space="preserve"> that supports it.</w:t>
+      </w:r>
+    </w:p>
+    <w:p>
+      <w:pPr>
+        <w:pStyle w:val="Heading3"/>
+      </w:pPr>
+      <w:r>
+        <w:t>Keep the stated limit</w:t>
+      </w:r>
+    </w:p>
+    <w:p>
+      <w:pPr>
+        <w:spacing w:line="336" w:lineRule="auto" w:after="180"/>
+        <w:shd w:fill="FFF5E6"/>
+      </w:pPr>
+      <w:r>
+        <w:rPr>
+          <w:b w:val="0"/>
+        </w:rPr>
         <w:t>Change one thing: Swap1 and 4 within the left window. Predict the result before checking the explanation. What remains the same?</w:t>
       </w:r>
     </w:p>
@@ -1216,17 +1798,7 @@
     </w:p>
     <w:p>
       <w:r>
-        <w:t>Within one isolated window, rearranging its values preserves both its maximum and mean. But moving a value across a window boundary can change the output map. In a 2 by 4 map of zeros, put a single 8 at row 0 column 1. Max pooling gives [[8, 0]]. Move that 8 one column right to column 2, replacing the old position with zero: the output becomes [[0, 8]]. Pooling therefore does not guarantee that a classifier ignores every small movement.</w:t>
-      </w:r>
-    </w:p>
-    <w:p>
-      <w:r>
-        <w:t>Negative values are valid inputs. For [[-4, -2], [-7, -3]], the maximum is -2 and the mean is -4. Starting a maximum calculation at zero would incorrectly return 0. Adding a zero to the window would also change its maximum: padding choices matter. Our examples use no padding.</w:t>
-      </w:r>
-    </w:p>
-    <w:p>
-      <w:r>
-        <w:t>Returning the position of a maximum can preserve extra location information, but it still does not restore the discarded values. For example, [[5, 1], [2, 3]] and [[5, 0], [0, 0]] have the same unique maximum 5 at the top-left position. Even the maximum plus its position cannot tell which original window was used.</w:t>
+        <w:t>Find the unsupported step in the Pooling and spatial information claim and explain a repair using the supplied evidence.</w:t>
       </w:r>
     </w:p>
     <w:p>
@@ -1234,12 +1806,182 @@
         <w:pStyle w:val="Heading3"/>
       </w:pPr>
       <w:r>
+        <w:t>Check the claim against the facts</w:t>
+      </w:r>
+    </w:p>
+    <w:p>
+      <w:pPr>
+        <w:spacing w:line="336" w:lineRule="auto" w:after="180"/>
+        <w:shd w:fill="FFF5E6"/>
+      </w:pPr>
+      <w:r>
+        <w:rPr>
+          <w:b w:val="0"/>
+        </w:rPr>
+        <w:t xml:space="preserve">Within one isolated window, rearranging its values preserves both its maximum and mean. But moving a value across a window boundary can change the </w:t>
+      </w:r>
+      <w:r>
+        <w:rPr>
+          <w:b/>
+        </w:rPr>
+        <w:t>output</w:t>
+      </w:r>
+      <w:r>
+        <w:rPr>
+          <w:b w:val="0"/>
+        </w:rPr>
+        <w:t xml:space="preserve"> map. In a 2 by 4 map of zeros, put a single 8 at row 0 column 1.</w:t>
+      </w:r>
+    </w:p>
+    <w:p>
+      <w:pPr>
+        <w:spacing w:line="336" w:lineRule="auto" w:after="180"/>
+        <w:shd w:fill="FFF5E6"/>
+      </w:pPr>
+      <w:r>
+        <w:rPr>
+          <w:b/>
+        </w:rPr>
+        <w:t>Max pooling</w:t>
+      </w:r>
+      <w:r>
+        <w:rPr>
+          <w:b w:val="0"/>
+        </w:rPr>
+        <w:t xml:space="preserve"> gives [[8, 0]]. Move that 8 one column right to column 2, replacing the old position with zero: the </w:t>
+      </w:r>
+      <w:r>
+        <w:rPr>
+          <w:b/>
+        </w:rPr>
+        <w:t>output</w:t>
+      </w:r>
+      <w:r>
+        <w:rPr>
+          <w:b w:val="0"/>
+        </w:rPr>
+        <w:t xml:space="preserve"> becomes [[0, 8]]. Pooling therefore does not guarantee that a classifier ignores every small movement.</w:t>
+      </w:r>
+    </w:p>
+    <w:p>
+      <w:pPr>
+        <w:spacing w:line="336" w:lineRule="auto" w:after="180"/>
+      </w:pPr>
+      <w:r>
+        <w:rPr>
+          <w:b w:val="0"/>
+        </w:rPr>
+        <w:t xml:space="preserve">Negative values are valid </w:t>
+      </w:r>
+      <w:r>
+        <w:rPr>
+          <w:b/>
+        </w:rPr>
+        <w:t>input</w:t>
+      </w:r>
+      <w:r>
+        <w:rPr>
+          <w:b w:val="0"/>
+        </w:rPr>
+        <w:t>s. For [[-4, -2], [-7, -3]], the maximum is -2 and the mean is -4. Starting a maximum calculation at zero would incorrectly return 0.</w:t>
+      </w:r>
+    </w:p>
+    <w:p>
+      <w:pPr>
+        <w:spacing w:line="336" w:lineRule="auto" w:after="180"/>
+      </w:pPr>
+      <w:r>
+        <w:rPr>
+          <w:b w:val="0"/>
+        </w:rPr>
+        <w:t>Adding a zero to the window would also change its maximum: padding choices matter. Our examples use no padding.</w:t>
+      </w:r>
+    </w:p>
+    <w:p>
+      <w:pPr>
+        <w:pStyle w:val="Heading3"/>
+      </w:pPr>
+      <w:r>
+        <w:t>Check the claim against the facts</w:t>
+      </w:r>
+    </w:p>
+    <w:p>
+      <w:pPr>
+        <w:spacing w:line="336" w:lineRule="auto" w:after="180"/>
+        <w:shd w:fill="FFF5E6"/>
+      </w:pPr>
+      <w:r>
+        <w:rPr>
+          <w:b w:val="0"/>
+        </w:rPr>
+        <w:t>Returning the position of a maximum can preserve extra location information, but it still does not restore the discarded values.</w:t>
+      </w:r>
+    </w:p>
+    <w:p>
+      <w:pPr>
+        <w:spacing w:line="336" w:lineRule="auto" w:after="180"/>
+        <w:shd w:fill="FFF5E6"/>
+      </w:pPr>
+      <w:r>
+        <w:rPr>
+          <w:b w:val="0"/>
+        </w:rPr>
+        <w:t>For example, [[5, 1], [2, 3]] and [[5, 0], [0, 0]] have the same unique maximum 5 at the top-left position. Even the maximum plus its position cannot tell which original window was used.</w:t>
+      </w:r>
+    </w:p>
+    <w:p>
+      <w:pPr>
+        <w:pStyle w:val="Heading3"/>
+      </w:pPr>
+      <w:r>
         <w:t>Locate the earliest unsupported step</w:t>
       </w:r>
     </w:p>
     <w:p>
-      <w:r>
-        <w:t>Apply the lesson complete-window rule to [[1, 2, 99], [3, 4, 99], [99, 99, 99]]. Give the output shape and both outputs. Explain why neither output includes 99.</w:t>
+      <w:pPr>
+        <w:spacing w:line="336" w:lineRule="auto" w:after="180"/>
+      </w:pPr>
+      <w:r>
+        <w:rPr>
+          <w:b w:val="0"/>
+        </w:rPr>
+        <w:t xml:space="preserve">Apply the lesson complete-window rule to [[1, 2, 99], [3, 4, 99], [99, 99, 99]]. Give the </w:t>
+      </w:r>
+      <w:r>
+        <w:rPr>
+          <w:b/>
+        </w:rPr>
+        <w:t>output</w:t>
+      </w:r>
+      <w:r>
+        <w:rPr>
+          <w:b w:val="0"/>
+        </w:rPr>
+        <w:t xml:space="preserve"> shape and both </w:t>
+      </w:r>
+      <w:r>
+        <w:rPr>
+          <w:b/>
+        </w:rPr>
+        <w:t>output</w:t>
+      </w:r>
+      <w:r>
+        <w:rPr>
+          <w:b w:val="0"/>
+        </w:rPr>
+        <w:t xml:space="preserve">s. Explain why neither </w:t>
+      </w:r>
+      <w:r>
+        <w:rPr>
+          <w:b/>
+        </w:rPr>
+        <w:t>output</w:t>
+      </w:r>
+      <w:r>
+        <w:rPr>
+          <w:b w:val="0"/>
+        </w:rPr>
+        <w:t xml:space="preserve"> includes 99.</w:t>
       </w:r>
     </w:p>
     <w:p>
@@ -1290,7 +2032,30 @@
     </w:p>
     <w:p>
       <w:r>
-        <w:t>For the lesson window starting at [2, 2], list the four values, sum, maximum and mean. State the complete pooled output shape.</w:t>
+        <w:t>Practise Pooling and spatial information with support, then explain the deciding step in your own words.</w:t>
+      </w:r>
+    </w:p>
+    <w:p>
+      <w:pPr>
+        <w:spacing w:line="336" w:lineRule="auto" w:after="180"/>
+      </w:pPr>
+      <w:r>
+        <w:rPr>
+          <w:b w:val="0"/>
+        </w:rPr>
+        <w:t xml:space="preserve">For the lesson window starting at [2, 2], list the four values, sum, maximum and mean. State the complete pooled </w:t>
+      </w:r>
+      <w:r>
+        <w:rPr>
+          <w:b/>
+        </w:rPr>
+        <w:t>output</w:t>
+      </w:r>
+      <w:r>
+        <w:rPr>
+          <w:b w:val="0"/>
+        </w:rPr>
+        <w:t xml:space="preserve"> shape.</w:t>
       </w:r>
     </w:p>
     <w:p>
@@ -1358,8 +2123,38 @@
       </w:r>
     </w:p>
     <w:p>
-      <w:r>
-        <w:t>Use workbook W2 for the connected example “Pooling and spatial information”. First fill the input and rule boxes. Try the middle steps before asking for a hint. After a hint, try the next step yourself.</w:t>
+      <w:pPr>
+        <w:spacing w:line="336" w:lineRule="auto" w:after="180"/>
+      </w:pPr>
+      <w:r>
+        <w:rPr>
+          <w:b w:val="0"/>
+        </w:rPr>
+        <w:t xml:space="preserve">Use workbook W2 for the connected example “Pooling and </w:t>
+      </w:r>
+      <w:r>
+        <w:rPr>
+          <w:b/>
+        </w:rPr>
+        <w:t>spatial information</w:t>
+      </w:r>
+      <w:r>
+        <w:rPr>
+          <w:b w:val="0"/>
+        </w:rPr>
+        <w:t xml:space="preserve">”. First fill the </w:t>
+      </w:r>
+      <w:r>
+        <w:rPr>
+          <w:b/>
+        </w:rPr>
+        <w:t>input</w:t>
+      </w:r>
+      <w:r>
+        <w:rPr>
+          <w:b w:val="0"/>
+        </w:rPr>
+        <w:t xml:space="preserve"> and rule boxes. Try the middle steps before asking for a hint. After a hint, try the next step yourself.</w:t>
       </w:r>
     </w:p>
     <w:tbl>
@@ -1442,7 +2237,13 @@
       </w:tr>
     </w:tbl>
     <w:p>
-      <w:r>
+      <w:pPr>
+        <w:spacing w:line="336" w:lineRule="auto" w:after="180"/>
+      </w:pPr>
+      <w:r>
+        <w:rPr>
+          <w:b w:val="0"/>
+        </w:rPr>
         <w:t>Explain your trace to a partner. Your partner points to one step to check. Swap roles on the next case. Each person writes their own explanation.</w:t>
       </w:r>
     </w:p>
@@ -1455,12 +2256,59 @@
       </w:r>
     </w:p>
     <w:p>
-      <w:r>
-        <w:t>Use the worked case for Pooling and spatial information. Proposed explanation: “Max pooling turns negative numbers into zero”. Decide whether this explanation is supported. Point to the step or supplied fact that decides; explain your repair if needed.</w:t>
-      </w:r>
-    </w:p>
-    <w:p>
-      <w:r>
+      <w:pPr>
+        <w:spacing w:line="336" w:lineRule="auto" w:after="180"/>
+      </w:pPr>
+      <w:r>
+        <w:rPr>
+          <w:b w:val="0"/>
+        </w:rPr>
+        <w:t xml:space="preserve">Use the worked case for Pooling and </w:t>
+      </w:r>
+      <w:r>
+        <w:rPr>
+          <w:b/>
+        </w:rPr>
+        <w:t>spatial information</w:t>
+      </w:r>
+      <w:r>
+        <w:rPr>
+          <w:b w:val="0"/>
+        </w:rPr>
+        <w:t>. Proposed explanation: “</w:t>
+      </w:r>
+      <w:r>
+        <w:rPr>
+          <w:b/>
+        </w:rPr>
+        <w:t>Max pooling</w:t>
+      </w:r>
+      <w:r>
+        <w:rPr>
+          <w:b w:val="0"/>
+        </w:rPr>
+        <w:t xml:space="preserve"> turns negative numbers into zero”. Decide whether this explanation is supported.</w:t>
+      </w:r>
+    </w:p>
+    <w:p>
+      <w:pPr>
+        <w:spacing w:line="336" w:lineRule="auto" w:after="180"/>
+      </w:pPr>
+      <w:r>
+        <w:rPr>
+          <w:b w:val="0"/>
+        </w:rPr>
+        <w:t>Point to the step or supplied fact that decides; explain your repair if needed.</w:t>
+      </w:r>
+    </w:p>
+    <w:p>
+      <w:pPr>
+        <w:spacing w:line="336" w:lineRule="auto" w:after="180"/>
+      </w:pPr>
+      <w:r>
+        <w:rPr>
+          <w:b w:val="0"/>
+        </w:rPr>
         <w:t>Answer on your own before discussion. If you are unsure, say which step you need help with.</w:t>
       </w:r>
     </w:p>
@@ -1473,8 +2321,26 @@
       </w:r>
     </w:p>
     <w:p>
-      <w:r>
-        <w:t>Can the max map reveal where the 4 originally appeared? Point to the relevant step in the picture, then write the changed result and the rule or evidence that supports it.</w:t>
+      <w:pPr>
+        <w:spacing w:line="336" w:lineRule="auto" w:after="180"/>
+      </w:pPr>
+      <w:r>
+        <w:rPr>
+          <w:b w:val="0"/>
+        </w:rPr>
+        <w:t xml:space="preserve">Can the max map reveal where the 4 originally appeared? Point to the relevant step in the picture, then write the changed result and the rule or </w:t>
+      </w:r>
+      <w:r>
+        <w:rPr>
+          <w:b/>
+        </w:rPr>
+        <w:t>evidence</w:t>
+      </w:r>
+      <w:r>
+        <w:rPr>
+          <w:b w:val="0"/>
+        </w:rPr>
+        <w:t xml:space="preserve"> that supports it.</w:t>
       </w:r>
     </w:p>
     <w:p>
@@ -1506,7 +2372,13 @@
       </w:r>
     </w:p>
     <w:p>
-      <w:r>
+      <w:pPr>
+        <w:spacing w:line="336" w:lineRule="auto" w:after="180"/>
+      </w:pPr>
+      <w:r>
+        <w:rPr>
+          <w:b w:val="0"/>
+        </w:rPr>
         <w:t>This is supported practice. Keep the separately named independent case for an attempt before feedback.</w:t>
       </w:r>
     </w:p>
@@ -1519,6 +2391,11 @@
       </w:r>
     </w:p>
     <w:p>
+      <w:r>
+        <w:t>Investigate Pooling and spatial information. Record the prediction, actual observation or labelled paper trace, explanation and next test separately.</w:t>
+      </w:r>
+    </w:p>
+    <w:p>
       <w:pPr>
         <w:pStyle w:val="Heading3"/>
       </w:pPr>
@@ -1527,7 +2404,13 @@
       </w:r>
     </w:p>
     <w:p>
-      <w:r>
+      <w:pPr>
+        <w:spacing w:line="336" w:lineRule="auto" w:after="180"/>
+      </w:pPr>
+      <w:r>
+        <w:rPr>
+          <w:b w:val="0"/>
+        </w:rPr>
         <w:t>Give two different 2 by 2 windows containing exactly one 4 and three zeros that have the same maximum and mean. Explain why either scalar alone cannot identify the position of the 4.</w:t>
       </w:r>
     </w:p>
@@ -1714,7 +2597,13 @@
       </w:tr>
     </w:tbl>
     <w:p>
-      <w:r>
+      <w:pPr>
+        <w:spacing w:line="336" w:lineRule="auto" w:after="180"/>
+      </w:pPr>
+      <w:r>
+        <w:rPr>
+          <w:b w:val="0"/>
+        </w:rPr>
         <w:t>On paper, trace the supplied procedure. If code is provided, predict before running it in a local practice file. Never write an expected answer as though it were an observed run.</w:t>
       </w:r>
     </w:p>
@@ -1727,7 +2616,13 @@
       </w:r>
     </w:p>
     <w:p>
-      <w:r>
+      <w:pPr>
+        <w:spacing w:line="336" w:lineRule="auto" w:after="180"/>
+      </w:pPr>
+      <w:r>
+        <w:rPr>
+          <w:b w:val="0"/>
+        </w:rPr>
         <w:t>Before trying: what do I expect, and why? While trying: which step could first go wrong? Afterwards: what did I actually observe, and what should change? Keep “not run” if you only traced the procedure.</w:t>
       </w:r>
     </w:p>
@@ -1740,6 +2635,11 @@
       </w:r>
     </w:p>
     <w:p>
+      <w:r>
+        <w:t>Move from recall to tracing, diagnosis and transfer in Pooling and spatial information. Explain why each step is justified.</w:t>
+      </w:r>
+    </w:p>
+    <w:p>
       <w:pPr>
         <w:pStyle w:val="Heading3"/>
       </w:pPr>
@@ -1748,17 +2648,84 @@
       </w:r>
     </w:p>
     <w:p>
-      <w:r>
-        <w:t>For the lesson window starting at [2, 2], list the four values, sum, maximum and mean. State the complete pooled output shape.</w:t>
-      </w:r>
-    </w:p>
-    <w:p>
-      <w:r>
-        <w:t>Apply the lesson complete-window rule to [[1, 2, 99], [3, 4, 99], [99, 99, 99]]. Give the output shape and both outputs. Explain why neither output includes 99.</w:t>
-      </w:r>
-    </w:p>
-    <w:p>
-      <w:r>
+      <w:pPr>
+        <w:spacing w:line="336" w:lineRule="auto" w:after="180"/>
+      </w:pPr>
+      <w:r>
+        <w:rPr>
+          <w:b w:val="0"/>
+        </w:rPr>
+        <w:t xml:space="preserve">For the lesson window starting at [2, 2], list the four values, sum, maximum and mean. State the complete pooled </w:t>
+      </w:r>
+      <w:r>
+        <w:rPr>
+          <w:b/>
+        </w:rPr>
+        <w:t>output</w:t>
+      </w:r>
+      <w:r>
+        <w:rPr>
+          <w:b w:val="0"/>
+        </w:rPr>
+        <w:t xml:space="preserve"> shape.</w:t>
+      </w:r>
+    </w:p>
+    <w:p>
+      <w:pPr>
+        <w:spacing w:line="336" w:lineRule="auto" w:after="180"/>
+      </w:pPr>
+      <w:r>
+        <w:rPr>
+          <w:b w:val="0"/>
+        </w:rPr>
+        <w:t xml:space="preserve">Apply the lesson complete-window rule to [[1, 2, 99], [3, 4, 99], [99, 99, 99]]. Give the </w:t>
+      </w:r>
+      <w:r>
+        <w:rPr>
+          <w:b/>
+        </w:rPr>
+        <w:t>output</w:t>
+      </w:r>
+      <w:r>
+        <w:rPr>
+          <w:b w:val="0"/>
+        </w:rPr>
+        <w:t xml:space="preserve"> shape and both </w:t>
+      </w:r>
+      <w:r>
+        <w:rPr>
+          <w:b/>
+        </w:rPr>
+        <w:t>output</w:t>
+      </w:r>
+      <w:r>
+        <w:rPr>
+          <w:b w:val="0"/>
+        </w:rPr>
+        <w:t xml:space="preserve">s. Explain why neither </w:t>
+      </w:r>
+      <w:r>
+        <w:rPr>
+          <w:b/>
+        </w:rPr>
+        <w:t>output</w:t>
+      </w:r>
+      <w:r>
+        <w:rPr>
+          <w:b w:val="0"/>
+        </w:rPr>
+        <w:t xml:space="preserve"> includes 99.</w:t>
+      </w:r>
+    </w:p>
+    <w:p>
+      <w:pPr>
+        <w:spacing w:line="336" w:lineRule="auto" w:after="180"/>
+        <w:shd w:fill="F5F1FB"/>
+      </w:pPr>
+      <w:r>
+        <w:rPr>
+          <w:b w:val="0"/>
+        </w:rPr>
         <w:t>A 2 by 4 map is zero except for 8 at row 0 column 1. Move the 8 to column 2 and set its old position to zero. Give the max and mean maps before and after. What claim does this refute?</w:t>
       </w:r>
     </w:p>
@@ -1805,7 +2772,89 @@
     </w:p>
     <w:p>
       <w:r>
-        <w:t>Add a labelled pooling and spatial information evidence sheet to Image-pattern Network Investigation. Show how you can compute max and mean pooling under an explicit window rule. Use the supplied fictional case and keep its inputs, intermediate steps, calculation or prediction, and limitation. Connect this record to last week’s record; a matching answer without a trace is insufficient.</w:t>
+        <w:t>Apply this week’s idea to Image-pattern Network Investigation. Keep an annotated decision and the evidence supporting it.</w:t>
+      </w:r>
+    </w:p>
+    <w:p>
+      <w:pPr>
+        <w:spacing w:line="336" w:lineRule="auto" w:after="180"/>
+      </w:pPr>
+      <w:r>
+        <w:rPr>
+          <w:b w:val="0"/>
+        </w:rPr>
+        <w:t xml:space="preserve">Add a labelled pooling and </w:t>
+      </w:r>
+      <w:r>
+        <w:rPr>
+          <w:b/>
+        </w:rPr>
+        <w:t>spatial information</w:t>
+      </w:r>
+      <w:r>
+        <w:rPr>
+          <w:b w:val="0"/>
+        </w:rPr>
+        <w:t xml:space="preserve"> </w:t>
+      </w:r>
+      <w:r>
+        <w:rPr>
+          <w:b/>
+        </w:rPr>
+        <w:t>evidence</w:t>
+      </w:r>
+      <w:r>
+        <w:rPr>
+          <w:b w:val="0"/>
+        </w:rPr>
+        <w:t xml:space="preserve"> sheet to Image-pattern Network Investigation. Show how you can compute max and </w:t>
+      </w:r>
+      <w:r>
+        <w:rPr>
+          <w:b/>
+        </w:rPr>
+        <w:t>mean pooling</w:t>
+      </w:r>
+      <w:r>
+        <w:rPr>
+          <w:b w:val="0"/>
+        </w:rPr>
+        <w:t xml:space="preserve"> under an explicit window rule.</w:t>
+      </w:r>
+    </w:p>
+    <w:p>
+      <w:pPr>
+        <w:spacing w:line="336" w:lineRule="auto" w:after="180"/>
+      </w:pPr>
+      <w:r>
+        <w:rPr>
+          <w:b w:val="0"/>
+        </w:rPr>
+        <w:t xml:space="preserve">Use the supplied fictional case and keep its </w:t>
+      </w:r>
+      <w:r>
+        <w:rPr>
+          <w:b/>
+        </w:rPr>
+        <w:t>input</w:t>
+      </w:r>
+      <w:r>
+        <w:rPr>
+          <w:b w:val="0"/>
+        </w:rPr>
+        <w:t xml:space="preserve">s, intermediate steps, calculation or </w:t>
+      </w:r>
+      <w:r>
+        <w:rPr>
+          <w:b/>
+        </w:rPr>
+        <w:t>prediction</w:t>
+      </w:r>
+      <w:r>
+        <w:rPr>
+          <w:b w:val="0"/>
+        </w:rPr>
+        <w:t>, and limitation. Connect this record to last week’s record; a matching answer without a trace is insufficient.</w:t>
       </w:r>
     </w:p>
     <w:tbl>
@@ -1933,8 +2982,37 @@
       </w:r>
     </w:p>
     <w:p>
-      <w:r>
-        <w:t>For your Image-pattern Network Investigation, save the input, procedure, observed result and limitation of this check. Label this worked example as practice; use a different, previously unreviewed case when checking independent understanding.</w:t>
+      <w:pPr>
+        <w:spacing w:line="336" w:lineRule="auto" w:after="180"/>
+      </w:pPr>
+      <w:r>
+        <w:rPr>
+          <w:b w:val="0"/>
+        </w:rPr>
+        <w:t xml:space="preserve">For your Image-pattern Network Investigation, save the </w:t>
+      </w:r>
+      <w:r>
+        <w:rPr>
+          <w:b/>
+        </w:rPr>
+        <w:t>input</w:t>
+      </w:r>
+      <w:r>
+        <w:rPr>
+          <w:b w:val="0"/>
+        </w:rPr>
+        <w:t>, procedure, observed result and limitation of this check.</w:t>
+      </w:r>
+    </w:p>
+    <w:p>
+      <w:pPr>
+        <w:spacing w:line="336" w:lineRule="auto" w:after="180"/>
+      </w:pPr>
+      <w:r>
+        <w:rPr>
+          <w:b w:val="0"/>
+        </w:rPr>
+        <w:t>Label this worked example as practice; use a different, previously unreviewed case when checking independent understanding.</w:t>
       </w:r>
     </w:p>
     <w:p>
@@ -1947,7 +3025,41 @@
     </w:p>
     <w:p>
       <w:r>
-        <w:t>Pooling can reduce the amount of data processed by later layers. Whether the lost information is acceptable depends on the task. A task about whether any large response exists in a region may benefit from a maximum; a task requiring exact positions may need the unpooled map or another representation. Do not assume smaller always means better.</w:t>
+        <w:t>Use a genuinely new case for independent evidence. Previously discussed examples remain practice; use the separately named independent case before feedback.</w:t>
+      </w:r>
+    </w:p>
+    <w:p>
+      <w:pPr>
+        <w:spacing w:line="336" w:lineRule="auto" w:after="180"/>
+      </w:pPr>
+      <w:r>
+        <w:rPr>
+          <w:b w:val="0"/>
+        </w:rPr>
+        <w:t xml:space="preserve">Pooling can reduce the amount of data </w:t>
+      </w:r>
+      <w:r>
+        <w:rPr>
+          <w:b/>
+        </w:rPr>
+        <w:t>process</w:t>
+      </w:r>
+      <w:r>
+        <w:rPr>
+          <w:b w:val="0"/>
+        </w:rPr>
+        <w:t>ed by later layers. Whether the lost information is acceptable depends on the task.</w:t>
+      </w:r>
+    </w:p>
+    <w:p>
+      <w:pPr>
+        <w:spacing w:line="336" w:lineRule="auto" w:after="180"/>
+      </w:pPr>
+      <w:r>
+        <w:rPr>
+          <w:b w:val="0"/>
+        </w:rPr>
+        <w:t>A task about whether any large response exists in a region may benefit from a maximum; a task requiring exact positions may need the unpooled map or another representation. Do not assume smaller always means better.</w:t>
       </w:r>
     </w:p>
     <w:p>
@@ -1979,12 +3091,48 @@
       </w:r>
     </w:p>
     <w:p>
-      <w:r>
-        <w:t>Compare pooling choices with matched data splits and a declared evaluation rule. Fit model parameters on training data and choose alternatives using validation data, leaving final tests reserved. Next week combines these components in a small image-model experiment.</w:t>
-      </w:r>
-    </w:p>
-    <w:p>
-      <w:r>
+      <w:pPr>
+        <w:spacing w:line="336" w:lineRule="auto" w:after="180"/>
+      </w:pPr>
+      <w:r>
+        <w:rPr>
+          <w:b w:val="0"/>
+        </w:rPr>
+        <w:t xml:space="preserve">Compare pooling choices with matched data splits and a declared evaluation rule. Fit model parameters on </w:t>
+      </w:r>
+      <w:r>
+        <w:rPr>
+          <w:b/>
+        </w:rPr>
+        <w:t>training</w:t>
+      </w:r>
+      <w:r>
+        <w:rPr>
+          <w:b w:val="0"/>
+        </w:rPr>
+        <w:t xml:space="preserve"> data and choose alternatives using validation data, leaving final tests reserved.</w:t>
+      </w:r>
+    </w:p>
+    <w:p>
+      <w:pPr>
+        <w:spacing w:line="336" w:lineRule="auto" w:after="180"/>
+      </w:pPr>
+      <w:r>
+        <w:rPr>
+          <w:b w:val="0"/>
+        </w:rPr>
+        <w:t>Next week combines these components in a small image-model experiment.</w:t>
+      </w:r>
+    </w:p>
+    <w:p>
+      <w:pPr>
+        <w:spacing w:line="336" w:lineRule="auto" w:after="180"/>
+        <w:shd w:fill="F5F1FB"/>
+      </w:pPr>
+      <w:r>
+        <w:rPr>
+          <w:b w:val="0"/>
+        </w:rPr>
         <w:t>A 2 by 4 map is zero except for 8 at row 0 column 1. Move the 8 to column 2 and set its old position to zero. Give the max and mean maps before and after. What claim does this refute?</w:t>
       </w:r>
     </w:p>
@@ -2022,6 +3170,11 @@
       </w:pPr>
       <w:r>
         <w:t>13. Study a complete case</w:t>
+      </w:r>
+    </w:p>
+    <w:p>
+      <w:r>
+        <w:t>Revisit the complete Pooling and spatial information case for supported practice. Repeated examples do not become fresh assessments.</w:t>
       </w:r>
     </w:p>
     <w:p>
@@ -2189,8 +3342,26 @@
       </w:r>
     </w:p>
     <w:p>
-      <w:r>
-        <w:t>Follow the input through the stated procedure to its result. Cover the result first, predict it, then explain every intermediate step. The text/table accompanies the figure so the example can be read without colour.</w:t>
+      <w:pPr>
+        <w:spacing w:line="336" w:lineRule="auto" w:after="180"/>
+      </w:pPr>
+      <w:r>
+        <w:rPr>
+          <w:b w:val="0"/>
+        </w:rPr>
+        <w:t xml:space="preserve">Follow the </w:t>
+      </w:r>
+      <w:r>
+        <w:rPr>
+          <w:b/>
+        </w:rPr>
+        <w:t>input</w:t>
+      </w:r>
+      <w:r>
+        <w:rPr>
+          <w:b w:val="0"/>
+        </w:rPr>
+        <w:t xml:space="preserve"> through the stated procedure to its result. Cover the result first, predict it, then explain every intermediate step. The text/table accompanies the figure so the example can be read without colour.</w:t>
       </w:r>
     </w:p>
     <w:p>
@@ -2240,6 +3411,11 @@
       </w:r>
     </w:p>
     <w:p>
+      <w:r>
+        <w:t>Attempt the reserved new case before feedback. Record support; the earlier examples below remain additional practice.</w:t>
+      </w:r>
+    </w:p>
+    <w:p>
       <w:pPr>
         <w:pStyle w:val="Heading3"/>
       </w:pPr>
@@ -2248,7 +3424,13 @@
       </w:r>
     </w:p>
     <w:p>
-      <w:r>
+      <w:pPr>
+        <w:spacing w:line="336" w:lineRule="auto" w:after="180"/>
+      </w:pPr>
+      <w:r>
+        <w:rPr>
+          <w:b w:val="0"/>
+        </w:rPr>
         <w:t>Use rows [-4, -1, 2, 6], [-3, -2, 4, 0], [5, 1, -8, -2], [3, 7, -4, -6]. Under the lesson rule, give all four sums, the max map and the mean map. Explain why replacing a negative maximum by zero is an error here.</w:t>
       </w:r>
     </w:p>
@@ -2296,7 +3478,13 @@
       </w:r>
     </w:p>
     <w:p>
-      <w:r>
+      <w:pPr>
+        <w:spacing w:line="336" w:lineRule="auto" w:after="180"/>
+      </w:pPr>
+      <w:r>
+        <w:rPr>
+          <w:b w:val="0"/>
+        </w:rPr>
         <w:t>Attempt this case before feedback. Record any help. Earlier examples below are further practice; a case already practised with feedback cannot establish fresh transfer.</w:t>
       </w:r>
     </w:p>
@@ -2309,7 +3497,13 @@
       </w:r>
     </w:p>
     <w:p>
-      <w:r>
+      <w:pPr>
+        <w:spacing w:line="336" w:lineRule="auto" w:after="180"/>
+      </w:pPr>
+      <w:r>
+        <w:rPr>
+          <w:b w:val="0"/>
+        </w:rPr>
         <w:t>Use rows [-4, -1, 2, 6], [-3, -2, 4, 0], [5, 1, -8, -2], [3, 7, -4, -6]. Under the lesson rule, give all four sums, the max map and the mean map. Explain why replacing a negative maximum by zero is an error here.</w:t>
       </w:r>
     </w:p>
@@ -2362,7 +3556,13 @@
       </w:r>
     </w:p>
     <w:p>
-      <w:r>
+      <w:pPr>
+        <w:spacing w:line="336" w:lineRule="auto" w:after="180"/>
+      </w:pPr>
+      <w:r>
+        <w:rPr>
+          <w:b w:val="0"/>
+        </w:rPr>
         <w:t>Record support used: none, hint or teacher explanation. After feedback, a different case is needed to demonstrate independence.</w:t>
       </w:r>
     </w:p>
@@ -2375,8 +3575,25 @@
       </w:r>
     </w:p>
     <w:p>
-      <w:r>
-        <w:t>Attempt the independent case before hints. Record whether you worked alone, used a hint or followed a model. After feedback, fix the first unsupported step and explain why it changed. A later check uses a changed case, not a copied answer.</w:t>
+      <w:pPr>
+        <w:spacing w:line="336" w:lineRule="auto" w:after="180"/>
+      </w:pPr>
+      <w:r>
+        <w:rPr>
+          <w:b w:val="0"/>
+        </w:rPr>
+        <w:t>Attempt the independent case before hints. Record whether you worked alone, used a hint or followed a model. After feedback, fix the first unsupported step and explain why it changed.</w:t>
+      </w:r>
+    </w:p>
+    <w:p>
+      <w:pPr>
+        <w:spacing w:line="336" w:lineRule="auto" w:after="180"/>
+      </w:pPr>
+      <w:r>
+        <w:rPr>
+          <w:b w:val="0"/>
+        </w:rPr>
+        <w:t>A later check uses a changed case, not a copied answer.</w:t>
       </w:r>
     </w:p>
     <w:p>
@@ -2389,6 +3606,17 @@
     </w:p>
     <w:p>
       <w:r>
+        <w:t>Use this map to navigate Pooling and spatial information, connect the goals to tasks and keep one evidence record for each attempt.</w:t>
+      </w:r>
+    </w:p>
+    <w:p>
+      <w:pPr>
+        <w:spacing w:line="336" w:lineRule="auto" w:after="180"/>
+      </w:pPr>
+      <w:r>
+        <w:rPr>
+          <w:b w:val="0"/>
+        </w:rPr>
         <w:t>Start with this question: Pool a small map and show the detail it cannot retain.</w:t>
       </w:r>
     </w:p>
@@ -2495,13 +3723,61 @@
       </w:tr>
     </w:tbl>
     <w:p>
-      <w:r>
-        <w:t>Remember → watch and explain → try with help → investigate → try independently → keep project evidence. Your teacher may spread this lesson across several classes.</w:t>
-      </w:r>
-    </w:p>
-    <w:p>
-      <w:r>
-        <w:t>Keep your first prediction. Compare it with what the evidence shows and explain any change.</w:t>
+      <w:pPr>
+        <w:spacing w:line="336" w:lineRule="auto" w:after="180"/>
+      </w:pPr>
+      <w:r>
+        <w:rPr>
+          <w:b w:val="0"/>
+        </w:rPr>
+        <w:t xml:space="preserve">Remember → watch and explain → try with help → investigate → try independently → keep project </w:t>
+      </w:r>
+      <w:r>
+        <w:rPr>
+          <w:b/>
+        </w:rPr>
+        <w:t>evidence</w:t>
+      </w:r>
+      <w:r>
+        <w:rPr>
+          <w:b w:val="0"/>
+        </w:rPr>
+        <w:t>. Your teacher may spread this lesson across several classes.</w:t>
+      </w:r>
+    </w:p>
+    <w:p>
+      <w:pPr>
+        <w:spacing w:line="336" w:lineRule="auto" w:after="180"/>
+      </w:pPr>
+      <w:r>
+        <w:rPr>
+          <w:b w:val="0"/>
+        </w:rPr>
+        <w:t xml:space="preserve">Keep your first </w:t>
+      </w:r>
+      <w:r>
+        <w:rPr>
+          <w:b/>
+        </w:rPr>
+        <w:t>prediction</w:t>
+      </w:r>
+      <w:r>
+        <w:rPr>
+          <w:b w:val="0"/>
+        </w:rPr>
+        <w:t xml:space="preserve">. Compare it with what the </w:t>
+      </w:r>
+      <w:r>
+        <w:rPr>
+          <w:b/>
+        </w:rPr>
+        <w:t>evidence</w:t>
+      </w:r>
+      <w:r>
+        <w:rPr>
+          <w:b w:val="0"/>
+        </w:rPr>
+        <w:t xml:space="preserve"> shows and explain any change.</w:t>
       </w:r>
     </w:p>
     <w:p>
@@ -2514,7 +3790,30 @@
     </w:p>
     <w:p>
       <w:r>
-        <w:t>Close your notes. Explain this goal in your own words: Compute max and mean pooling under an explicit window rule</w:t>
+        <w:t>Explain Pooling and spatial information without notes, identify a remaining question and plan a later check with a changed case.</w:t>
+      </w:r>
+    </w:p>
+    <w:p>
+      <w:pPr>
+        <w:spacing w:line="336" w:lineRule="auto" w:after="180"/>
+      </w:pPr>
+      <w:r>
+        <w:rPr>
+          <w:b w:val="0"/>
+        </w:rPr>
+        <w:t xml:space="preserve">Close your notes. Explain this goal in your own words: Compute max and </w:t>
+      </w:r>
+      <w:r>
+        <w:rPr>
+          <w:b/>
+        </w:rPr>
+        <w:t>mean pooling</w:t>
+      </w:r>
+      <w:r>
+        <w:rPr>
+          <w:b w:val="0"/>
+        </w:rPr>
+        <w:t xml:space="preserve"> under an explicit window rule</w:t>
       </w:r>
     </w:p>
     <w:p>
@@ -2551,13 +3850,61 @@
       </w:r>
     </w:p>
     <w:p>
-      <w:r>
-        <w:t>If you are unsure, return to the worked picture and explain one arrow. If you are ready, change an input or assumption and justify your prediction.</w:t>
-      </w:r>
-    </w:p>
-    <w:p>
-      <w:r>
-        <w:t>Save your workbook evidence. At the next review, try a different case before opening your old answer.</w:t>
+      <w:pPr>
+        <w:spacing w:line="336" w:lineRule="auto" w:after="180"/>
+      </w:pPr>
+      <w:r>
+        <w:rPr>
+          <w:b w:val="0"/>
+        </w:rPr>
+        <w:t xml:space="preserve">If you are unsure, return to the worked picture and explain one arrow. If you are ready, change an </w:t>
+      </w:r>
+      <w:r>
+        <w:rPr>
+          <w:b/>
+        </w:rPr>
+        <w:t>input</w:t>
+      </w:r>
+      <w:r>
+        <w:rPr>
+          <w:b w:val="0"/>
+        </w:rPr>
+        <w:t xml:space="preserve"> or assumption and justify your </w:t>
+      </w:r>
+      <w:r>
+        <w:rPr>
+          <w:b/>
+        </w:rPr>
+        <w:t>prediction</w:t>
+      </w:r>
+      <w:r>
+        <w:rPr>
+          <w:b w:val="0"/>
+        </w:rPr>
+        <w:t>.</w:t>
+      </w:r>
+    </w:p>
+    <w:p>
+      <w:pPr>
+        <w:spacing w:line="336" w:lineRule="auto" w:after="180"/>
+      </w:pPr>
+      <w:r>
+        <w:rPr>
+          <w:b w:val="0"/>
+        </w:rPr>
+        <w:t xml:space="preserve">Save your workbook </w:t>
+      </w:r>
+      <w:r>
+        <w:rPr>
+          <w:b/>
+        </w:rPr>
+        <w:t>evidence</w:t>
+      </w:r>
+      <w:r>
+        <w:rPr>
+          <w:b w:val="0"/>
+        </w:rPr>
+        <w:t>. At the next review, try a different case before opening your old answer.</w:t>
       </w:r>
     </w:p>
     <w:p>
@@ -2570,11 +3917,28 @@
     </w:p>
     <w:p>
       <w:r>
+        <w:t>Attempt supported questions before using hints or feedback. Review a missing building block, then keep the completed work.</w:t>
+      </w:r>
+    </w:p>
+    <w:p>
+      <w:pPr>
+        <w:spacing w:line="336" w:lineRule="auto" w:after="180"/>
+      </w:pPr>
+      <w:r>
+        <w:rPr>
+          <w:b w:val="0"/>
+        </w:rPr>
         <w:t>Use this supported practice once, in the browser or on paper. Keep the reserved independent assessment for a separate first attempt before teacher feedback.</w:t>
       </w:r>
     </w:p>
     <w:p>
-      <w:r>
+      <w:pPr>
+        <w:spacing w:line="336" w:lineRule="auto" w:after="180"/>
+      </w:pPr>
+      <w:r>
+        <w:rPr>
+          <w:b w:val="0"/>
+        </w:rPr>
         <w:t>Pool a small map and show the detail it cannot retain.</w:t>
       </w:r>
     </w:p>
@@ -2587,22 +3951,49 @@
       </w:r>
     </w:p>
     <w:p>
-      <w:r>
+      <w:pPr>
+        <w:spacing w:line="336" w:lineRule="auto" w:after="180"/>
+      </w:pPr>
+      <w:r>
+        <w:rPr>
+          <w:b w:val="0"/>
+        </w:rPr>
         <w:t>Which labelled step matches this detail? Max map [[4, 5]], mean map [[2.5, 2]], both shape1×2.</w:t>
       </w:r>
     </w:p>
     <w:p>
-      <w:r>
+      <w:pPr>
+        <w:spacing w:line="336" w:lineRule="auto" w:after="180"/>
+        <w:shd w:fill="F4F9FC"/>
+      </w:pPr>
+      <w:r>
+        <w:rPr>
+          <w:b w:val="0"/>
+        </w:rPr>
         <w:t>1. Left window</w:t>
       </w:r>
     </w:p>
     <w:p>
-      <w:r>
+      <w:pPr>
+        <w:spacing w:line="336" w:lineRule="auto" w:after="180"/>
+        <w:shd w:fill="F4F9FC"/>
+      </w:pPr>
+      <w:r>
+        <w:rPr>
+          <w:b w:val="0"/>
+        </w:rPr>
         <w:t>2. Compare summaries</w:t>
       </w:r>
     </w:p>
     <w:p>
-      <w:r>
+      <w:pPr>
+        <w:spacing w:line="336" w:lineRule="auto" w:after="180"/>
+        <w:shd w:fill="F4F9FC"/>
+      </w:pPr>
+      <w:r>
+        <w:rPr>
+          <w:b w:val="0"/>
+        </w:rPr>
         <w:t>3. Right window</w:t>
       </w:r>
     </w:p>
@@ -2640,40 +4031,178 @@
       </w:r>
     </w:p>
     <w:p>
-      <w:r>
+      <w:pPr>
+        <w:pStyle w:val="Heading3"/>
+      </w:pPr>
+      <w:r>
+        <w:t>Hint · try first</w:t>
+      </w:r>
+    </w:p>
+    <w:p>
+      <w:pPr>
+        <w:spacing w:line="336" w:lineRule="auto" w:after="180"/>
+        <w:shd w:fill="F1F6F8"/>
+      </w:pPr>
+      <w:r>
+        <w:rPr>
+          <w:b w:val="0"/>
+        </w:rPr>
         <w:t>Hint if needed: Read the steps in the pictorial case. Match the supplied detail to the stage that performs or records it.</w:t>
       </w:r>
     </w:p>
     <w:p>
-      <w:r>
-        <w:t>After your attempt, compare with the supported explanation: Compare summaries Max map [[4, 5]], mean map [[2.5, 2]], both shape1×2. Pooling compresses each local window into a summary. Maximum keeps its largest value; mean keeps its average. Neither summary records where each value appeared. Swapping values inside one window leaves both summaries unchanged here, so the pooled output cannot reconstruct the original arrangement. The chosen window, stride and boundary policy determine the output shape.</w:t>
-      </w:r>
-    </w:p>
-    <w:p>
       <w:pPr>
         <w:pStyle w:val="Heading3"/>
       </w:pPr>
       <w:r>
+        <w:t>Feedback · compare after trying</w:t>
+      </w:r>
+    </w:p>
+    <w:p>
+      <w:pPr>
+        <w:spacing w:line="336" w:lineRule="auto" w:after="180"/>
+        <w:shd w:fill="F1F6FC"/>
+      </w:pPr>
+      <w:r>
+        <w:rPr>
+          <w:b w:val="0"/>
+        </w:rPr>
+        <w:t>After your attempt, compare with the supported explanation: Compare summaries Max map [[4, 5]], mean map [[2.5, 2]], both shape1×2. Pooling compresses each local window into a summary.</w:t>
+      </w:r>
+    </w:p>
+    <w:p>
+      <w:pPr>
+        <w:spacing w:line="336" w:lineRule="auto" w:after="180"/>
+        <w:shd w:fill="F1F6FC"/>
+      </w:pPr>
+      <w:r>
+        <w:rPr>
+          <w:b w:val="0"/>
+        </w:rPr>
+        <w:t>Maximum keeps its largest value; mean keeps its average. Neither summary records where each value appeared.</w:t>
+      </w:r>
+    </w:p>
+    <w:p>
+      <w:pPr>
+        <w:spacing w:line="336" w:lineRule="auto" w:after="180"/>
+        <w:shd w:fill="F1F6FC"/>
+      </w:pPr>
+      <w:r>
+        <w:rPr>
+          <w:b w:val="0"/>
+        </w:rPr>
+        <w:t xml:space="preserve">Swapping values inside one window leaves both summaries unchanged here, so the pooled </w:t>
+      </w:r>
+      <w:r>
+        <w:rPr>
+          <w:b/>
+        </w:rPr>
+        <w:t>output</w:t>
+      </w:r>
+      <w:r>
+        <w:rPr>
+          <w:b w:val="0"/>
+        </w:rPr>
+        <w:t xml:space="preserve"> cannot reconstruct the original arrangement. The chosen window, stride and boundary policy determine the </w:t>
+      </w:r>
+      <w:r>
+        <w:rPr>
+          <w:b/>
+        </w:rPr>
+        <w:t>output</w:t>
+      </w:r>
+      <w:r>
+        <w:rPr>
+          <w:b w:val="0"/>
+        </w:rPr>
+        <w:t xml:space="preserve"> shape.</w:t>
+      </w:r>
+    </w:p>
+    <w:p>
+      <w:pPr>
+        <w:pStyle w:val="Heading3"/>
+      </w:pPr>
+      <w:r>
         <w:t>Practice 2: explain the deciding evidence</w:t>
       </w:r>
     </w:p>
     <w:p>
-      <w:r>
+      <w:pPr>
+        <w:pStyle w:val="Heading3"/>
+      </w:pPr>
+      <w:r>
+        <w:t>Changed case · predict first</w:t>
+      </w:r>
+    </w:p>
+    <w:p>
+      <w:pPr>
+        <w:spacing w:line="336" w:lineRule="auto" w:after="180"/>
+        <w:shd w:fill="F5F1FB"/>
+      </w:pPr>
+      <w:r>
+        <w:rPr>
+          <w:b w:val="0"/>
+        </w:rPr>
         <w:t>Changed-case practice: Swap1 and 4 within the left window. Which conclusion is supported by the supplied facts?</w:t>
       </w:r>
     </w:p>
     <w:p>
-      <w:r>
-        <w:t>1. This one example guarantees correct results for every future input.</w:t>
-      </w:r>
-    </w:p>
-    <w:p>
-      <w:r>
-        <w:t>2. We can decide the result without examining the changed input or the procedure.</w:t>
-      </w:r>
-    </w:p>
-    <w:p>
-      <w:r>
+      <w:pPr>
+        <w:spacing w:line="336" w:lineRule="auto" w:after="180"/>
+        <w:shd w:fill="F4F9FC"/>
+      </w:pPr>
+      <w:r>
+        <w:rPr>
+          <w:b w:val="0"/>
+        </w:rPr>
+        <w:t xml:space="preserve">1. This one example guarantees correct results for every future </w:t>
+      </w:r>
+      <w:r>
+        <w:rPr>
+          <w:b/>
+        </w:rPr>
+        <w:t>input</w:t>
+      </w:r>
+      <w:r>
+        <w:rPr>
+          <w:b w:val="0"/>
+        </w:rPr>
+        <w:t>.</w:t>
+      </w:r>
+    </w:p>
+    <w:p>
+      <w:pPr>
+        <w:spacing w:line="336" w:lineRule="auto" w:after="180"/>
+        <w:shd w:fill="F4F9FC"/>
+      </w:pPr>
+      <w:r>
+        <w:rPr>
+          <w:b w:val="0"/>
+        </w:rPr>
+        <w:t xml:space="preserve">2. We can decide the result without examining the changed </w:t>
+      </w:r>
+      <w:r>
+        <w:rPr>
+          <w:b/>
+        </w:rPr>
+        <w:t>input</w:t>
+      </w:r>
+      <w:r>
+        <w:rPr>
+          <w:b w:val="0"/>
+        </w:rPr>
+        <w:t xml:space="preserve"> or the procedure.</w:t>
+      </w:r>
+    </w:p>
+    <w:p>
+      <w:pPr>
+        <w:spacing w:line="336" w:lineRule="auto" w:after="180"/>
+        <w:shd w:fill="F4F9FC"/>
+      </w:pPr>
+      <w:r>
+        <w:rPr>
+          <w:b w:val="0"/>
+        </w:rPr>
         <w:t>3. Both pooled maps remain unchanged.</w:t>
       </w:r>
     </w:p>
@@ -2711,12 +4240,42 @@
       </w:r>
     </w:p>
     <w:p>
-      <w:r>
+      <w:pPr>
+        <w:pStyle w:val="Heading3"/>
+      </w:pPr>
+      <w:r>
+        <w:t>Hint · try first</w:t>
+      </w:r>
+    </w:p>
+    <w:p>
+      <w:pPr>
+        <w:spacing w:line="336" w:lineRule="auto" w:after="180"/>
+        <w:shd w:fill="F1F6F8"/>
+      </w:pPr>
+      <w:r>
+        <w:rPr>
+          <w:b w:val="0"/>
+        </w:rPr>
         <w:t>Hint if needed: Use the changed condition and the deciding step in the pictorial trace. The answer must say what follows from those facts.</w:t>
       </w:r>
     </w:p>
     <w:p>
-      <w:r>
+      <w:pPr>
+        <w:pStyle w:val="Heading3"/>
+      </w:pPr>
+      <w:r>
+        <w:t>Feedback · compare after trying</w:t>
+      </w:r>
+    </w:p>
+    <w:p>
+      <w:pPr>
+        <w:spacing w:line="336" w:lineRule="auto" w:after="180"/>
+        <w:shd w:fill="F1F6FC"/>
+      </w:pPr>
+      <w:r>
+        <w:rPr>
+          <w:b w:val="0"/>
+        </w:rPr>
         <w:t>After your attempt, compare with the supported explanation: Both pooled maps remain unchanged. Max and mean ignore the positions of values inside the same window.</w:t>
       </w:r>
     </w:p>
@@ -2729,18 +4288,129 @@
       </w:r>
     </w:p>
     <w:p>
-      <w:r>
-        <w:t>Review Convolution as a local operation (ai-5/21). Goal: Compute a local weighted sum at each valid image position. Short practice: Why is flipping the kernel an implementation change here? Point to the relevant step in the picture, then write the changed result and the rule or evidence that supports it.. Return to this week and explain what you changed.</w:t>
-      </w:r>
-    </w:p>
-    <w:p>
-      <w:r>
-        <w:t>Review Learned representations (ai-5/19). Goal: Trace an input through a hidden representation and a decision rule. Short practice: Why can no deterministic head using only the sum classify both correctly? Point to the relevant step in the picture, then write the changed result and the rule or evidence that supports it.. Return to this week and explain what you changed.</w:t>
-      </w:r>
-    </w:p>
-    <w:p>
-      <w:r>
-        <w:t>Review Regularisation and early stopping (ai-5/16). Goal: Separate a weight penalty from prediction error. Short practice: Why should the penalty value not be reported as validation error? Point to the relevant step in the picture, then write the changed result and the rule or evidence that supports it.. Return to this week and explain what you changed.</w:t>
+      <w:pPr>
+        <w:spacing w:line="336" w:lineRule="auto" w:after="180"/>
+      </w:pPr>
+      <w:r>
+        <w:rPr>
+          <w:b w:val="0"/>
+        </w:rPr>
+        <w:t>Review Convolution as a local operation (ai-5/21). Goal: Compute a local weighted sum at each valid image position. Short practice: Why is flipping the kernel an implementation change here?</w:t>
+      </w:r>
+    </w:p>
+    <w:p>
+      <w:pPr>
+        <w:spacing w:line="336" w:lineRule="auto" w:after="180"/>
+      </w:pPr>
+      <w:r>
+        <w:rPr>
+          <w:b w:val="0"/>
+        </w:rPr>
+        <w:t xml:space="preserve">Point to the relevant step in the picture, then write the changed result and the rule or </w:t>
+      </w:r>
+      <w:r>
+        <w:rPr>
+          <w:b/>
+        </w:rPr>
+        <w:t>evidence</w:t>
+      </w:r>
+      <w:r>
+        <w:rPr>
+          <w:b w:val="0"/>
+        </w:rPr>
+        <w:t xml:space="preserve"> that supports it.. Return to this week and explain what you changed.</w:t>
+      </w:r>
+    </w:p>
+    <w:p>
+      <w:pPr>
+        <w:spacing w:line="336" w:lineRule="auto" w:after="180"/>
+      </w:pPr>
+      <w:r>
+        <w:rPr>
+          <w:b w:val="0"/>
+        </w:rPr>
+        <w:t xml:space="preserve">Review Learned representations (ai-5/19). Goal: Trace an </w:t>
+      </w:r>
+      <w:r>
+        <w:rPr>
+          <w:b/>
+        </w:rPr>
+        <w:t>input</w:t>
+      </w:r>
+      <w:r>
+        <w:rPr>
+          <w:b w:val="0"/>
+        </w:rPr>
+        <w:t xml:space="preserve"> through a hidden representation and a decision rule. Short practice: Why can no deterministic head using only the sum classify both correctly?</w:t>
+      </w:r>
+    </w:p>
+    <w:p>
+      <w:pPr>
+        <w:spacing w:line="336" w:lineRule="auto" w:after="180"/>
+      </w:pPr>
+      <w:r>
+        <w:rPr>
+          <w:b w:val="0"/>
+        </w:rPr>
+        <w:t xml:space="preserve">Point to the relevant step in the picture, then write the changed result and the rule or </w:t>
+      </w:r>
+      <w:r>
+        <w:rPr>
+          <w:b/>
+        </w:rPr>
+        <w:t>evidence</w:t>
+      </w:r>
+      <w:r>
+        <w:rPr>
+          <w:b w:val="0"/>
+        </w:rPr>
+        <w:t xml:space="preserve"> that supports it.. Return to this week and explain what you changed.</w:t>
+      </w:r>
+    </w:p>
+    <w:p>
+      <w:pPr>
+        <w:spacing w:line="336" w:lineRule="auto" w:after="180"/>
+      </w:pPr>
+      <w:r>
+        <w:rPr>
+          <w:b w:val="0"/>
+        </w:rPr>
+        <w:t xml:space="preserve">Review Regularisation and early stopping (ai-5/16). Goal: Separate a weight penalty from </w:t>
+      </w:r>
+      <w:r>
+        <w:rPr>
+          <w:b/>
+        </w:rPr>
+        <w:t>prediction</w:t>
+      </w:r>
+      <w:r>
+        <w:rPr>
+          <w:b w:val="0"/>
+        </w:rPr>
+        <w:t xml:space="preserve"> error. Short practice: Why should the penalty value not be reported as validation error?</w:t>
+      </w:r>
+    </w:p>
+    <w:p>
+      <w:pPr>
+        <w:spacing w:line="336" w:lineRule="auto" w:after="180"/>
+      </w:pPr>
+      <w:r>
+        <w:rPr>
+          <w:b w:val="0"/>
+        </w:rPr>
+        <w:t xml:space="preserve">Point to the relevant step in the picture, then write the changed result and the rule or </w:t>
+      </w:r>
+      <w:r>
+        <w:rPr>
+          <w:b/>
+        </w:rPr>
+        <w:t>evidence</w:t>
+      </w:r>
+      <w:r>
+        <w:rPr>
+          <w:b w:val="0"/>
+        </w:rPr>
+        <w:t xml:space="preserve"> that supports it.. Return to this week and explain what you changed.</w:t>
       </w:r>
     </w:p>
     <w:p>
@@ -2752,8 +4422,61 @@
       </w:r>
     </w:p>
     <w:p>
-      <w:r>
-        <w:t>The browser lab lets you edit the supported Python examples already included in this lesson. Predict first, run, inspect the actual output or error, change one input, then run again. Keep code, predictions, actual results and a reasoned revision together. On paper, label your result as a trace rather than an execution.</w:t>
+      <w:pPr>
+        <w:spacing w:line="336" w:lineRule="auto" w:after="180"/>
+      </w:pPr>
+      <w:r>
+        <w:rPr>
+          <w:b w:val="0"/>
+        </w:rPr>
+        <w:t xml:space="preserve">The browser lab lets you edit the supported Python examples already included in this lesson. Predict first, run, inspect the actual </w:t>
+      </w:r>
+      <w:r>
+        <w:rPr>
+          <w:b/>
+        </w:rPr>
+        <w:t>output</w:t>
+      </w:r>
+      <w:r>
+        <w:rPr>
+          <w:b w:val="0"/>
+        </w:rPr>
+        <w:t xml:space="preserve"> or error, change one </w:t>
+      </w:r>
+      <w:r>
+        <w:rPr>
+          <w:b/>
+        </w:rPr>
+        <w:t>input</w:t>
+      </w:r>
+      <w:r>
+        <w:rPr>
+          <w:b w:val="0"/>
+        </w:rPr>
+        <w:t>, then run again.</w:t>
+      </w:r>
+    </w:p>
+    <w:p>
+      <w:pPr>
+        <w:spacing w:line="336" w:lineRule="auto" w:after="180"/>
+      </w:pPr>
+      <w:r>
+        <w:rPr>
+          <w:b w:val="0"/>
+        </w:rPr>
+        <w:t xml:space="preserve">Keep code, </w:t>
+      </w:r>
+      <w:r>
+        <w:rPr>
+          <w:b/>
+        </w:rPr>
+        <w:t>prediction</w:t>
+      </w:r>
+      <w:r>
+        <w:rPr>
+          <w:b w:val="0"/>
+        </w:rPr>
+        <w:t>s, actual results and a reasoned revision together. On paper, label your result as a trace rather than an execution.</w:t>
       </w:r>
     </w:p>
     <w:p>
@@ -2765,8 +4488,614 @@
       </w:r>
     </w:p>
     <w:p>
-      <w:r>
-        <w:t>Use Download completed work in the hosted lesson to export your answers, reflections, practice feedback and code-run evidence. Open the HTML copy to read or print it. Drafts stay in this browser when storage is available; clear drafts on a shared device.</w:t>
+      <w:pPr>
+        <w:spacing w:line="336" w:lineRule="auto" w:after="180"/>
+      </w:pPr>
+      <w:r>
+        <w:rPr>
+          <w:b w:val="0"/>
+        </w:rPr>
+        <w:t xml:space="preserve">Use Download completed work in the hosted lesson to export your answers, reflections, practice feedback and code-run </w:t>
+      </w:r>
+      <w:r>
+        <w:rPr>
+          <w:b/>
+        </w:rPr>
+        <w:t>evidence</w:t>
+      </w:r>
+      <w:r>
+        <w:rPr>
+          <w:b w:val="0"/>
+        </w:rPr>
+        <w:t>. Open the HTML copy to read or print it.</w:t>
+      </w:r>
+    </w:p>
+    <w:p>
+      <w:pPr>
+        <w:spacing w:line="336" w:lineRule="auto" w:after="180"/>
+      </w:pPr>
+      <w:r>
+        <w:rPr>
+          <w:b w:val="0"/>
+        </w:rPr>
+        <w:t>Drafts stay in this browser when storage is available; clear drafts on a shared device.</w:t>
+      </w:r>
+    </w:p>
+    <w:p>
+      <w:pPr>
+        <w:pStyle w:val="Heading1"/>
+      </w:pPr>
+      <w:r>
+        <w:t>18. Visual concept journey</w:t>
+      </w:r>
+    </w:p>
+    <w:p>
+      <w:r>
+        <w:t>Explain each Pooling and spatial information graphic using its labels, deciding evidence and relevant limitation.</w:t>
+      </w:r>
+    </w:p>
+    <w:p>
+      <w:pPr>
+        <w:pStyle w:val="Heading3"/>
+      </w:pPr>
+      <w:r>
+        <w:t>01. Pooling and spatial information: the case</w:t>
+      </w:r>
+    </w:p>
+    <w:p>
+      <w:r>
+        <w:drawing>
+          <wp:inline xmlns:a="http://schemas.openxmlformats.org/drawingml/2006/main" xmlns:pic="http://schemas.openxmlformats.org/drawingml/2006/picture">
+            <wp:extent cx="5486400" cy="3142488"/>
+            <wp:docPr id="3" name="Picture 3" descr="Pool a small map and show the detail it cannot retain. Supplied facts: Feature map rows [1, 4, 2, 0],[3, 2, 5, 1]. Pool non-overlapping2×2 windows, stride2, no padding. All inputs and outcomes in this worked example are invented classroom data; no real model run is claimed."/>
+            <wp:cNvGraphicFramePr>
+              <a:graphicFrameLocks noChangeAspect="1"/>
+            </wp:cNvGraphicFramePr>
+            <a:graphic>
+              <a:graphicData uri="http://schemas.openxmlformats.org/drawingml/2006/picture">
+                <pic:pic>
+                  <pic:nvPicPr>
+                    <pic:cNvPr id="0" name="academy-story-ai-5-22-01.png"/>
+                    <pic:cNvPicPr/>
+                  </pic:nvPicPr>
+                  <pic:blipFill>
+                    <a:blip r:embed="rId11"/>
+                    <a:stretch>
+                      <a:fillRect/>
+                    </a:stretch>
+                  </pic:blipFill>
+                  <pic:spPr>
+                    <a:xfrm>
+                      <a:off x="0" y="0"/>
+                      <a:ext cx="5486400" cy="3142488"/>
+                    </a:xfrm>
+                    <a:prstGeom prst="rect"/>
+                  </pic:spPr>
+                </pic:pic>
+              </a:graphicData>
+            </a:graphic>
+          </wp:inline>
+        </w:drawing>
+      </w:r>
+    </w:p>
+    <w:p>
+      <w:pPr>
+        <w:spacing w:line="336" w:lineRule="auto" w:after="180"/>
+      </w:pPr>
+      <w:r>
+        <w:rPr>
+          <w:b w:val="0"/>
+        </w:rPr>
+        <w:t>Pool a small map and show the detail it cannot retain. Supplied facts: Feature map rows [1, 4, 2, 0],[3, 2, 5, 1]. Pool non-overlapping2×2 windows, stride2, no padding.</w:t>
+      </w:r>
+    </w:p>
+    <w:p>
+      <w:pPr>
+        <w:spacing w:line="336" w:lineRule="auto" w:after="180"/>
+      </w:pPr>
+      <w:r>
+        <w:rPr>
+          <w:b w:val="0"/>
+        </w:rPr>
+        <w:t xml:space="preserve">All </w:t>
+      </w:r>
+      <w:r>
+        <w:rPr>
+          <w:b/>
+        </w:rPr>
+        <w:t>input</w:t>
+      </w:r>
+      <w:r>
+        <w:rPr>
+          <w:b w:val="0"/>
+        </w:rPr>
+        <w:t>s and outcomes in this worked example are invented classroom data; no real model run is claimed.</w:t>
+      </w:r>
+    </w:p>
+    <w:p>
+      <w:pPr>
+        <w:spacing w:line="336" w:lineRule="auto" w:after="180"/>
+        <w:shd w:fill="F5F1FB"/>
+      </w:pPr>
+      <w:r>
+        <w:rPr>
+          <w:b w:val="0"/>
+        </w:rPr>
+        <w:t>Point to the given fact that matters most. Explain why it matters.</w:t>
+      </w:r>
+    </w:p>
+    <w:p>
+      <w:pPr>
+        <w:pStyle w:val="Heading3"/>
+      </w:pPr>
+      <w:r>
+        <w:t>02. Follow the deciding steps</w:t>
+      </w:r>
+    </w:p>
+    <w:p>
+      <w:r>
+        <w:drawing>
+          <wp:inline xmlns:a="http://schemas.openxmlformats.org/drawingml/2006/main" xmlns:pic="http://schemas.openxmlformats.org/drawingml/2006/picture">
+            <wp:extent cx="5486400" cy="3182112"/>
+            <wp:docPr id="4" name="Picture 4" descr="Left window: Values1, 4, 3, 2: max 4, mean 2.5. → Right window: Values2, 0, 5, 1: max 5, mean 2. → Compare summaries: Max map [[4, 5]], mean map [[2.5, 2]], both shape1×2."/>
+            <wp:cNvGraphicFramePr>
+              <a:graphicFrameLocks noChangeAspect="1"/>
+            </wp:cNvGraphicFramePr>
+            <a:graphic>
+              <a:graphicData uri="http://schemas.openxmlformats.org/drawingml/2006/picture">
+                <pic:pic>
+                  <pic:nvPicPr>
+                    <pic:cNvPr id="0" name="academy-story-ai-5-22-02.png"/>
+                    <pic:cNvPicPr/>
+                  </pic:nvPicPr>
+                  <pic:blipFill>
+                    <a:blip r:embed="rId12"/>
+                    <a:stretch>
+                      <a:fillRect/>
+                    </a:stretch>
+                  </pic:blipFill>
+                  <pic:spPr>
+                    <a:xfrm>
+                      <a:off x="0" y="0"/>
+                      <a:ext cx="5486400" cy="3182112"/>
+                    </a:xfrm>
+                    <a:prstGeom prst="rect"/>
+                  </pic:spPr>
+                </pic:pic>
+              </a:graphicData>
+            </a:graphic>
+          </wp:inline>
+        </w:drawing>
+      </w:r>
+    </w:p>
+    <w:p>
+      <w:pPr>
+        <w:spacing w:line="336" w:lineRule="auto" w:after="180"/>
+      </w:pPr>
+      <w:r>
+        <w:rPr>
+          <w:b w:val="0"/>
+        </w:rPr>
+        <w:t>Left window: Values1, 4, 3, 2: max 4, mean 2.5. → Right window: Values2, 0, 5, 1: max 5, mean 2. → Compare summaries: Max map [[4, 5]], mean map [[2.5, 2]], both shape1×2.</w:t>
+      </w:r>
+    </w:p>
+    <w:p>
+      <w:pPr>
+        <w:spacing w:line="336" w:lineRule="auto" w:after="180"/>
+        <w:shd w:fill="F5F1FB"/>
+      </w:pPr>
+      <w:r>
+        <w:rPr>
+          <w:b w:val="0"/>
+        </w:rPr>
+        <w:t xml:space="preserve">Point to each numbered stage and explain which recorded </w:t>
+      </w:r>
+      <w:r>
+        <w:rPr>
+          <w:b/>
+        </w:rPr>
+        <w:t>input</w:t>
+      </w:r>
+      <w:r>
+        <w:rPr>
+          <w:b w:val="0"/>
+        </w:rPr>
+        <w:t xml:space="preserve"> it uses.</w:t>
+      </w:r>
+    </w:p>
+    <w:p>
+      <w:pPr>
+        <w:pStyle w:val="Heading3"/>
+      </w:pPr>
+      <w:r>
+        <w:t>03. Two adjacent pooling windows</w:t>
+      </w:r>
+    </w:p>
+    <w:p>
+      <w:r>
+        <w:drawing>
+          <wp:inline xmlns:a="http://schemas.openxmlformats.org/drawingml/2006/main" xmlns:pic="http://schemas.openxmlformats.org/drawingml/2006/picture">
+            <wp:extent cx="5486400" cy="3096768"/>
+            <wp:docPr id="5" name="Picture 5" descr="Two adjacent pooling windows. row0: left0 = 1, left1 = 4, right0 = 2, right1 = 0. row1: left0 = 3, left1 = 2, right0 = 5, right1 = 1."/>
+            <wp:cNvGraphicFramePr>
+              <a:graphicFrameLocks noChangeAspect="1"/>
+            </wp:cNvGraphicFramePr>
+            <a:graphic>
+              <a:graphicData uri="http://schemas.openxmlformats.org/drawingml/2006/picture">
+                <pic:pic>
+                  <pic:nvPicPr>
+                    <pic:cNvPr id="0" name="academy-story-ai-5-22-03.png"/>
+                    <pic:cNvPicPr/>
+                  </pic:nvPicPr>
+                  <pic:blipFill>
+                    <a:blip r:embed="rId13"/>
+                    <a:stretch>
+                      <a:fillRect/>
+                    </a:stretch>
+                  </pic:blipFill>
+                  <pic:spPr>
+                    <a:xfrm>
+                      <a:off x="0" y="0"/>
+                      <a:ext cx="5486400" cy="3096768"/>
+                    </a:xfrm>
+                    <a:prstGeom prst="rect"/>
+                  </pic:spPr>
+                </pic:pic>
+              </a:graphicData>
+            </a:graphic>
+          </wp:inline>
+        </w:drawing>
+      </w:r>
+    </w:p>
+    <w:p>
+      <w:pPr>
+        <w:spacing w:line="336" w:lineRule="auto" w:after="180"/>
+      </w:pPr>
+      <w:r>
+        <w:rPr>
+          <w:b w:val="0"/>
+        </w:rPr>
+        <w:t>Two adjacent pooling windows. row0: left0 = 1, left1 = 4, right0 = 2, right1 = 0. row1: left0 = 3, left1 = 2, right0 = 5, right1 = 1.</w:t>
+      </w:r>
+    </w:p>
+    <w:p>
+      <w:pPr>
+        <w:spacing w:line="336" w:lineRule="auto" w:after="180"/>
+        <w:shd w:fill="F5F1FB"/>
+      </w:pPr>
+      <w:r>
+        <w:rPr>
+          <w:b w:val="0"/>
+        </w:rPr>
+        <w:t>Read the labels and values. Explain the relationship the model shows.</w:t>
+      </w:r>
+    </w:p>
+    <w:p>
+      <w:pPr>
+        <w:pStyle w:val="Heading3"/>
+      </w:pPr>
+      <w:r>
+        <w:t>04. Change one thing. Trace what follows.</w:t>
+      </w:r>
+    </w:p>
+    <w:p>
+      <w:r>
+        <w:drawing>
+          <wp:inline xmlns:a="http://schemas.openxmlformats.org/drawingml/2006/main" xmlns:pic="http://schemas.openxmlformats.org/drawingml/2006/picture">
+            <wp:extent cx="5486400" cy="3026664"/>
+            <wp:docPr id="6" name="Picture 6" descr="Original case: Max map [[4, 5]], mean map [[2.5, 2]], both shape1×2. Changed condition: Swap1 and 4 within the left window. Expected result: Both pooled maps remain unchanged. Reason: Max and mean ignore the positions of values inside the same window."/>
+            <wp:cNvGraphicFramePr>
+              <a:graphicFrameLocks noChangeAspect="1"/>
+            </wp:cNvGraphicFramePr>
+            <a:graphic>
+              <a:graphicData uri="http://schemas.openxmlformats.org/drawingml/2006/picture">
+                <pic:pic>
+                  <pic:nvPicPr>
+                    <pic:cNvPr id="0" name="academy-story-ai-5-22-04.png"/>
+                    <pic:cNvPicPr/>
+                  </pic:nvPicPr>
+                  <pic:blipFill>
+                    <a:blip r:embed="rId14"/>
+                    <a:stretch>
+                      <a:fillRect/>
+                    </a:stretch>
+                  </pic:blipFill>
+                  <pic:spPr>
+                    <a:xfrm>
+                      <a:off x="0" y="0"/>
+                      <a:ext cx="5486400" cy="3026664"/>
+                    </a:xfrm>
+                    <a:prstGeom prst="rect"/>
+                  </pic:spPr>
+                </pic:pic>
+              </a:graphicData>
+            </a:graphic>
+          </wp:inline>
+        </w:drawing>
+      </w:r>
+    </w:p>
+    <w:p>
+      <w:pPr>
+        <w:spacing w:line="336" w:lineRule="auto" w:after="180"/>
+      </w:pPr>
+      <w:r>
+        <w:rPr>
+          <w:b w:val="0"/>
+        </w:rPr>
+        <w:t>Original case: Max map [[4, 5]], mean map [[2.5, 2]], both shape1×2. Changed condition: Swap1 and 4 within the left window. Expected result: Both pooled maps remain unchanged.</w:t>
+      </w:r>
+    </w:p>
+    <w:p>
+      <w:pPr>
+        <w:spacing w:line="336" w:lineRule="auto" w:after="180"/>
+      </w:pPr>
+      <w:r>
+        <w:rPr>
+          <w:b w:val="0"/>
+        </w:rPr>
+        <w:t>Reason: Max and mean ignore the positions of values inside the same window.</w:t>
+      </w:r>
+    </w:p>
+    <w:p>
+      <w:pPr>
+        <w:spacing w:line="336" w:lineRule="auto" w:after="180"/>
+        <w:shd w:fill="F5F1FB"/>
+      </w:pPr>
+      <w:r>
+        <w:rPr>
+          <w:b w:val="0"/>
+        </w:rPr>
+        <w:t>Predict before checking the worked changed-case result. Name what changed and what the supplied facts allow you to conclude.</w:t>
+      </w:r>
+    </w:p>
+    <w:p>
+      <w:pPr>
+        <w:pStyle w:val="Heading3"/>
+      </w:pPr>
+      <w:r>
+        <w:t>05. Connect the explanation to its limit</w:t>
+      </w:r>
+    </w:p>
+    <w:p>
+      <w:r>
+        <w:drawing>
+          <wp:inline xmlns:a="http://schemas.openxmlformats.org/drawingml/2006/main" xmlns:pic="http://schemas.openxmlformats.org/drawingml/2006/picture">
+            <wp:extent cx="5486400" cy="2941320"/>
+            <wp:docPr id="7" name="Picture 7" descr="Pooling compresses each local window into a summary. Maximum keeps its largest value; mean keeps its average. Neither summary records where each value appeared. Swapping values inside one window leaves both summaries unchanged here, so the pooled output cannot reconstruct the original arrangement. The chosen window, stride and boundary policy determine the output shape. Limit: Pooling is a declared aggregation, not automatic improvement; losing location can harm tasks that need precise positions."/>
+            <wp:cNvGraphicFramePr>
+              <a:graphicFrameLocks noChangeAspect="1"/>
+            </wp:cNvGraphicFramePr>
+            <a:graphic>
+              <a:graphicData uri="http://schemas.openxmlformats.org/drawingml/2006/picture">
+                <pic:pic>
+                  <pic:nvPicPr>
+                    <pic:cNvPr id="0" name="academy-story-ai-5-22-05.png"/>
+                    <pic:cNvPicPr/>
+                  </pic:nvPicPr>
+                  <pic:blipFill>
+                    <a:blip r:embed="rId15"/>
+                    <a:stretch>
+                      <a:fillRect/>
+                    </a:stretch>
+                  </pic:blipFill>
+                  <pic:spPr>
+                    <a:xfrm>
+                      <a:off x="0" y="0"/>
+                      <a:ext cx="5486400" cy="2941320"/>
+                    </a:xfrm>
+                    <a:prstGeom prst="rect"/>
+                  </pic:spPr>
+                </pic:pic>
+              </a:graphicData>
+            </a:graphic>
+          </wp:inline>
+        </w:drawing>
+      </w:r>
+    </w:p>
+    <w:p>
+      <w:pPr>
+        <w:spacing w:line="336" w:lineRule="auto" w:after="180"/>
+      </w:pPr>
+      <w:r>
+        <w:rPr>
+          <w:b w:val="0"/>
+        </w:rPr>
+        <w:t>Pooling compresses each local window into a summary. Maximum keeps its largest value; mean keeps its average. Neither summary records where each value appeared.</w:t>
+      </w:r>
+    </w:p>
+    <w:p>
+      <w:pPr>
+        <w:spacing w:line="336" w:lineRule="auto" w:after="180"/>
+      </w:pPr>
+      <w:r>
+        <w:rPr>
+          <w:b w:val="0"/>
+        </w:rPr>
+        <w:t xml:space="preserve">Swapping values inside one window leaves both summaries unchanged here, so the pooled </w:t>
+      </w:r>
+      <w:r>
+        <w:rPr>
+          <w:b/>
+        </w:rPr>
+        <w:t>output</w:t>
+      </w:r>
+      <w:r>
+        <w:rPr>
+          <w:b w:val="0"/>
+        </w:rPr>
+        <w:t xml:space="preserve"> cannot reconstruct the original arrangement. The chosen window, stride and boundary policy determine the </w:t>
+      </w:r>
+      <w:r>
+        <w:rPr>
+          <w:b/>
+        </w:rPr>
+        <w:t>output</w:t>
+      </w:r>
+      <w:r>
+        <w:rPr>
+          <w:b w:val="0"/>
+        </w:rPr>
+        <w:t xml:space="preserve"> shape.</w:t>
+      </w:r>
+    </w:p>
+    <w:p>
+      <w:pPr>
+        <w:spacing w:line="336" w:lineRule="auto" w:after="180"/>
+      </w:pPr>
+      <w:r>
+        <w:rPr>
+          <w:b w:val="0"/>
+        </w:rPr>
+        <w:t>Limit: Pooling is a declared aggregation, not automatic improvement; losing location can harm tasks that need precise positions.</w:t>
+      </w:r>
+    </w:p>
+    <w:p>
+      <w:pPr>
+        <w:spacing w:line="336" w:lineRule="auto" w:after="180"/>
+        <w:shd w:fill="F5F1FB"/>
+      </w:pPr>
+      <w:r>
+        <w:rPr>
+          <w:b w:val="0"/>
+        </w:rPr>
+        <w:t>Explain the case, then point to a limit on the claim.</w:t>
+      </w:r>
+    </w:p>
+    <w:p>
+      <w:pPr>
+        <w:pStyle w:val="Heading3"/>
+      </w:pPr>
+      <w:r>
+        <w:t>06. Make the idea visible in your project</w:t>
+      </w:r>
+    </w:p>
+    <w:p>
+      <w:r>
+        <w:drawing>
+          <wp:inline xmlns:a="http://schemas.openxmlformats.org/drawingml/2006/main" xmlns:pic="http://schemas.openxmlformats.org/drawingml/2006/picture">
+            <wp:extent cx="5486400" cy="3681984"/>
+            <wp:docPr id="8" name="Picture 8" descr="For your Image-pattern Network Investigation, save the input, procedure, observed result and limitation of this check. Label this worked example as practice; use a different, previously unreviewed case when checking independent understanding. Draw your input, deciding step, result and limit. Supported question: Can the max map reveal where the 4 originally appeared? Point to the relevant step in the picture, then write the changed result and the rule or evidence that supports it."/>
+            <wp:cNvGraphicFramePr>
+              <a:graphicFrameLocks noChangeAspect="1"/>
+            </wp:cNvGraphicFramePr>
+            <a:graphic>
+              <a:graphicData uri="http://schemas.openxmlformats.org/drawingml/2006/picture">
+                <pic:pic>
+                  <pic:nvPicPr>
+                    <pic:cNvPr id="0" name="academy-story-ai-5-22-06.png"/>
+                    <pic:cNvPicPr/>
+                  </pic:nvPicPr>
+                  <pic:blipFill>
+                    <a:blip r:embed="rId16"/>
+                    <a:stretch>
+                      <a:fillRect/>
+                    </a:stretch>
+                  </pic:blipFill>
+                  <pic:spPr>
+                    <a:xfrm>
+                      <a:off x="0" y="0"/>
+                      <a:ext cx="5486400" cy="3681984"/>
+                    </a:xfrm>
+                    <a:prstGeom prst="rect"/>
+                  </pic:spPr>
+                </pic:pic>
+              </a:graphicData>
+            </a:graphic>
+          </wp:inline>
+        </w:drawing>
+      </w:r>
+    </w:p>
+    <w:p>
+      <w:pPr>
+        <w:spacing w:line="336" w:lineRule="auto" w:after="180"/>
+      </w:pPr>
+      <w:r>
+        <w:rPr>
+          <w:b w:val="0"/>
+        </w:rPr>
+        <w:t xml:space="preserve">For your Image-pattern Network Investigation, save the </w:t>
+      </w:r>
+      <w:r>
+        <w:rPr>
+          <w:b/>
+        </w:rPr>
+        <w:t>input</w:t>
+      </w:r>
+      <w:r>
+        <w:rPr>
+          <w:b w:val="0"/>
+        </w:rPr>
+        <w:t>, procedure, observed result and limitation of this check.</w:t>
+      </w:r>
+    </w:p>
+    <w:p>
+      <w:pPr>
+        <w:spacing w:line="336" w:lineRule="auto" w:after="180"/>
+      </w:pPr>
+      <w:r>
+        <w:rPr>
+          <w:b w:val="0"/>
+        </w:rPr>
+        <w:t xml:space="preserve">Label this worked example as practice; use a different, previously unreviewed case when checking independent understanding. Draw your </w:t>
+      </w:r>
+      <w:r>
+        <w:rPr>
+          <w:b/>
+        </w:rPr>
+        <w:t>input</w:t>
+      </w:r>
+      <w:r>
+        <w:rPr>
+          <w:b w:val="0"/>
+        </w:rPr>
+        <w:t>, deciding step, result and limit.</w:t>
+      </w:r>
+    </w:p>
+    <w:p>
+      <w:pPr>
+        <w:spacing w:line="336" w:lineRule="auto" w:after="180"/>
+      </w:pPr>
+      <w:r>
+        <w:rPr>
+          <w:b w:val="0"/>
+        </w:rPr>
+        <w:t xml:space="preserve">Supported question: Can the max map reveal where the 4 originally appeared? Point to the relevant step in the picture, then write the changed result and the rule or </w:t>
+      </w:r>
+      <w:r>
+        <w:rPr>
+          <w:b/>
+        </w:rPr>
+        <w:t>evidence</w:t>
+      </w:r>
+      <w:r>
+        <w:rPr>
+          <w:b w:val="0"/>
+        </w:rPr>
+        <w:t xml:space="preserve"> that supports it.</w:t>
+      </w:r>
+    </w:p>
+    <w:p>
+      <w:pPr>
+        <w:spacing w:line="336" w:lineRule="auto" w:after="180"/>
+        <w:shd w:fill="F5F1FB"/>
+      </w:pPr>
+      <w:r>
+        <w:rPr>
+          <w:b w:val="0"/>
+        </w:rPr>
+        <w:t xml:space="preserve">Draw your project trace and justify the deciding step using </w:t>
+      </w:r>
+      <w:r>
+        <w:rPr>
+          <w:b/>
+        </w:rPr>
+        <w:t>evidence</w:t>
+      </w:r>
+      <w:r>
+        <w:rPr>
+          <w:b w:val="0"/>
+        </w:rPr>
+        <w:t>.</w:t>
       </w:r>
     </w:p>
     <w:sectPr>

--- a/downloads/student/ai-5-week-22.docx
+++ b/downloads/student/ai-5-week-22.docx
@@ -953,7 +953,7 @@
         <w:rPr>
           <w:b w:val="0"/>
         </w:rPr>
-        <w:t>Change: Swap1 and 4 within the left window.</w:t>
+        <w:t>Change: Swap 1 and 4 within the left window.</w:t>
       </w:r>
     </w:p>
     <w:p>
@@ -1422,7 +1422,7 @@
         <w:rPr>
           <w:b w:val="0"/>
         </w:rPr>
-        <w:t>Feature map rows [1, 4, 2, 0],[3, 2, 5, 1]. Pool non-overlapping2×2 windows, stride2, no padding.</w:t>
+        <w:t>Feature map rows [1, 4, 2, 0],[3, 2, 5, 1]. Pool non-overlapping 2×2 windows, stride 2, no padding.</w:t>
       </w:r>
     </w:p>
     <w:p>
@@ -1498,7 +1498,7 @@
         <w:drawing>
           <wp:inline xmlns:a="http://schemas.openxmlformats.org/drawingml/2006/main" xmlns:pic="http://schemas.openxmlformats.org/drawingml/2006/picture">
             <wp:extent cx="5486400" cy="5145314"/>
-            <wp:docPr id="2" name="Picture 2" descr="Pooling and spatial information. Left window: Values1, 4, 3, 2: max 4, mean 2.5.. Right window: Values2, 0, 5, 1: max 5, mean 2.. Compare summaries: Max map [[4, 5]], mean map [[2.5, 2]], both shape1×2."/>
+            <wp:docPr id="2" name="Picture 2" descr="Pooling and spatial information. Left window: Values 1, 4, 3, 2: max 4, mean 2.5.. Right window: Values 2, 0, 5, 1: max 5, mean 2.. Compare summaries: Max map [[4, 5]], mean map [[2.5, 2]], both shape 1×2."/>
             <wp:cNvGraphicFramePr>
               <a:graphicFrameLocks noChangeAspect="1"/>
             </wp:cNvGraphicFramePr>
@@ -1589,7 +1589,7 @@
           </w:tcPr>
           <w:p>
             <w:r>
-              <w:t>Values1, 4, 3, 2: max 4, mean 2.5.</w:t>
+              <w:t>Values 1, 4, 3, 2: max 4, mean 2.5.</w:t>
             </w:r>
           </w:p>
         </w:tc>
@@ -1611,7 +1611,7 @@
           </w:tcPr>
           <w:p>
             <w:r>
-              <w:t>Values2, 0, 5, 1: max 5, mean 2.</w:t>
+              <w:t>Values 2, 0, 5, 1: max 5, mean 2.</w:t>
             </w:r>
           </w:p>
         </w:tc>
@@ -1633,7 +1633,7 @@
           </w:tcPr>
           <w:p>
             <w:r>
-              <w:t>Max map [[4, 5]], mean map [[2.5, 2]], both shape1×2.</w:t>
+              <w:t>Max map [[4, 5]], mean map [[2.5, 2]], both shape 1×2.</w:t>
             </w:r>
           </w:p>
         </w:tc>
@@ -1785,7 +1785,7 @@
         <w:rPr>
           <w:b w:val="0"/>
         </w:rPr>
-        <w:t>Change one thing: Swap1 and 4 within the left window. Predict the result before checking the explanation. What remains the same?</w:t>
+        <w:t>Change one thing: Swap 1 and 4 within the left window. Predict the result before checking the explanation. What remains the same?</w:t>
       </w:r>
     </w:p>
     <w:p>
@@ -3958,7 +3958,7 @@
         <w:rPr>
           <w:b w:val="0"/>
         </w:rPr>
-        <w:t>Which labelled step matches this detail? Max map [[4, 5]], mean map [[2.5, 2]], both shape1×2.</w:t>
+        <w:t>Which labelled step matches this detail? Max map [[4, 5]], mean map [[2.5, 2]], both shape 1×2.</w:t>
       </w:r>
     </w:p>
     <w:p>
@@ -4067,7 +4067,7 @@
         <w:rPr>
           <w:b w:val="0"/>
         </w:rPr>
-        <w:t>After your attempt, compare with the supported explanation: Compare summaries Max map [[4, 5]], mean map [[2.5, 2]], both shape1×2. Pooling compresses each local window into a summary.</w:t>
+        <w:t>After your attempt, compare with the supported explanation: Compare summaries Max map [[4, 5]], mean map [[2.5, 2]], both shape 1×2. Pooling compresses each local window into a summary.</w:t>
       </w:r>
     </w:p>
     <w:p>
@@ -4143,7 +4143,7 @@
         <w:rPr>
           <w:b w:val="0"/>
         </w:rPr>
-        <w:t>Changed-case practice: Swap1 and 4 within the left window. Which conclusion is supported by the supplied facts?</w:t>
+        <w:t>Changed-case practice: Swap 1 and 4 within the left window. Which conclusion is supported by the supplied facts?</w:t>
       </w:r>
     </w:p>
     <w:p>
@@ -4547,7 +4547,7 @@
         <w:drawing>
           <wp:inline xmlns:a="http://schemas.openxmlformats.org/drawingml/2006/main" xmlns:pic="http://schemas.openxmlformats.org/drawingml/2006/picture">
             <wp:extent cx="5486400" cy="3142488"/>
-            <wp:docPr id="3" name="Picture 3" descr="Pool a small map and show the detail it cannot retain. Supplied facts: Feature map rows [1, 4, 2, 0],[3, 2, 5, 1]. Pool non-overlapping2×2 windows, stride2, no padding. All inputs and outcomes in this worked example are invented classroom data; no real model run is claimed."/>
+            <wp:docPr id="3" name="Picture 3" descr="Pool a small map and show the detail it cannot retain. Supplied facts: Feature map rows [1, 4, 2, 0],[3, 2, 5, 1]. Pool non-overlapping 2×2 windows, stride 2, no padding. All inputs and outcomes in this worked example are invented classroom data; no real model run is claimed."/>
             <wp:cNvGraphicFramePr>
               <a:graphicFrameLocks noChangeAspect="1"/>
             </wp:cNvGraphicFramePr>
@@ -4586,7 +4586,7 @@
         <w:rPr>
           <w:b w:val="0"/>
         </w:rPr>
-        <w:t>Pool a small map and show the detail it cannot retain. Supplied facts: Feature map rows [1, 4, 2, 0],[3, 2, 5, 1]. Pool non-overlapping2×2 windows, stride2, no padding.</w:t>
+        <w:t>Pool a small map and show the detail it cannot retain. Supplied facts: Feature map rows [1, 4, 2, 0],[3, 2, 5, 1]. Pool non-overlapping 2×2 windows, stride 2, no padding.</w:t>
       </w:r>
     </w:p>
     <w:p>
@@ -4637,7 +4637,7 @@
         <w:drawing>
           <wp:inline xmlns:a="http://schemas.openxmlformats.org/drawingml/2006/main" xmlns:pic="http://schemas.openxmlformats.org/drawingml/2006/picture">
             <wp:extent cx="5486400" cy="3182112"/>
-            <wp:docPr id="4" name="Picture 4" descr="Left window: Values1, 4, 3, 2: max 4, mean 2.5. → Right window: Values2, 0, 5, 1: max 5, mean 2. → Compare summaries: Max map [[4, 5]], mean map [[2.5, 2]], both shape1×2."/>
+            <wp:docPr id="4" name="Picture 4" descr="Left window: Values 1, 4, 3, 2: max 4, mean 2.5. → Right window: Values 2, 0, 5, 1: max 5, mean 2. → Compare summaries: Max map [[4, 5]], mean map [[2.5, 2]], both shape 1×2."/>
             <wp:cNvGraphicFramePr>
               <a:graphicFrameLocks noChangeAspect="1"/>
             </wp:cNvGraphicFramePr>
@@ -4676,7 +4676,7 @@
         <w:rPr>
           <w:b w:val="0"/>
         </w:rPr>
-        <w:t>Left window: Values1, 4, 3, 2: max 4, mean 2.5. → Right window: Values2, 0, 5, 1: max 5, mean 2. → Compare summaries: Max map [[4, 5]], mean map [[2.5, 2]], both shape1×2.</w:t>
+        <w:t>Left window: Values 1, 4, 3, 2: max 4, mean 2.5. → Right window: Values 2, 0, 5, 1: max 5, mean 2. → Compare summaries: Max map [[4, 5]], mean map [[2.5, 2]], both shape 1×2.</w:t>
       </w:r>
     </w:p>
     <w:p>
@@ -4716,7 +4716,7 @@
         <w:drawing>
           <wp:inline xmlns:a="http://schemas.openxmlformats.org/drawingml/2006/main" xmlns:pic="http://schemas.openxmlformats.org/drawingml/2006/picture">
             <wp:extent cx="5486400" cy="3096768"/>
-            <wp:docPr id="5" name="Picture 5" descr="Two adjacent pooling windows. row0: left0 = 1, left1 = 4, right0 = 2, right1 = 0. row1: left0 = 3, left1 = 2, right0 = 5, right1 = 1."/>
+            <wp:docPr id="5" name="Picture 5" descr="Two adjacent pooling windows. row 0: left 0 = 1, left 1 = 4, right 0 = 2, right 1 = 0. row 1: left 0 = 3, left 1 = 2, right 0 = 5, right 1 = 1."/>
             <wp:cNvGraphicFramePr>
               <a:graphicFrameLocks noChangeAspect="1"/>
             </wp:cNvGraphicFramePr>
@@ -4755,7 +4755,7 @@
         <w:rPr>
           <w:b w:val="0"/>
         </w:rPr>
-        <w:t>Two adjacent pooling windows. row0: left0 = 1, left1 = 4, right0 = 2, right1 = 0. row1: left0 = 3, left1 = 2, right0 = 5, right1 = 1.</w:t>
+        <w:t>Two adjacent pooling windows. row 0: left 0 = 1, left 1 = 4, right 0 = 2, right 1 = 0. row 1: left 0 = 3, left 1 = 2, right 0 = 5, right 1 = 1.</w:t>
       </w:r>
     </w:p>
     <w:p>
@@ -4783,7 +4783,7 @@
         <w:drawing>
           <wp:inline xmlns:a="http://schemas.openxmlformats.org/drawingml/2006/main" xmlns:pic="http://schemas.openxmlformats.org/drawingml/2006/picture">
             <wp:extent cx="5486400" cy="3026664"/>
-            <wp:docPr id="6" name="Picture 6" descr="Original case: Max map [[4, 5]], mean map [[2.5, 2]], both shape1×2. Changed condition: Swap1 and 4 within the left window. Expected result: Both pooled maps remain unchanged. Reason: Max and mean ignore the positions of values inside the same window."/>
+            <wp:docPr id="6" name="Picture 6" descr="Original case: Max map [[4, 5]], mean map [[2.5, 2]], both shape 1×2. Changed condition: Swap 1 and 4 within the left window. Expected result: Both pooled maps remain unchanged. Reason: Max and mean ignore the positions of values inside the same window."/>
             <wp:cNvGraphicFramePr>
               <a:graphicFrameLocks noChangeAspect="1"/>
             </wp:cNvGraphicFramePr>
@@ -4822,7 +4822,7 @@
         <w:rPr>
           <w:b w:val="0"/>
         </w:rPr>
-        <w:t>Original case: Max map [[4, 5]], mean map [[2.5, 2]], both shape1×2. Changed condition: Swap1 and 4 within the left window. Expected result: Both pooled maps remain unchanged.</w:t>
+        <w:t>Original case: Max map [[4, 5]], mean map [[2.5, 2]], both shape 1×2. Changed condition: Swap 1 and 4 within the left window. Expected result: Both pooled maps remain unchanged.</w:t>
       </w:r>
     </w:p>
     <w:p>

--- a/downloads/student/ai-5-week-22.docx
+++ b/downloads/student/ai-5-week-22.docx
@@ -25,12 +25,17 @@
         <w:pStyle w:val="Heading1"/>
       </w:pPr>
       <w:r>
-        <w:t>Before you start</w:t>
-      </w:r>
-    </w:p>
-    <w:p>
-      <w:r>
-        <w:t>For a 3 by 3 input and a 2 by 2 window with stride 2 and no padding, how many valid window positions exist?</w:t>
+        <w:t>Declare the window. Compute both summaries. Find the lost detail.</w:t>
+      </w:r>
+    </w:p>
+    <w:p>
+      <w:r>
+        <w:t>Audit max and mean pooling with complete collision,negative-value and boundary counterexamples.</w:t>
+      </w:r>
+    </w:p>
+    <w:p>
+      <w:r>
+        <w:t>Four-region arithmetic and diagram → pictured within-window swap → explicit boundary-movement head → runnable probes → independent negative-valued map.</w:t>
       </w:r>
     </w:p>
     <w:p>
@@ -38,20 +43,20 @@
         <w:pStyle w:val="Heading1"/>
       </w:pPr>
       <w:r>
-        <w:t>01. Your mission</w:t>
-      </w:r>
-    </w:p>
-    <w:p>
-      <w:r>
-        <w:t>Start with the target: Compute max and mean pooling under an explicit window rule. Try the recall before opening notes.</w:t>
-      </w:r>
-    </w:p>
-    <w:p>
-      <w:pPr>
-        <w:pStyle w:val="Heading3"/>
-      </w:pPr>
-      <w:r>
-        <w:t>Your learning target</w:t>
+        <w:t>01. Which spatial detail survives a local summary?</w:t>
+      </w:r>
+    </w:p>
+    <w:p>
+      <w:r>
+        <w:t>Compute the summary and inspect the collisions and boundaries it creates.</w:t>
+      </w:r>
+    </w:p>
+    <w:p>
+      <w:pPr>
+        <w:pStyle w:val="Heading2"/>
+      </w:pPr>
+      <w:r>
+        <w:t>Learning goals</w:t>
       </w:r>
     </w:p>
     <w:p>
@@ -113,10 +118,10 @@
     </w:p>
     <w:p>
       <w:pPr>
-        <w:pStyle w:val="Heading3"/>
-      </w:pPr>
-      <w:r>
-        <w:t>Remember before reading</w:t>
+        <w:pStyle w:val="Heading2"/>
+      </w:pPr>
+      <w:r>
+        <w:t>Retrieve local windows and their contract</w:t>
       </w:r>
     </w:p>
     <w:p>
@@ -188,6 +193,100 @@
     </w:p>
     <w:p>
       <w:pPr>
+        <w:pStyle w:val="Heading2"/>
+      </w:pPr>
+      <w:r>
+        <w:t>Prerequisite and starting response</w:t>
+      </w:r>
+    </w:p>
+    <w:p>
+      <w:pPr>
+        <w:pStyle w:val="ListBullet"/>
+      </w:pPr>
+      <w:r>
+        <w:t>For a 3 by 3 input and a 2 by 2 window with stride 2 and no padding, how many valid window positions exist?</w:t>
+      </w:r>
+    </w:p>
+    <w:p>
+      <w:pPr>
+        <w:pStyle w:val="Heading3"/>
+      </w:pPr>
+      <w:r>
+        <w:t>My starting explanation</w:t>
+      </w:r>
+    </w:p>
+    <w:p>
+      <w:r>
+        <w:t>________________________________________________________________</w:t>
+      </w:r>
+    </w:p>
+    <w:p>
+      <w:r>
+        <w:t>________________________________________________________________</w:t>
+      </w:r>
+    </w:p>
+    <w:p>
+      <w:r>
+        <w:t>________________________________________________________________</w:t>
+      </w:r>
+    </w:p>
+    <w:p>
+      <w:pPr>
+        <w:pStyle w:val="Heading2"/>
+      </w:pPr>
+      <w:r>
+        <w:t>End goal</w:t>
+      </w:r>
+    </w:p>
+    <w:p>
+      <w:pPr>
+        <w:spacing w:line="336" w:lineRule="auto" w:after="180"/>
+      </w:pPr>
+      <w:r>
+        <w:rPr>
+          <w:b w:val="0"/>
+        </w:rPr>
+        <w:t xml:space="preserve">By the end, I can explain pooling and </w:t>
+      </w:r>
+      <w:r>
+        <w:rPr>
+          <w:b/>
+        </w:rPr>
+        <w:t>spatial information</w:t>
+      </w:r>
+      <w:r>
+        <w:rPr>
+          <w:b w:val="0"/>
+        </w:rPr>
+        <w:t xml:space="preserve"> using a traced example and a stated limitation.</w:t>
+      </w:r>
+    </w:p>
+    <w:p>
+      <w:pPr>
+        <w:pStyle w:val="Heading2"/>
+      </w:pPr>
+      <w:r>
+        <w:t>Earlier wording, alternatives and picture transcripts · reference / check after trying</w:t>
+      </w:r>
+    </w:p>
+    <w:p>
+      <w:pPr>
+        <w:pStyle w:val="Heading3"/>
+      </w:pPr>
+      <w:r>
+        <w:t>Your learning target</w:t>
+      </w:r>
+    </w:p>
+    <w:p>
+      <w:pPr>
+        <w:pStyle w:val="Heading3"/>
+      </w:pPr>
+      <w:r>
+        <w:t>Remember before reading</w:t>
+      </w:r>
+    </w:p>
+    <w:p>
+      <w:pPr>
         <w:spacing w:line="336" w:lineRule="auto" w:after="180"/>
       </w:pPr>
       <w:r>
@@ -258,93 +357,31 @@
     </w:p>
     <w:p>
       <w:pPr>
-        <w:spacing w:line="336" w:lineRule="auto" w:after="180"/>
-        <w:shd w:fill="F5F1FB"/>
-      </w:pPr>
-      <w:r>
-        <w:rPr>
-          <w:b w:val="0"/>
-        </w:rPr>
-        <w:t xml:space="preserve">For a 3 by 3 </w:t>
-      </w:r>
-      <w:r>
-        <w:rPr>
-          <w:b/>
-        </w:rPr>
-        <w:t>input</w:t>
-      </w:r>
-      <w:r>
-        <w:rPr>
-          <w:b w:val="0"/>
-        </w:rPr>
-        <w:t xml:space="preserve"> and a 2 by 2 window with stride 2 and no padding, how many valid window positions exist?</w:t>
-      </w:r>
-    </w:p>
-    <w:p>
-      <w:pPr>
         <w:pStyle w:val="Heading3"/>
       </w:pPr>
       <w:r>
-        <w:t>My starting explanation</w:t>
-      </w:r>
-    </w:p>
-    <w:p>
-      <w:r>
-        <w:t>________________________________________________________________</w:t>
-      </w:r>
-    </w:p>
-    <w:p>
-      <w:r>
-        <w:t>________________________________________________________________</w:t>
-      </w:r>
-    </w:p>
-    <w:p>
-      <w:r>
-        <w:t>________________________________________________________________</w:t>
-      </w:r>
-    </w:p>
-    <w:p>
-      <w:pPr>
-        <w:pStyle w:val="Heading3"/>
-      </w:pPr>
-      <w:r>
         <w:t>This week’s end goal</w:t>
       </w:r>
     </w:p>
     <w:p>
       <w:pPr>
-        <w:spacing w:line="336" w:lineRule="auto" w:after="180"/>
-      </w:pPr>
-      <w:r>
-        <w:rPr>
-          <w:b w:val="0"/>
-        </w:rPr>
-        <w:t xml:space="preserve">By the end, I can explain pooling and </w:t>
-      </w:r>
-      <w:r>
-        <w:rPr>
-          <w:b/>
-        </w:rPr>
-        <w:t>spatial information</w:t>
-      </w:r>
-      <w:r>
-        <w:rPr>
-          <w:b w:val="0"/>
-        </w:rPr>
-        <w:t xml:space="preserve"> using a traced example and a stated limitation.</w:t>
-      </w:r>
-    </w:p>
-    <w:p>
-      <w:pPr>
         <w:pStyle w:val="Heading1"/>
       </w:pPr>
       <w:r>
-        <w:t>02. Notice the evidence</w:t>
-      </w:r>
-    </w:p>
-    <w:p>
-      <w:r>
-        <w:t>Investigate the supplied Pooling and spatial information case. Separate observations, given facts and assumptions before choosing an explanation.</w:t>
+        <w:t>02. Summarize four complete non-overlapping windows</w:t>
+      </w:r>
+    </w:p>
+    <w:p>
+      <w:r>
+        <w:t>Max and mean are separate fixed operations on the same input.</w:t>
+      </w:r>
+    </w:p>
+    <w:p>
+      <w:pPr>
+        <w:pStyle w:val="Heading2"/>
+      </w:pPr>
+      <w:r>
+        <w:t>Complete feature map and window rule</w:t>
       </w:r>
     </w:p>
     <w:p>
@@ -407,6 +444,14 @@
           <w:b w:val="0"/>
         </w:rPr>
         <w:t>These are fixed summaries of the incoming feature map, unlike the trainable kernel parameters introduced last week.</w:t>
+      </w:r>
+    </w:p>
+    <w:p>
+      <w:pPr>
+        <w:pStyle w:val="Heading2"/>
+      </w:pPr>
+      <w:r>
+        <w:t>Every window and both summaries</w:t>
       </w:r>
     </w:p>
     <w:tbl>
@@ -637,6 +682,14 @@
     </w:tbl>
     <w:p>
       <w:pPr>
+        <w:pStyle w:val="Heading2"/>
+      </w:pPr>
+      <w:r>
+        <w:t>Output shape and retained coarse arrangement</w:t>
+      </w:r>
+    </w:p>
+    <w:p>
+      <w:pPr>
         <w:spacing w:line="336" w:lineRule="auto" w:after="180"/>
       </w:pPr>
       <w:r>
@@ -684,6 +737,14 @@
     </w:p>
     <w:p>
       <w:pPr>
+        <w:pStyle w:val="Heading2"/>
+      </w:pPr>
+      <w:r>
+        <w:t>Name given and missing facts</w:t>
+      </w:r>
+    </w:p>
+    <w:p>
+      <w:pPr>
         <w:pStyle w:val="Heading3"/>
       </w:pPr>
       <w:r>
@@ -710,12 +771,20 @@
         <w:pStyle w:val="Heading1"/>
       </w:pPr>
       <w:r>
-        <w:t>03. See how it works</w:t>
-      </w:r>
-    </w:p>
-    <w:p>
-      <w:r>
-        <w:t>Follow the mechanism for Pooling and spatial information. Connect each labelled input, deciding step and result.</w:t>
+        <w:t>03. Trace every region into both alternative summaries</w:t>
+      </w:r>
+    </w:p>
+    <w:p>
+      <w:r>
+        <w:t>Keep the window rule and lost-detail claim at the same scale.</w:t>
+      </w:r>
+    </w:p>
+    <w:p>
+      <w:pPr>
+        <w:pStyle w:val="Heading2"/>
+      </w:pPr>
+      <w:r>
+        <w:t>Complete function scope and boundary assumptions</w:t>
       </w:r>
     </w:p>
     <w:p>
@@ -738,6 +807,368 @@
           <w:b w:val="0"/>
         </w:rPr>
         <w:t>It returns two separate summaries of the same map; it does not apply one pooling operation after the other.</w:t>
+      </w:r>
+    </w:p>
+    <w:p>
+      <w:pPr>
+        <w:spacing w:line="336" w:lineRule="auto" w:after="180"/>
+      </w:pPr>
+      <w:r>
+        <w:rPr>
+          <w:b w:val="0"/>
+        </w:rPr>
+        <w:t xml:space="preserve">For this complete-window rule the </w:t>
+      </w:r>
+      <w:r>
+        <w:rPr>
+          <w:b/>
+        </w:rPr>
+        <w:t>output</w:t>
+      </w:r>
+      <w:r>
+        <w:rPr>
+          <w:b w:val="0"/>
+        </w:rPr>
+        <w:t xml:space="preserve"> shape is floor((H - 2) / 2) + 1 by floor((W - 2) / 2) + 1. A 3 by 3 map produces just one </w:t>
+      </w:r>
+      <w:r>
+        <w:rPr>
+          <w:b/>
+        </w:rPr>
+        <w:t>output</w:t>
+      </w:r>
+      <w:r>
+        <w:rPr>
+          <w:b w:val="0"/>
+        </w:rPr>
+        <w:t>; its last row and last column are not read.</w:t>
+      </w:r>
+    </w:p>
+    <w:p>
+      <w:pPr>
+        <w:spacing w:line="336" w:lineRule="auto" w:after="180"/>
+      </w:pPr>
+      <w:r>
+        <w:rPr>
+          <w:b w:val="0"/>
+        </w:rPr>
+        <w:t>Do not silently invent a partial-window rule or pad missing positions.</w:t>
+      </w:r>
+    </w:p>
+    <w:p>
+      <w:pPr>
+        <w:pStyle w:val="Heading2"/>
+      </w:pPr>
+      <w:r>
+        <w:t>Labelled four-region pooling diagram</w:t>
+      </w:r>
+    </w:p>
+    <w:p>
+      <w:r>
+        <w:drawing>
+          <wp:inline xmlns:a="http://schemas.openxmlformats.org/drawingml/2006/main" xmlns:pic="http://schemas.openxmlformats.org/drawingml/2006/picture">
+            <wp:extent cx="5486400" cy="2377099"/>
+            <wp:docPr id="1" name="Picture 1" descr="A4by4feature map is divided into four2by2regions. Matching region colours connect to max output[[4,5],[6,7]]and mean output[[2.5,2],[3,3.25]],both2by2. Colours identify window membership rather than magnitude;outputs retain coarse region positions and lose detail within each region."/>
+            <wp:cNvGraphicFramePr>
+              <a:graphicFrameLocks noChangeAspect="1"/>
+            </wp:cNvGraphicFramePr>
+            <a:graphic>
+              <a:graphicData uri="http://schemas.openxmlformats.org/drawingml/2006/picture">
+                <pic:pic>
+                  <pic:nvPicPr>
+                    <pic:cNvPr id="0" name="ai-5-22-pooling-regions.png"/>
+                    <pic:cNvPicPr/>
+                  </pic:nvPicPr>
+                  <pic:blipFill>
+                    <a:blip r:embed="rId9"/>
+                    <a:stretch>
+                      <a:fillRect/>
+                    </a:stretch>
+                  </pic:blipFill>
+                  <pic:spPr>
+                    <a:xfrm>
+                      <a:off x="0" y="0"/>
+                      <a:ext cx="5486400" cy="2377099"/>
+                    </a:xfrm>
+                    <a:prstGeom prst="rect"/>
+                  </pic:spPr>
+                </pic:pic>
+              </a:graphicData>
+            </a:graphic>
+          </wp:inline>
+        </w:drawing>
+      </w:r>
+    </w:p>
+    <w:p>
+      <w:pPr>
+        <w:pStyle w:val="Heading2"/>
+      </w:pPr>
+      <w:r>
+        <w:t>All sums, denominators and maxima</w:t>
+      </w:r>
+    </w:p>
+    <w:tbl>
+      <w:tblPr>
+        <w:tblStyle w:val="LightShading-Accent1"/>
+        <w:tblW w:type="auto" w:w="0"/>
+        <w:tblLook w:firstColumn="1" w:firstRow="1" w:lastColumn="0" w:lastRow="0" w:noHBand="0" w:noVBand="1" w:val="04A0"/>
+      </w:tblPr>
+      <w:tblGrid>
+        <w:gridCol w:w="2556"/>
+        <w:gridCol w:w="2556"/>
+        <w:gridCol w:w="2556"/>
+        <w:gridCol w:w="2556"/>
+      </w:tblGrid>
+      <w:tr>
+        <w:trPr>
+          <w:tblHeader/>
+        </w:trPr>
+        <w:tc>
+          <w:tcPr>
+            <w:tcW w:type="dxa" w:w="2556"/>
+          </w:tcPr>
+          <w:p>
+            <w:r>
+              <w:t>Window start</w:t>
+            </w:r>
+          </w:p>
+        </w:tc>
+        <w:tc>
+          <w:tcPr>
+            <w:tcW w:type="dxa" w:w="2556"/>
+          </w:tcPr>
+          <w:p>
+            <w:r>
+              <w:t>Values in row-major order</w:t>
+            </w:r>
+          </w:p>
+        </w:tc>
+        <w:tc>
+          <w:tcPr>
+            <w:tcW w:type="dxa" w:w="2556"/>
+          </w:tcPr>
+          <w:p>
+            <w:r>
+              <w:t>Sum /4</w:t>
+            </w:r>
+          </w:p>
+        </w:tc>
+        <w:tc>
+          <w:tcPr>
+            <w:tcW w:type="dxa" w:w="2556"/>
+          </w:tcPr>
+          <w:p>
+            <w:r>
+              <w:t>Maximum</w:t>
+            </w:r>
+          </w:p>
+        </w:tc>
+      </w:tr>
+      <w:tr>
+        <w:tc>
+          <w:tcPr>
+            <w:tcW w:type="dxa" w:w="2556"/>
+          </w:tcPr>
+          <w:p>
+            <w:r>
+              <w:t>(0, 0)</w:t>
+            </w:r>
+          </w:p>
+        </w:tc>
+        <w:tc>
+          <w:tcPr>
+            <w:tcW w:type="dxa" w:w="2556"/>
+          </w:tcPr>
+          <w:p>
+            <w:r>
+              <w:t>[1, 4, 3, 2]</w:t>
+            </w:r>
+          </w:p>
+        </w:tc>
+        <w:tc>
+          <w:tcPr>
+            <w:tcW w:type="dxa" w:w="2556"/>
+          </w:tcPr>
+          <w:p>
+            <w:r>
+              <w:t>10/4=2.5</w:t>
+            </w:r>
+          </w:p>
+        </w:tc>
+        <w:tc>
+          <w:tcPr>
+            <w:tcW w:type="dxa" w:w="2556"/>
+          </w:tcPr>
+          <w:p>
+            <w:r>
+              <w:t>4</w:t>
+            </w:r>
+          </w:p>
+        </w:tc>
+      </w:tr>
+      <w:tr>
+        <w:tc>
+          <w:tcPr>
+            <w:tcW w:type="dxa" w:w="2556"/>
+          </w:tcPr>
+          <w:p>
+            <w:r>
+              <w:t>(0, 2)</w:t>
+            </w:r>
+          </w:p>
+        </w:tc>
+        <w:tc>
+          <w:tcPr>
+            <w:tcW w:type="dxa" w:w="2556"/>
+          </w:tcPr>
+          <w:p>
+            <w:r>
+              <w:t>[2, 0, 5, 1]</w:t>
+            </w:r>
+          </w:p>
+        </w:tc>
+        <w:tc>
+          <w:tcPr>
+            <w:tcW w:type="dxa" w:w="2556"/>
+          </w:tcPr>
+          <w:p>
+            <w:r>
+              <w:t>8/4=2</w:t>
+            </w:r>
+          </w:p>
+        </w:tc>
+        <w:tc>
+          <w:tcPr>
+            <w:tcW w:type="dxa" w:w="2556"/>
+          </w:tcPr>
+          <w:p>
+            <w:r>
+              <w:t>5</w:t>
+            </w:r>
+          </w:p>
+        </w:tc>
+      </w:tr>
+      <w:tr>
+        <w:tc>
+          <w:tcPr>
+            <w:tcW w:type="dxa" w:w="2556"/>
+          </w:tcPr>
+          <w:p>
+            <w:r>
+              <w:t>(2, 0)</w:t>
+            </w:r>
+          </w:p>
+        </w:tc>
+        <w:tc>
+          <w:tcPr>
+            <w:tcW w:type="dxa" w:w="2556"/>
+          </w:tcPr>
+          <w:p>
+            <w:r>
+              <w:t>[0, 6, 2, 4]</w:t>
+            </w:r>
+          </w:p>
+        </w:tc>
+        <w:tc>
+          <w:tcPr>
+            <w:tcW w:type="dxa" w:w="2556"/>
+          </w:tcPr>
+          <w:p>
+            <w:r>
+              <w:t>12/4=3</w:t>
+            </w:r>
+          </w:p>
+        </w:tc>
+        <w:tc>
+          <w:tcPr>
+            <w:tcW w:type="dxa" w:w="2556"/>
+          </w:tcPr>
+          <w:p>
+            <w:r>
+              <w:t>6</w:t>
+            </w:r>
+          </w:p>
+        </w:tc>
+      </w:tr>
+      <w:tr>
+        <w:tc>
+          <w:tcPr>
+            <w:tcW w:type="dxa" w:w="2556"/>
+          </w:tcPr>
+          <w:p>
+            <w:r>
+              <w:t>(2, 2)</w:t>
+            </w:r>
+          </w:p>
+        </w:tc>
+        <w:tc>
+          <w:tcPr>
+            <w:tcW w:type="dxa" w:w="2556"/>
+          </w:tcPr>
+          <w:p>
+            <w:r>
+              <w:t>[1, 3, 2, 7]</w:t>
+            </w:r>
+          </w:p>
+        </w:tc>
+        <w:tc>
+          <w:tcPr>
+            <w:tcW w:type="dxa" w:w="2556"/>
+          </w:tcPr>
+          <w:p>
+            <w:r>
+              <w:t>13/4=3.25</w:t>
+            </w:r>
+          </w:p>
+        </w:tc>
+        <w:tc>
+          <w:tcPr>
+            <w:tcW w:type="dxa" w:w="2556"/>
+          </w:tcPr>
+          <w:p>
+            <w:r>
+              <w:t>7</w:t>
+            </w:r>
+          </w:p>
+        </w:tc>
+      </w:tr>
+    </w:tbl>
+    <w:p>
+      <w:pPr>
+        <w:pStyle w:val="Heading2"/>
+      </w:pPr>
+      <w:r>
+        <w:t>Separate summaries and information contract</w:t>
+      </w:r>
+    </w:p>
+    <w:p>
+      <w:pPr>
+        <w:spacing w:line="336" w:lineRule="auto" w:after="180"/>
+      </w:pPr>
+      <w:r>
+        <w:rPr>
+          <w:b w:val="0"/>
+        </w:rPr>
+        <w:t>The two output maps preserve which coarse region produced each scalar. They do not preserve the four original positions and values within that region. pool 2 returns maxima and means separately from the original map. It requires a nonempty rectangular numeric input and checks that at least one 2×2 window fits. Only complete windows at stride 2 are read; with a3×3 input, the last row and column are excluded.</w:t>
+      </w:r>
+    </w:p>
+    <w:p>
+      <w:pPr>
+        <w:spacing w:line="336" w:lineRule="auto" w:after="180"/>
+      </w:pPr>
+      <w:r>
+        <w:rPr>
+          <w:b w:val="0"/>
+        </w:rPr>
+        <w:t>This boundary rule is part of the operation, not a discovered property of the data.</w:t>
+      </w:r>
+    </w:p>
+    <w:p>
+      <w:pPr>
+        <w:pStyle w:val="Heading2"/>
+      </w:pPr>
+      <w:r>
+        <w:t>Complete runnable max/mean pooling</w:t>
       </w:r>
     </w:p>
     <w:p>
@@ -788,56 +1219,10 @@
     </w:p>
     <w:p>
       <w:pPr>
-        <w:spacing w:line="336" w:lineRule="auto" w:after="180"/>
-      </w:pPr>
-      <w:r>
-        <w:rPr>
-          <w:b w:val="0"/>
-        </w:rPr>
-        <w:t xml:space="preserve">For this complete-window rule the </w:t>
-      </w:r>
-      <w:r>
-        <w:rPr>
-          <w:b/>
-        </w:rPr>
-        <w:t>output</w:t>
-      </w:r>
-      <w:r>
-        <w:rPr>
-          <w:b w:val="0"/>
-        </w:rPr>
-        <w:t xml:space="preserve"> shape is floor((H - 2) / 2) + 1 by floor((W - 2) / 2) + 1. A 3 by 3 map produces just one </w:t>
-      </w:r>
-      <w:r>
-        <w:rPr>
-          <w:b/>
-        </w:rPr>
-        <w:t>output</w:t>
-      </w:r>
-      <w:r>
-        <w:rPr>
-          <w:b w:val="0"/>
-        </w:rPr>
-        <w:t>; its last row and last column are not read.</w:t>
-      </w:r>
-    </w:p>
-    <w:p>
-      <w:pPr>
-        <w:spacing w:line="336" w:lineRule="auto" w:after="180"/>
-      </w:pPr>
-      <w:r>
-        <w:rPr>
-          <w:b w:val="0"/>
-        </w:rPr>
-        <w:t>Do not silently invent a partial-window rule or pad missing positions.</w:t>
-      </w:r>
-    </w:p>
-    <w:p>
-      <w:pPr>
-        <w:pStyle w:val="Heading3"/>
-      </w:pPr>
-      <w:r>
-        <w:t>Connect the picture and the explanation</w:t>
+        <w:pStyle w:val="Heading2"/>
+      </w:pPr>
+      <w:r>
+        <w:t>Connect each coloured region to its output position</w:t>
       </w:r>
     </w:p>
     <w:p>
@@ -865,15 +1250,47 @@
     </w:p>
     <w:p>
       <w:pPr>
+        <w:pStyle w:val="Heading2"/>
+      </w:pPr>
+      <w:r>
+        <w:t>Earlier wording, alternatives and picture transcripts · reference / check after trying</w:t>
+      </w:r>
+    </w:p>
+    <w:p>
+      <w:pPr>
+        <w:pStyle w:val="Heading3"/>
+      </w:pPr>
+      <w:r>
+        <w:t>Connect the picture and the explanation</w:t>
+      </w:r>
+    </w:p>
+    <w:p>
+      <w:pPr>
         <w:pStyle w:val="Heading1"/>
       </w:pPr>
       <w:r>
-        <w:t>04. Compare the cases</w:t>
-      </w:r>
-    </w:p>
-    <w:p>
-      <w:r>
-        <w:t>Compare the supplied cases for Pooling and spatial information. Identify the detail that changes the conclusion.</w:t>
+        <w:t>04. Rearrange values within one region before checking its summaries</w:t>
+      </w:r>
+    </w:p>
+    <w:p>
+      <w:r>
+        <w:t>A collision gives a concrete limit on what the pooled value can tell us.</w:t>
+      </w:r>
+    </w:p>
+    <w:p>
+      <w:pPr>
+        <w:pStyle w:val="Heading2"/>
+      </w:pPr>
+      <w:r>
+        <w:t>Current position-loss task</w:t>
+      </w:r>
+    </w:p>
+    <w:p>
+      <w:pPr>
+        <w:pStyle w:val="ListBullet"/>
+      </w:pPr>
+      <w:r>
+        <w:t>Give two different 2 by 2 windows containing exactly one 4 and three zeros that have the same maximum and mean. Explain why either scalar alone cannot identify the position of the 4.</w:t>
       </w:r>
     </w:p>
     <w:p>
@@ -881,93 +1298,61 @@
         <w:pStyle w:val="Heading3"/>
       </w:pPr>
       <w:r>
-        <w:t>Compare a familiar case with a changed case</w:t>
+        <w:t>Keep the procedure fixed. Explain what changed in the inputs and result.</w:t>
+      </w:r>
+    </w:p>
+    <w:p>
+      <w:r>
+        <w:t>________________________________________________________________</w:t>
+      </w:r>
+    </w:p>
+    <w:p>
+      <w:r>
+        <w:t>________________________________________________________________</w:t>
+      </w:r>
+    </w:p>
+    <w:p>
+      <w:r>
+        <w:t>________________________________________________________________</w:t>
+      </w:r>
+    </w:p>
+    <w:p>
+      <w:r>
+        <w:t>________________________________________________________________</w:t>
+      </w:r>
+    </w:p>
+    <w:p>
+      <w:r>
+        <w:t>________________________________________________________________</w:t>
+      </w:r>
+    </w:p>
+    <w:p>
+      <w:pPr>
+        <w:pStyle w:val="Heading2"/>
+      </w:pPr>
+      <w:r>
+        <w:t>Predict the pictured within-window swap</w:t>
+      </w:r>
+    </w:p>
+    <w:p>
+      <w:pPr>
+        <w:pStyle w:val="ListBullet"/>
+      </w:pPr>
+      <w:r>
+        <w:t>Change: Swap 1 and 4 within the left window.</w:t>
+      </w:r>
+    </w:p>
+    <w:p>
+      <w:pPr>
+        <w:pStyle w:val="Heading2"/>
+      </w:pPr>
+      <w:r>
+        <w:t>Check after predicting · reference / check after trying</w:t>
       </w:r>
     </w:p>
     <w:p>
       <w:pPr>
         <w:spacing w:line="336" w:lineRule="auto" w:after="180"/>
-      </w:pPr>
-      <w:r>
-        <w:rPr>
-          <w:b w:val="0"/>
-        </w:rPr>
-        <w:t>Give two different 2 by 2 windows containing exactly one 4 and three zeros that have the same maximum and mean. Explain why either scalar alone cannot identify the position of the 4.</w:t>
-      </w:r>
-    </w:p>
-    <w:p>
-      <w:pPr>
-        <w:pStyle w:val="Heading3"/>
-      </w:pPr>
-      <w:r>
-        <w:t>Keep the procedure fixed. Explain what changed in the inputs and result.</w:t>
-      </w:r>
-    </w:p>
-    <w:p>
-      <w:r>
-        <w:t>________________________________________________________________</w:t>
-      </w:r>
-    </w:p>
-    <w:p>
-      <w:r>
-        <w:t>________________________________________________________________</w:t>
-      </w:r>
-    </w:p>
-    <w:p>
-      <w:r>
-        <w:t>________________________________________________________________</w:t>
-      </w:r>
-    </w:p>
-    <w:p>
-      <w:r>
-        <w:t>________________________________________________________________</w:t>
-      </w:r>
-    </w:p>
-    <w:p>
-      <w:r>
-        <w:t>________________________________________________________________</w:t>
-      </w:r>
-    </w:p>
-    <w:p>
-      <w:pPr>
-        <w:pStyle w:val="Heading3"/>
-      </w:pPr>
-      <w:r>
-        <w:t>Change one thing in the pictured case</w:t>
-      </w:r>
-    </w:p>
-    <w:p>
-      <w:pPr>
-        <w:pStyle w:val="Heading3"/>
-      </w:pPr>
-      <w:r>
-        <w:t>Change one thing</w:t>
-      </w:r>
-    </w:p>
-    <w:p>
-      <w:pPr>
-        <w:spacing w:line="336" w:lineRule="auto" w:after="180"/>
-        <w:shd w:fill="F5F1FB"/>
-      </w:pPr>
-      <w:r>
-        <w:rPr>
-          <w:b w:val="0"/>
-        </w:rPr>
-        <w:t>Change: Swap 1 and 4 within the left window.</w:t>
-      </w:r>
-    </w:p>
-    <w:p>
-      <w:pPr>
-        <w:pStyle w:val="Heading3"/>
-      </w:pPr>
-      <w:r>
-        <w:t>Predicted result</w:t>
-      </w:r>
-    </w:p>
-    <w:p>
-      <w:pPr>
-        <w:spacing w:line="336" w:lineRule="auto" w:after="180"/>
-        <w:shd w:fill="F1F6FC"/>
       </w:pPr>
       <w:r>
         <w:rPr>
@@ -984,16 +1369,7 @@
     </w:p>
     <w:p>
       <w:pPr>
-        <w:pStyle w:val="Heading3"/>
-      </w:pPr>
-      <w:r>
-        <w:t>Why the result follows</w:t>
-      </w:r>
-    </w:p>
-    <w:p>
-      <w:pPr>
         <w:spacing w:line="336" w:lineRule="auto" w:after="180"/>
-        <w:shd w:fill="F1F6FC"/>
       </w:pPr>
       <w:r>
         <w:rPr>
@@ -1004,15 +1380,155 @@
     </w:p>
     <w:p>
       <w:pPr>
+        <w:pStyle w:val="Heading2"/>
+      </w:pPr>
+      <w:r>
+        <w:t>Earlier wording, alternatives and picture transcripts · reference / check after trying</w:t>
+      </w:r>
+    </w:p>
+    <w:p>
+      <w:pPr>
+        <w:pStyle w:val="Heading3"/>
+      </w:pPr>
+      <w:r>
+        <w:t>Compare a familiar case with a changed case</w:t>
+      </w:r>
+    </w:p>
+    <w:p>
+      <w:pPr>
+        <w:pStyle w:val="Heading3"/>
+      </w:pPr>
+      <w:r>
+        <w:t>Change one thing in the pictured case</w:t>
+      </w:r>
+    </w:p>
+    <w:p>
+      <w:pPr>
         <w:pStyle w:val="Heading1"/>
       </w:pPr>
       <w:r>
-        <w:t>05. Words that unlock the idea</w:t>
-      </w:r>
-    </w:p>
-    <w:p>
-      <w:r>
-        <w:t>Use the vocabulary of Pooling and spatial information to explain a concrete decision, rather than only memorising definitions.</w:t>
+        <w:t>06. See a changed arrangement with an unchanged local summary</w:t>
+      </w:r>
+    </w:p>
+    <w:p>
+      <w:r>
+        <w:t>Keep within-window invariance separate from a whole-image movement claim.</w:t>
+      </w:r>
+    </w:p>
+    <w:p>
+      <w:pPr>
+        <w:pStyle w:val="Heading2"/>
+      </w:pPr>
+      <w:r>
+        <w:t>Complete pictured map and distinct scope</w:t>
+      </w:r>
+    </w:p>
+    <w:p>
+      <w:pPr>
+        <w:spacing w:line="336" w:lineRule="auto" w:after="180"/>
+      </w:pPr>
+      <w:r>
+        <w:rPr>
+          <w:b w:val="0"/>
+        </w:rPr>
+        <w:t>Pool a small map and show the detail it cannot retain.</w:t>
+      </w:r>
+    </w:p>
+    <w:p>
+      <w:pPr>
+        <w:spacing w:line="336" w:lineRule="auto" w:after="180"/>
+      </w:pPr>
+      <w:r>
+        <w:rPr>
+          <w:b w:val="0"/>
+        </w:rPr>
+        <w:t>Feature map rows [1, 4, 2, 0],[3, 2, 5, 1]. Pool non-overlapping 2×2 windows, stride 2, no padding.</w:t>
+      </w:r>
+    </w:p>
+    <w:p>
+      <w:pPr>
+        <w:spacing w:line="336" w:lineRule="auto" w:after="180"/>
+      </w:pPr>
+      <w:r>
+        <w:rPr>
+          <w:b w:val="0"/>
+        </w:rPr>
+        <w:t xml:space="preserve">All </w:t>
+      </w:r>
+      <w:r>
+        <w:rPr>
+          <w:b/>
+        </w:rPr>
+        <w:t>input</w:t>
+      </w:r>
+      <w:r>
+        <w:rPr>
+          <w:b w:val="0"/>
+        </w:rPr>
+        <w:t>s and outcomes in this worked example are invented classroom data; no real model run is claimed.</w:t>
+      </w:r>
+    </w:p>
+    <w:p>
+      <w:pPr>
+        <w:spacing w:line="336" w:lineRule="auto" w:after="180"/>
+      </w:pPr>
+      <w:r>
+        <w:rPr>
+          <w:b w:val="0"/>
+        </w:rPr>
+        <w:t>The picture uses only the top two rows of the main map:[[1, 4, 2, 0], [3, 2, 5, 1]]. Its two complete windows give max[[4, 5]]and mean[[2.5, 2]], shape 1×2. Swapping1 and4 inside the left window changes positions but not its maximum 4or mean 2.5. That pair cannot be reconstructed from either unchanged scalar alone. The main 4×4 case has four coarse regions; do not copy its 2×2 output shape into this separate picture.</w:t>
+      </w:r>
+    </w:p>
+    <w:p>
+      <w:pPr>
+        <w:pStyle w:val="Heading2"/>
+      </w:pPr>
+      <w:r>
+        <w:t>Trace both windows and summaries</w:t>
+      </w:r>
+    </w:p>
+    <w:p>
+      <w:r>
+        <w:drawing>
+          <wp:inline xmlns:a="http://schemas.openxmlformats.org/drawingml/2006/main" xmlns:pic="http://schemas.openxmlformats.org/drawingml/2006/picture">
+            <wp:extent cx="5486400" cy="3182112"/>
+            <wp:docPr id="2" name="Picture 2" descr="Left window: Values 1, 4, 3, 2: max 4, mean 2.5. → Right window: Values 2, 0, 5, 1: max 5, mean 2. → Compare summaries: Max map [[4, 5]], mean map [[2.5, 2]], both shape 1×2."/>
+            <wp:cNvGraphicFramePr>
+              <a:graphicFrameLocks noChangeAspect="1"/>
+            </wp:cNvGraphicFramePr>
+            <a:graphic>
+              <a:graphicData uri="http://schemas.openxmlformats.org/drawingml/2006/picture">
+                <pic:pic>
+                  <pic:nvPicPr>
+                    <pic:cNvPr id="0" name="academy-story-ai-5-22-02.png"/>
+                    <pic:cNvPicPr/>
+                  </pic:nvPicPr>
+                  <pic:blipFill>
+                    <a:blip r:embed="rId10"/>
+                    <a:stretch>
+                      <a:fillRect/>
+                    </a:stretch>
+                  </pic:blipFill>
+                  <pic:spPr>
+                    <a:xfrm>
+                      <a:off x="0" y="0"/>
+                      <a:ext cx="5486400" cy="3182112"/>
+                    </a:xfrm>
+                    <a:prstGeom prst="rect"/>
+                  </pic:spPr>
+                </pic:pic>
+              </a:graphicData>
+            </a:graphic>
+          </wp:inline>
+        </w:drawing>
+      </w:r>
+    </w:p>
+    <w:p>
+      <w:pPr>
+        <w:pStyle w:val="Heading3"/>
+      </w:pPr>
+      <w:r>
+        <w:t>Read the picture one step at a time</w:t>
       </w:r>
     </w:p>
     <w:tbl>
@@ -1035,7 +1551,7 @@
           </w:tcPr>
           <w:p>
             <w:r>
-              <w:t>Word</w:t>
+              <w:t>Step</w:t>
             </w:r>
           </w:p>
         </w:tc>
@@ -1045,7 +1561,7 @@
           </w:tcPr>
           <w:p>
             <w:r>
-              <w:t>Meaning</w:t>
+              <w:t>What happens and why</w:t>
             </w:r>
           </w:p>
         </w:tc>
@@ -1057,7 +1573,7 @@
           </w:tcPr>
           <w:p>
             <w:r>
-              <w:t>Max pooling</w:t>
+              <w:t>1. Left window</w:t>
             </w:r>
           </w:p>
         </w:tc>
@@ -1067,7 +1583,7 @@
           </w:tcPr>
           <w:p>
             <w:r>
-              <w:t>Replacing each window by its largest value</w:t>
+              <w:t>Values 1, 4, 3, 2: max 4, mean 2.5.</w:t>
             </w:r>
           </w:p>
         </w:tc>
@@ -1079,7 +1595,7 @@
           </w:tcPr>
           <w:p>
             <w:r>
-              <w:t>Mean pooling</w:t>
+              <w:t>2. Right window</w:t>
             </w:r>
           </w:p>
         </w:tc>
@@ -1089,7 +1605,7 @@
           </w:tcPr>
           <w:p>
             <w:r>
-              <w:t>Replacing each window by the arithmetic mean of its values</w:t>
+              <w:t>Values 2, 0, 5, 1: max 5, mean 2.</w:t>
             </w:r>
           </w:p>
         </w:tc>
@@ -1101,7 +1617,7 @@
           </w:tcPr>
           <w:p>
             <w:r>
-              <w:t>Spatial information</w:t>
+              <w:t>3. Compare summaries</w:t>
             </w:r>
           </w:p>
         </w:tc>
@@ -1111,68 +1627,153 @@
           </w:tcPr>
           <w:p>
             <w:r>
-              <w:t>Information about where values occur and how positions relate</w:t>
-            </w:r>
-          </w:p>
-        </w:tc>
-      </w:tr>
-      <w:tr>
-        <w:tc>
-          <w:tcPr>
-            <w:tcW w:type="dxa" w:w="5112"/>
-          </w:tcPr>
-          <w:p>
-            <w:r>
-              <w:t>Pooling collision</w:t>
-            </w:r>
-          </w:p>
-        </w:tc>
-        <w:tc>
-          <w:tcPr>
-            <w:tcW w:type="dxa" w:w="5112"/>
-          </w:tcPr>
-          <w:p>
-            <w:r>
-              <w:t>Different inputs producing the same pooled values</w:t>
+              <w:t>Max map [[4, 5]], mean map [[2.5, 2]], both shape 1×2.</w:t>
             </w:r>
           </w:p>
         </w:tc>
       </w:tr>
     </w:tbl>
     <w:p>
-      <w:pPr>
-        <w:pStyle w:val="Heading3"/>
-      </w:pPr>
-      <w:r>
-        <w:t>Use two terms to explain a step in this week’s example.</w:t>
-      </w:r>
-    </w:p>
-    <w:p>
-      <w:r>
-        <w:t>________________________________________________________________</w:t>
-      </w:r>
-    </w:p>
-    <w:p>
-      <w:r>
-        <w:t>________________________________________________________________</w:t>
-      </w:r>
-    </w:p>
-    <w:p>
-      <w:r>
-        <w:t>________________________________________________________________</w:t>
-      </w:r>
-    </w:p>
-    <w:p>
-      <w:pPr>
-        <w:pStyle w:val="Heading1"/>
-      </w:pPr>
-      <w:r>
-        <w:t>06. Follow a worked example</w:t>
-      </w:r>
-    </w:p>
-    <w:p>
-      <w:r>
-        <w:t>Follow the worked trace for Pooling and spatial information, predict a step, then compare with its explanation.</w:t>
+      <w:r>
+        <w:t>Match each pictured step to the supplied facts. This is a worked teaching case, not an independent assessment.</w:t>
+      </w:r>
+    </w:p>
+    <w:p>
+      <w:pPr>
+        <w:spacing w:line="336" w:lineRule="auto" w:after="180"/>
+      </w:pPr>
+      <w:r>
+        <w:rPr>
+          <w:b w:val="0"/>
+        </w:rPr>
+        <w:t>Pooling compresses each local window into a summary. Maximum keeps its largest value; mean keeps its average. Neither summary records where each value appeared.</w:t>
+      </w:r>
+    </w:p>
+    <w:p>
+      <w:pPr>
+        <w:spacing w:line="336" w:lineRule="auto" w:after="180"/>
+      </w:pPr>
+      <w:r>
+        <w:rPr>
+          <w:b w:val="0"/>
+        </w:rPr>
+        <w:t xml:space="preserve">Swapping values inside one window leaves both summaries unchanged here, so the pooled </w:t>
+      </w:r>
+      <w:r>
+        <w:rPr>
+          <w:b/>
+        </w:rPr>
+        <w:t>output</w:t>
+      </w:r>
+      <w:r>
+        <w:rPr>
+          <w:b w:val="0"/>
+        </w:rPr>
+        <w:t xml:space="preserve"> cannot reconstruct the original arrangement. The chosen window, stride and boundary policy determine the </w:t>
+      </w:r>
+      <w:r>
+        <w:rPr>
+          <w:b/>
+        </w:rPr>
+        <w:t>output</w:t>
+      </w:r>
+      <w:r>
+        <w:rPr>
+          <w:b w:val="0"/>
+        </w:rPr>
+        <w:t xml:space="preserve"> shape.</w:t>
+      </w:r>
+    </w:p>
+    <w:p>
+      <w:pPr>
+        <w:pStyle w:val="Heading2"/>
+      </w:pPr>
+      <w:r>
+        <w:t>Predict the within-window swap</w:t>
+      </w:r>
+    </w:p>
+    <w:p>
+      <w:pPr>
+        <w:pStyle w:val="ListBullet"/>
+      </w:pPr>
+      <w:r>
+        <w:t>Change one thing: Swap 1 and 4 within the left window. Predict the result before checking the explanation. What remains the same?</w:t>
+      </w:r>
+    </w:p>
+    <w:p>
+      <w:pPr>
+        <w:pStyle w:val="Heading2"/>
+      </w:pPr>
+      <w:r>
+        <w:t>Check after predicting · reference / check after trying</w:t>
+      </w:r>
+    </w:p>
+    <w:p>
+      <w:r>
+        <w:drawing>
+          <wp:inline xmlns:a="http://schemas.openxmlformats.org/drawingml/2006/main" xmlns:pic="http://schemas.openxmlformats.org/drawingml/2006/picture">
+            <wp:extent cx="5486400" cy="3026664"/>
+            <wp:docPr id="3" name="Picture 3" descr="Original case: Max map [[4, 5]], mean map [[2.5, 2]], both shape 1×2. Changed condition: Swap 1 and 4 within the left window. Expected result: Both pooled maps remain unchanged. Reason: Max and mean ignore the positions of values inside the same window."/>
+            <wp:cNvGraphicFramePr>
+              <a:graphicFrameLocks noChangeAspect="1"/>
+            </wp:cNvGraphicFramePr>
+            <a:graphic>
+              <a:graphicData uri="http://schemas.openxmlformats.org/drawingml/2006/picture">
+                <pic:pic>
+                  <pic:nvPicPr>
+                    <pic:cNvPr id="0" name="academy-story-ai-5-22-04.png"/>
+                    <pic:cNvPicPr/>
+                  </pic:nvPicPr>
+                  <pic:blipFill>
+                    <a:blip r:embed="rId11"/>
+                    <a:stretch>
+                      <a:fillRect/>
+                    </a:stretch>
+                  </pic:blipFill>
+                  <pic:spPr>
+                    <a:xfrm>
+                      <a:off x="0" y="0"/>
+                      <a:ext cx="5486400" cy="3026664"/>
+                    </a:xfrm>
+                    <a:prstGeom prst="rect"/>
+                  </pic:spPr>
+                </pic:pic>
+              </a:graphicData>
+            </a:graphic>
+          </wp:inline>
+        </w:drawing>
+      </w:r>
+    </w:p>
+    <w:p>
+      <w:pPr>
+        <w:pStyle w:val="Heading2"/>
+      </w:pPr>
+      <w:r>
+        <w:t>Explain location loss and task limits</w:t>
+      </w:r>
+    </w:p>
+    <w:p>
+      <w:pPr>
+        <w:pStyle w:val="ListBullet"/>
+      </w:pPr>
+      <w:r>
+        <w:t>Pooling is a declared aggregation, not automatic improvement; losing location can harm tasks that need precise positions.</w:t>
+      </w:r>
+    </w:p>
+    <w:p>
+      <w:pPr>
+        <w:pStyle w:val="ListBullet"/>
+      </w:pPr>
+      <w:r>
+        <w:t>Read the labelled picture: Can the max map reveal where the 4 originally appeared? Point to the relevant step in the picture, then write the changed result and the rule or evidence that supports it.</w:t>
+      </w:r>
+    </w:p>
+    <w:p>
+      <w:pPr>
+        <w:pStyle w:val="Heading2"/>
+      </w:pPr>
+      <w:r>
+        <w:t>Try the two bottom-position collision windows</w:t>
       </w:r>
     </w:p>
     <w:p>
@@ -1361,6 +1962,14 @@
     </w:p>
     <w:p>
       <w:pPr>
+        <w:pStyle w:val="Heading2"/>
+      </w:pPr>
+      <w:r>
+        <w:t>Earlier wording, alternatives and picture transcripts · reference / check after trying</w:t>
+      </w:r>
+    </w:p>
+    <w:p>
+      <w:pPr>
         <w:pStyle w:val="Heading3"/>
       </w:pPr>
       <w:r>
@@ -1388,73 +1997,10 @@
     </w:p>
     <w:p>
       <w:pPr>
-        <w:spacing w:line="336" w:lineRule="auto" w:after="180"/>
-      </w:pPr>
-      <w:r>
-        <w:rPr>
-          <w:b w:val="0"/>
-        </w:rPr>
-        <w:t>Pool a small map and show the detail it cannot retain.</w:t>
-      </w:r>
-    </w:p>
-    <w:p>
-      <w:pPr>
         <w:pStyle w:val="Heading3"/>
       </w:pPr>
       <w:r>
         <w:t>The facts we will use</w:t>
-      </w:r>
-    </w:p>
-    <w:p>
-      <w:pPr>
-        <w:pStyle w:val="Heading3"/>
-      </w:pPr>
-      <w:r>
-        <w:t>Supplied facts</w:t>
-      </w:r>
-    </w:p>
-    <w:p>
-      <w:pPr>
-        <w:spacing w:line="336" w:lineRule="auto" w:after="180"/>
-        <w:shd w:fill="F1F6FC"/>
-      </w:pPr>
-      <w:r>
-        <w:rPr>
-          <w:b w:val="0"/>
-        </w:rPr>
-        <w:t>Feature map rows [1, 4, 2, 0],[3, 2, 5, 1]. Pool non-overlapping 2×2 windows, stride 2, no padding.</w:t>
-      </w:r>
-    </w:p>
-    <w:p>
-      <w:pPr>
-        <w:pStyle w:val="Heading3"/>
-      </w:pPr>
-      <w:r>
-        <w:t>Supplied facts</w:t>
-      </w:r>
-    </w:p>
-    <w:p>
-      <w:pPr>
-        <w:spacing w:line="336" w:lineRule="auto" w:after="180"/>
-        <w:shd w:fill="F1F6FC"/>
-      </w:pPr>
-      <w:r>
-        <w:rPr>
-          <w:b w:val="0"/>
-        </w:rPr>
-        <w:t xml:space="preserve">All </w:t>
-      </w:r>
-      <w:r>
-        <w:rPr>
-          <w:b/>
-        </w:rPr>
-        <w:t>input</w:t>
-      </w:r>
-      <w:r>
-        <w:rPr>
-          <w:b w:val="0"/>
-        </w:rPr>
-        <w:t>s and outcomes in this worked example are invented classroom data; no real model run is claimed.</w:t>
       </w:r>
     </w:p>
     <w:p>
@@ -1462,7 +2008,7 @@
         <w:drawing>
           <wp:inline xmlns:a="http://schemas.openxmlformats.org/drawingml/2006/main" xmlns:pic="http://schemas.openxmlformats.org/drawingml/2006/picture">
             <wp:extent cx="5486400" cy="3077029"/>
-            <wp:docPr id="1" name="Picture 1" descr="Two adjacent pooling windows"/>
+            <wp:docPr id="4" name="Picture 4" descr="Two adjacent pooling windows"/>
             <wp:cNvGraphicFramePr>
               <a:graphicFrameLocks noChangeAspect="1"/>
             </wp:cNvGraphicFramePr>
@@ -1474,7 +2020,7 @@
                     <pic:cNvPicPr/>
                   </pic:nvPicPr>
                   <pic:blipFill>
-                    <a:blip r:embed="rId9"/>
+                    <a:blip r:embed="rId12"/>
                     <a:stretch>
                       <a:fillRect/>
                     </a:stretch>
@@ -1498,7 +2044,7 @@
         <w:drawing>
           <wp:inline xmlns:a="http://schemas.openxmlformats.org/drawingml/2006/main" xmlns:pic="http://schemas.openxmlformats.org/drawingml/2006/picture">
             <wp:extent cx="5486400" cy="5145314"/>
-            <wp:docPr id="2" name="Picture 2" descr="Pooling and spatial information. Left window: Values 1, 4, 3, 2: max 4, mean 2.5.. Right window: Values 2, 0, 5, 1: max 5, mean 2.. Compare summaries: Max map [[4, 5]], mean map [[2.5, 2]], both shape 1×2."/>
+            <wp:docPr id="5" name="Picture 5" descr="Pooling and spatial information. Left window: Values 1, 4, 3, 2: max 4, mean 2.5.. Right window: Values 2, 0, 5, 1: max 5, mean 2.. Compare summaries: Max map [[4, 5]], mean map [[2.5, 2]], both shape 1×2."/>
             <wp:cNvGraphicFramePr>
               <a:graphicFrameLocks noChangeAspect="1"/>
             </wp:cNvGraphicFramePr>
@@ -1510,7 +2056,7 @@
                     <pic:cNvPicPr/>
                   </pic:nvPicPr>
                   <pic:blipFill>
-                    <a:blip r:embed="rId10"/>
+                    <a:blip r:embed="rId13"/>
                     <a:stretch>
                       <a:fillRect/>
                     </a:stretch>
@@ -1534,7 +2080,152 @@
         <w:pStyle w:val="Heading3"/>
       </w:pPr>
       <w:r>
-        <w:t>Read the picture one step at a time</w:t>
+        <w:t>Why this result follows</w:t>
+      </w:r>
+    </w:p>
+    <w:p>
+      <w:pPr>
+        <w:pStyle w:val="Heading3"/>
+      </w:pPr>
+      <w:r>
+        <w:t>What this example does not establish</w:t>
+      </w:r>
+    </w:p>
+    <w:p>
+      <w:pPr>
+        <w:pStyle w:val="Heading1"/>
+      </w:pPr>
+      <w:r>
+        <w:t>07. Test movement across a boundary and all-negative windows</w:t>
+      </w:r>
+    </w:p>
+    <w:p>
+      <w:r>
+        <w:t>Pooling preserves some rearrangements,not every spatial change.</w:t>
+      </w:r>
+    </w:p>
+    <w:p>
+      <w:pPr>
+        <w:pStyle w:val="Heading2"/>
+      </w:pPr>
+      <w:r>
+        <w:t>Complete boundary,negative-value and max-position limits</w:t>
+      </w:r>
+    </w:p>
+    <w:p>
+      <w:pPr>
+        <w:spacing w:line="336" w:lineRule="auto" w:after="180"/>
+      </w:pPr>
+      <w:r>
+        <w:rPr>
+          <w:b w:val="0"/>
+        </w:rPr>
+        <w:t xml:space="preserve">Within one isolated window, rearranging its values preserves both its maximum and mean. But moving a value across a window boundary can change the </w:t>
+      </w:r>
+      <w:r>
+        <w:rPr>
+          <w:b/>
+        </w:rPr>
+        <w:t>output</w:t>
+      </w:r>
+      <w:r>
+        <w:rPr>
+          <w:b w:val="0"/>
+        </w:rPr>
+        <w:t xml:space="preserve"> map. In a 2 by 4 map of zeros, put a single 8 at row 0 column 1.</w:t>
+      </w:r>
+    </w:p>
+    <w:p>
+      <w:pPr>
+        <w:spacing w:line="336" w:lineRule="auto" w:after="180"/>
+      </w:pPr>
+      <w:r>
+        <w:rPr>
+          <w:b/>
+        </w:rPr>
+        <w:t>Max pooling</w:t>
+      </w:r>
+      <w:r>
+        <w:rPr>
+          <w:b w:val="0"/>
+        </w:rPr>
+        <w:t xml:space="preserve"> gives [[8, 0]]. Move that 8 one column right to column 2, replacing the old position with zero: the </w:t>
+      </w:r>
+      <w:r>
+        <w:rPr>
+          <w:b/>
+        </w:rPr>
+        <w:t>output</w:t>
+      </w:r>
+      <w:r>
+        <w:rPr>
+          <w:b w:val="0"/>
+        </w:rPr>
+        <w:t xml:space="preserve"> becomes [[0, 8]]. Pooling therefore does not guarantee that a classifier ignores every small movement.</w:t>
+      </w:r>
+    </w:p>
+    <w:p>
+      <w:pPr>
+        <w:spacing w:line="336" w:lineRule="auto" w:after="180"/>
+      </w:pPr>
+      <w:r>
+        <w:rPr>
+          <w:b w:val="0"/>
+        </w:rPr>
+        <w:t xml:space="preserve">Negative values are valid </w:t>
+      </w:r>
+      <w:r>
+        <w:rPr>
+          <w:b/>
+        </w:rPr>
+        <w:t>input</w:t>
+      </w:r>
+      <w:r>
+        <w:rPr>
+          <w:b w:val="0"/>
+        </w:rPr>
+        <w:t>s. For [[-4, -2], [-7, -3]], the maximum is -2 and the mean is -4. Starting a maximum calculation at zero would incorrectly return 0.</w:t>
+      </w:r>
+    </w:p>
+    <w:p>
+      <w:pPr>
+        <w:spacing w:line="336" w:lineRule="auto" w:after="180"/>
+      </w:pPr>
+      <w:r>
+        <w:rPr>
+          <w:b w:val="0"/>
+        </w:rPr>
+        <w:t>Adding a zero to the window would also change its maximum: padding choices matter. Our examples use no padding.</w:t>
+      </w:r>
+    </w:p>
+    <w:p>
+      <w:pPr>
+        <w:spacing w:line="336" w:lineRule="auto" w:after="180"/>
+      </w:pPr>
+      <w:r>
+        <w:rPr>
+          <w:b w:val="0"/>
+        </w:rPr>
+        <w:t>Returning the position of a maximum can preserve extra location information, but it still does not restore the discarded values.</w:t>
+      </w:r>
+    </w:p>
+    <w:p>
+      <w:pPr>
+        <w:spacing w:line="336" w:lineRule="auto" w:after="180"/>
+      </w:pPr>
+      <w:r>
+        <w:rPr>
+          <w:b w:val="0"/>
+        </w:rPr>
+        <w:t>For example, [[5, 1], [2, 3]] and [[5, 0], [0, 0]] have the same unique maximum 5 at the top-left position. Even the maximum plus its position cannot tell which original window was used.</w:t>
+      </w:r>
+    </w:p>
+    <w:p>
+      <w:pPr>
+        <w:pStyle w:val="Heading2"/>
+      </w:pPr>
+      <w:r>
+        <w:t>Complete shift counterexample with an explicit head</w:t>
       </w:r>
     </w:p>
     <w:tbl>
@@ -1544,8 +2235,10 @@
         <w:tblLook w:firstColumn="1" w:firstRow="1" w:lastColumn="0" w:lastRow="0" w:noHBand="0" w:noVBand="1" w:val="04A0"/>
       </w:tblPr>
       <w:tblGrid>
-        <w:gridCol w:w="5112"/>
-        <w:gridCol w:w="5112"/>
+        <w:gridCol w:w="2556"/>
+        <w:gridCol w:w="2556"/>
+        <w:gridCol w:w="2556"/>
+        <w:gridCol w:w="2556"/>
       </w:tblGrid>
       <w:tr>
         <w:trPr>
@@ -1553,21 +2246,41 @@
         </w:trPr>
         <w:tc>
           <w:tcPr>
-            <w:tcW w:type="dxa" w:w="5112"/>
+            <w:tcW w:type="dxa" w:w="2556"/>
           </w:tcPr>
           <w:p>
             <w:r>
-              <w:t>Step</w:t>
+              <w:t>Complete2×4 movement probe, all other values 0</w:t>
             </w:r>
           </w:p>
         </w:tc>
         <w:tc>
           <w:tcPr>
-            <w:tcW w:type="dxa" w:w="5112"/>
+            <w:tcW w:type="dxa" w:w="2556"/>
           </w:tcPr>
           <w:p>
             <w:r>
-              <w:t>What happens and why</w:t>
+              <w:t>Max map</w:t>
+            </w:r>
+          </w:p>
+        </w:tc>
+        <w:tc>
+          <w:tcPr>
+            <w:tcW w:type="dxa" w:w="2556"/>
+          </w:tcPr>
+          <w:p>
+            <w:r>
+              <w:t>Mean map</w:t>
+            </w:r>
+          </w:p>
+        </w:tc>
+        <w:tc>
+          <w:tcPr>
+            <w:tcW w:type="dxa" w:w="2556"/>
+          </w:tcPr>
+          <w:p>
+            <w:r>
+              <w:t>Declared probe head:class 1if left max&gt;0</w:t>
             </w:r>
           </w:p>
         </w:tc>
@@ -1575,21 +2288,41 @@
       <w:tr>
         <w:tc>
           <w:tcPr>
-            <w:tcW w:type="dxa" w:w="5112"/>
+            <w:tcW w:type="dxa" w:w="2556"/>
           </w:tcPr>
           <w:p>
             <w:r>
-              <w:t>1. Left window</w:t>
+              <w:t>8 atrow0, column 1</w:t>
             </w:r>
           </w:p>
         </w:tc>
         <w:tc>
           <w:tcPr>
-            <w:tcW w:type="dxa" w:w="5112"/>
+            <w:tcW w:type="dxa" w:w="2556"/>
           </w:tcPr>
           <w:p>
             <w:r>
-              <w:t>Values 1, 4, 3, 2: max 4, mean 2.5.</w:t>
+              <w:t>[[8, 0]]</w:t>
+            </w:r>
+          </w:p>
+        </w:tc>
+        <w:tc>
+          <w:tcPr>
+            <w:tcW w:type="dxa" w:w="2556"/>
+          </w:tcPr>
+          <w:p>
+            <w:r>
+              <w:t>[[2, 0]]</w:t>
+            </w:r>
+          </w:p>
+        </w:tc>
+        <w:tc>
+          <w:tcPr>
+            <w:tcW w:type="dxa" w:w="2556"/>
+          </w:tcPr>
+          <w:p>
+            <w:r>
+              <w:t>1</w:t>
             </w:r>
           </w:p>
         </w:tc>
@@ -1597,21 +2330,41 @@
       <w:tr>
         <w:tc>
           <w:tcPr>
-            <w:tcW w:type="dxa" w:w="5112"/>
+            <w:tcW w:type="dxa" w:w="2556"/>
           </w:tcPr>
           <w:p>
             <w:r>
-              <w:t>2. Right window</w:t>
+              <w:t>Move8 torow0, column 2 andzeroitsoldposition</w:t>
             </w:r>
           </w:p>
         </w:tc>
         <w:tc>
           <w:tcPr>
-            <w:tcW w:type="dxa" w:w="5112"/>
+            <w:tcW w:type="dxa" w:w="2556"/>
           </w:tcPr>
           <w:p>
             <w:r>
-              <w:t>Values 2, 0, 5, 1: max 5, mean 2.</w:t>
+              <w:t>[[0, 8]]</w:t>
+            </w:r>
+          </w:p>
+        </w:tc>
+        <w:tc>
+          <w:tcPr>
+            <w:tcW w:type="dxa" w:w="2556"/>
+          </w:tcPr>
+          <w:p>
+            <w:r>
+              <w:t>[[0, 2]]</w:t>
+            </w:r>
+          </w:p>
+        </w:tc>
+        <w:tc>
+          <w:tcPr>
+            <w:tcW w:type="dxa" w:w="2556"/>
+          </w:tcPr>
+          <w:p>
+            <w:r>
+              <w:t>0</w:t>
             </w:r>
           </w:p>
         </w:tc>
@@ -1619,29 +2372,60 @@
       <w:tr>
         <w:tc>
           <w:tcPr>
-            <w:tcW w:type="dxa" w:w="5112"/>
+            <w:tcW w:type="dxa" w:w="2556"/>
           </w:tcPr>
           <w:p>
             <w:r>
-              <w:t>3. Compare summaries</w:t>
+              <w:t>What follows</w:t>
             </w:r>
           </w:p>
         </w:tc>
         <w:tc>
           <w:tcPr>
-            <w:tcW w:type="dxa" w:w="5112"/>
+            <w:tcW w:type="dxa" w:w="2556"/>
           </w:tcPr>
           <w:p>
             <w:r>
-              <w:t>Max map [[4, 5]], mean map [[2.5, 2]], both shape 1×2.</w:t>
+              <w:t>Crossing the window boundary changes both maps</w:t>
+            </w:r>
+          </w:p>
+        </w:tc>
+        <w:tc>
+          <w:tcPr>
+            <w:tcW w:type="dxa" w:w="2556"/>
+          </w:tcPr>
+          <w:p>
+            <w:r>
+              <w:t>Not universal one-pixel invariance</w:t>
+            </w:r>
+          </w:p>
+        </w:tc>
+        <w:tc>
+          <w:tcPr>
+            <w:tcW w:type="dxa" w:w="2556"/>
+          </w:tcPr>
+          <w:p>
+            <w:r>
+              <w:t>This explicitly supplied head changes class; unknown other heads need their own checks</w:t>
             </w:r>
           </w:p>
         </w:tc>
       </w:tr>
     </w:tbl>
     <w:p>
-      <w:r>
-        <w:t>Match each pictured step to the supplied facts. This is a worked teaching case, not an independent assessment.</w:t>
+      <w:pPr>
+        <w:pStyle w:val="Heading2"/>
+      </w:pPr>
+      <w:r>
+        <w:t>Try the ignored99border case</w:t>
+      </w:r>
+    </w:p>
+    <w:p>
+      <w:pPr>
+        <w:pStyle w:val="ListBullet"/>
+      </w:pPr>
+      <w:r>
+        <w:t>Apply the lesson complete-window rule to [[1, 2, 99], [3, 4, 99], [99, 99, 99]]. Give the output shape and both outputs. Explain why neither output includes 99.</w:t>
       </w:r>
     </w:p>
     <w:p>
@@ -1649,7 +2433,45 @@
         <w:pStyle w:val="Heading3"/>
       </w:pPr>
       <w:r>
-        <w:t>Why this result follows</w:t>
+        <w:t>State one repair and the checks you would rerun.</w:t>
+      </w:r>
+    </w:p>
+    <w:p>
+      <w:r>
+        <w:t>________________________________________________________________</w:t>
+      </w:r>
+    </w:p>
+    <w:p>
+      <w:r>
+        <w:t>________________________________________________________________</w:t>
+      </w:r>
+    </w:p>
+    <w:p>
+      <w:r>
+        <w:t>________________________________________________________________</w:t>
+      </w:r>
+    </w:p>
+    <w:p>
+      <w:r>
+        <w:t>________________________________________________________________</w:t>
+      </w:r>
+    </w:p>
+    <w:p>
+      <w:r>
+        <w:t>________________________________________________________________</w:t>
+      </w:r>
+    </w:p>
+    <w:p>
+      <w:r>
+        <w:t>________________________________________________________________</w:t>
+      </w:r>
+    </w:p>
+    <w:p>
+      <w:pPr>
+        <w:pStyle w:val="Heading2"/>
+      </w:pPr>
+      <w:r>
+        <w:t>Earlier wording, alternatives and picture transcripts · reference / check after trying</w:t>
       </w:r>
     </w:p>
     <w:p>
@@ -1657,55 +2479,36 @@
         <w:pStyle w:val="Heading3"/>
       </w:pPr>
       <w:r>
-        <w:t>Why the result follows</w:t>
-      </w:r>
-    </w:p>
-    <w:p>
-      <w:pPr>
-        <w:spacing w:line="336" w:lineRule="auto" w:after="180"/>
-        <w:shd w:fill="F1F6FC"/>
-      </w:pPr>
-      <w:r>
-        <w:rPr>
-          <w:b w:val="0"/>
-        </w:rPr>
-        <w:t>Pooling compresses each local window into a summary. Maximum keeps its largest value; mean keeps its average. Neither summary records where each value appeared.</w:t>
-      </w:r>
-    </w:p>
-    <w:p>
-      <w:pPr>
-        <w:spacing w:line="336" w:lineRule="auto" w:after="180"/>
-        <w:shd w:fill="F1F6FC"/>
-      </w:pPr>
-      <w:r>
-        <w:rPr>
-          <w:b w:val="0"/>
-        </w:rPr>
-        <w:t xml:space="preserve">Swapping values inside one window leaves both summaries unchanged here, so the pooled </w:t>
-      </w:r>
-      <w:r>
-        <w:rPr>
-          <w:b/>
-        </w:rPr>
-        <w:t>output</w:t>
-      </w:r>
-      <w:r>
-        <w:rPr>
-          <w:b w:val="0"/>
-        </w:rPr>
-        <w:t xml:space="preserve"> cannot reconstruct the original arrangement. The chosen window, stride and boundary policy determine the </w:t>
-      </w:r>
-      <w:r>
-        <w:rPr>
-          <w:b/>
-        </w:rPr>
-        <w:t>output</w:t>
-      </w:r>
-      <w:r>
-        <w:rPr>
-          <w:b w:val="0"/>
-        </w:rPr>
-        <w:t xml:space="preserve"> shape.</w:t>
+        <w:t>Locate the earliest unsupported step</w:t>
+      </w:r>
+    </w:p>
+    <w:p>
+      <w:pPr>
+        <w:pStyle w:val="Heading1"/>
+      </w:pPr>
+      <w:r>
+        <w:t>08. Practise summaries and collision explanations with less help</w:t>
+      </w:r>
+    </w:p>
+    <w:p>
+      <w:r>
+        <w:t>State which positions are in each window before selecting its values.</w:t>
+      </w:r>
+    </w:p>
+    <w:p>
+      <w:pPr>
+        <w:pStyle w:val="Heading2"/>
+      </w:pPr>
+      <w:r>
+        <w:t>Current task and response</w:t>
+      </w:r>
+    </w:p>
+    <w:p>
+      <w:pPr>
+        <w:pStyle w:val="ListBullet"/>
+      </w:pPr>
+      <w:r>
+        <w:t>For the lesson window starting at [2, 2], list the four values, sum, maximum and mean. State the complete pooled output shape.</w:t>
       </w:r>
     </w:p>
     <w:p>
@@ -1713,7 +2516,27 @@
         <w:pStyle w:val="Heading3"/>
       </w:pPr>
       <w:r>
-        <w:t>What this example does not establish</w:t>
+        <w:t>Compare windows [[0, 0], [6, 0]] and [[0, 0], [0, 6]]. Compute both summaries. Can a deterministic head receiving only either scalar distinguish bottom-left from bottom-right?</w:t>
+      </w:r>
+    </w:p>
+    <w:p>
+      <w:r>
+        <w:t>________________________________________________________________</w:t>
+      </w:r>
+    </w:p>
+    <w:p>
+      <w:r>
+        <w:t>________________________________________________________________</w:t>
+      </w:r>
+    </w:p>
+    <w:p>
+      <w:r>
+        <w:t>________________________________________________________________</w:t>
+      </w:r>
+    </w:p>
+    <w:p>
+      <w:r>
+        <w:t>________________________________________________________________</w:t>
       </w:r>
     </w:p>
     <w:p>
@@ -1721,275 +2544,7 @@
         <w:pStyle w:val="Heading3"/>
       </w:pPr>
       <w:r>
-        <w:t>Keep the stated limit</w:t>
-      </w:r>
-    </w:p>
-    <w:p>
-      <w:pPr>
-        <w:spacing w:line="336" w:lineRule="auto" w:after="180"/>
-        <w:shd w:fill="FFF5E6"/>
-      </w:pPr>
-      <w:r>
-        <w:rPr>
-          <w:b w:val="0"/>
-        </w:rPr>
-        <w:t>Pooling is a declared aggregation, not automatic improvement; losing location can harm tasks that need precise positions.</w:t>
-      </w:r>
-    </w:p>
-    <w:p>
-      <w:pPr>
-        <w:pStyle w:val="Heading3"/>
-      </w:pPr>
-      <w:r>
-        <w:t>Keep the stated limit</w:t>
-      </w:r>
-    </w:p>
-    <w:p>
-      <w:pPr>
-        <w:spacing w:line="336" w:lineRule="auto" w:after="180"/>
-        <w:shd w:fill="FFF5E6"/>
-      </w:pPr>
-      <w:r>
-        <w:rPr>
-          <w:b w:val="0"/>
-        </w:rPr>
-        <w:t xml:space="preserve">Read the labelled picture: Can the max map reveal where the 4 originally appeared? Point to the relevant step in the picture, then write the changed result and the rule or </w:t>
-      </w:r>
-      <w:r>
-        <w:rPr>
-          <w:b/>
-        </w:rPr>
-        <w:t>evidence</w:t>
-      </w:r>
-      <w:r>
-        <w:rPr>
-          <w:b w:val="0"/>
-        </w:rPr>
-        <w:t xml:space="preserve"> that supports it.</w:t>
-      </w:r>
-    </w:p>
-    <w:p>
-      <w:pPr>
-        <w:pStyle w:val="Heading3"/>
-      </w:pPr>
-      <w:r>
-        <w:t>Keep the stated limit</w:t>
-      </w:r>
-    </w:p>
-    <w:p>
-      <w:pPr>
-        <w:spacing w:line="336" w:lineRule="auto" w:after="180"/>
-        <w:shd w:fill="FFF5E6"/>
-      </w:pPr>
-      <w:r>
-        <w:rPr>
-          <w:b w:val="0"/>
-        </w:rPr>
-        <w:t>Change one thing: Swap 1 and 4 within the left window. Predict the result before checking the explanation. What remains the same?</w:t>
-      </w:r>
-    </w:p>
-    <w:p>
-      <w:pPr>
-        <w:pStyle w:val="Heading1"/>
-      </w:pPr>
-      <w:r>
-        <w:t>07. Find and repair a mistake</w:t>
-      </w:r>
-    </w:p>
-    <w:p>
-      <w:r>
-        <w:t>Find the unsupported step in the Pooling and spatial information claim and explain a repair using the supplied evidence.</w:t>
-      </w:r>
-    </w:p>
-    <w:p>
-      <w:pPr>
-        <w:pStyle w:val="Heading3"/>
-      </w:pPr>
-      <w:r>
-        <w:t>Check the claim against the facts</w:t>
-      </w:r>
-    </w:p>
-    <w:p>
-      <w:pPr>
-        <w:spacing w:line="336" w:lineRule="auto" w:after="180"/>
-        <w:shd w:fill="FFF5E6"/>
-      </w:pPr>
-      <w:r>
-        <w:rPr>
-          <w:b w:val="0"/>
-        </w:rPr>
-        <w:t xml:space="preserve">Within one isolated window, rearranging its values preserves both its maximum and mean. But moving a value across a window boundary can change the </w:t>
-      </w:r>
-      <w:r>
-        <w:rPr>
-          <w:b/>
-        </w:rPr>
-        <w:t>output</w:t>
-      </w:r>
-      <w:r>
-        <w:rPr>
-          <w:b w:val="0"/>
-        </w:rPr>
-        <w:t xml:space="preserve"> map. In a 2 by 4 map of zeros, put a single 8 at row 0 column 1.</w:t>
-      </w:r>
-    </w:p>
-    <w:p>
-      <w:pPr>
-        <w:spacing w:line="336" w:lineRule="auto" w:after="180"/>
-        <w:shd w:fill="FFF5E6"/>
-      </w:pPr>
-      <w:r>
-        <w:rPr>
-          <w:b/>
-        </w:rPr>
-        <w:t>Max pooling</w:t>
-      </w:r>
-      <w:r>
-        <w:rPr>
-          <w:b w:val="0"/>
-        </w:rPr>
-        <w:t xml:space="preserve"> gives [[8, 0]]. Move that 8 one column right to column 2, replacing the old position with zero: the </w:t>
-      </w:r>
-      <w:r>
-        <w:rPr>
-          <w:b/>
-        </w:rPr>
-        <w:t>output</w:t>
-      </w:r>
-      <w:r>
-        <w:rPr>
-          <w:b w:val="0"/>
-        </w:rPr>
-        <w:t xml:space="preserve"> becomes [[0, 8]]. Pooling therefore does not guarantee that a classifier ignores every small movement.</w:t>
-      </w:r>
-    </w:p>
-    <w:p>
-      <w:pPr>
-        <w:spacing w:line="336" w:lineRule="auto" w:after="180"/>
-      </w:pPr>
-      <w:r>
-        <w:rPr>
-          <w:b w:val="0"/>
-        </w:rPr>
-        <w:t xml:space="preserve">Negative values are valid </w:t>
-      </w:r>
-      <w:r>
-        <w:rPr>
-          <w:b/>
-        </w:rPr>
-        <w:t>input</w:t>
-      </w:r>
-      <w:r>
-        <w:rPr>
-          <w:b w:val="0"/>
-        </w:rPr>
-        <w:t>s. For [[-4, -2], [-7, -3]], the maximum is -2 and the mean is -4. Starting a maximum calculation at zero would incorrectly return 0.</w:t>
-      </w:r>
-    </w:p>
-    <w:p>
-      <w:pPr>
-        <w:spacing w:line="336" w:lineRule="auto" w:after="180"/>
-      </w:pPr>
-      <w:r>
-        <w:rPr>
-          <w:b w:val="0"/>
-        </w:rPr>
-        <w:t>Adding a zero to the window would also change its maximum: padding choices matter. Our examples use no padding.</w:t>
-      </w:r>
-    </w:p>
-    <w:p>
-      <w:pPr>
-        <w:pStyle w:val="Heading3"/>
-      </w:pPr>
-      <w:r>
-        <w:t>Check the claim against the facts</w:t>
-      </w:r>
-    </w:p>
-    <w:p>
-      <w:pPr>
-        <w:spacing w:line="336" w:lineRule="auto" w:after="180"/>
-        <w:shd w:fill="FFF5E6"/>
-      </w:pPr>
-      <w:r>
-        <w:rPr>
-          <w:b w:val="0"/>
-        </w:rPr>
-        <w:t>Returning the position of a maximum can preserve extra location information, but it still does not restore the discarded values.</w:t>
-      </w:r>
-    </w:p>
-    <w:p>
-      <w:pPr>
-        <w:spacing w:line="336" w:lineRule="auto" w:after="180"/>
-        <w:shd w:fill="FFF5E6"/>
-      </w:pPr>
-      <w:r>
-        <w:rPr>
-          <w:b w:val="0"/>
-        </w:rPr>
-        <w:t>For example, [[5, 1], [2, 3]] and [[5, 0], [0, 0]] have the same unique maximum 5 at the top-left position. Even the maximum plus its position cannot tell which original window was used.</w:t>
-      </w:r>
-    </w:p>
-    <w:p>
-      <w:pPr>
-        <w:pStyle w:val="Heading3"/>
-      </w:pPr>
-      <w:r>
-        <w:t>Locate the earliest unsupported step</w:t>
-      </w:r>
-    </w:p>
-    <w:p>
-      <w:pPr>
-        <w:spacing w:line="336" w:lineRule="auto" w:after="180"/>
-      </w:pPr>
-      <w:r>
-        <w:rPr>
-          <w:b w:val="0"/>
-        </w:rPr>
-        <w:t xml:space="preserve">Apply the lesson complete-window rule to [[1, 2, 99], [3, 4, 99], [99, 99, 99]]. Give the </w:t>
-      </w:r>
-      <w:r>
-        <w:rPr>
-          <w:b/>
-        </w:rPr>
-        <w:t>output</w:t>
-      </w:r>
-      <w:r>
-        <w:rPr>
-          <w:b w:val="0"/>
-        </w:rPr>
-        <w:t xml:space="preserve"> shape and both </w:t>
-      </w:r>
-      <w:r>
-        <w:rPr>
-          <w:b/>
-        </w:rPr>
-        <w:t>output</w:t>
-      </w:r>
-      <w:r>
-        <w:rPr>
-          <w:b w:val="0"/>
-        </w:rPr>
-        <w:t xml:space="preserve">s. Explain why neither </w:t>
-      </w:r>
-      <w:r>
-        <w:rPr>
-          <w:b/>
-        </w:rPr>
-        <w:t>output</w:t>
-      </w:r>
-      <w:r>
-        <w:rPr>
-          <w:b w:val="0"/>
-        </w:rPr>
-        <w:t xml:space="preserve"> includes 99.</w:t>
-      </w:r>
-    </w:p>
-    <w:p>
-      <w:pPr>
-        <w:pStyle w:val="Heading3"/>
-      </w:pPr>
-      <w:r>
-        <w:t>State one repair and the checks you would rerun.</w:t>
+        <w:t>Explain your prediction to a partner before comparing results.</w:t>
       </w:r>
     </w:p>
     <w:p>
@@ -2013,113 +2568,11 @@
       </w:r>
     </w:p>
     <w:p>
-      <w:r>
-        <w:t>________________________________________________________________</w:t>
-      </w:r>
-    </w:p>
-    <w:p>
-      <w:r>
-        <w:t>________________________________________________________________</w:t>
-      </w:r>
-    </w:p>
-    <w:p>
-      <w:pPr>
-        <w:pStyle w:val="Heading1"/>
-      </w:pPr>
-      <w:r>
-        <w:t>08. Practise together</w:t>
-      </w:r>
-    </w:p>
-    <w:p>
-      <w:r>
-        <w:t>Practise Pooling and spatial information with support, then explain the deciding step in your own words.</w:t>
-      </w:r>
-    </w:p>
-    <w:p>
-      <w:pPr>
-        <w:spacing w:line="336" w:lineRule="auto" w:after="180"/>
-      </w:pPr>
-      <w:r>
-        <w:rPr>
-          <w:b w:val="0"/>
-        </w:rPr>
-        <w:t xml:space="preserve">For the lesson window starting at [2, 2], list the four values, sum, maximum and mean. State the complete pooled </w:t>
-      </w:r>
-      <w:r>
-        <w:rPr>
-          <w:b/>
-        </w:rPr>
-        <w:t>output</w:t>
-      </w:r>
-      <w:r>
-        <w:rPr>
-          <w:b w:val="0"/>
-        </w:rPr>
-        <w:t xml:space="preserve"> shape.</w:t>
-      </w:r>
-    </w:p>
-    <w:p>
-      <w:pPr>
-        <w:pStyle w:val="Heading3"/>
-      </w:pPr>
-      <w:r>
-        <w:t>Compare windows [[0, 0], [6, 0]] and [[0, 0], [0, 6]]. Compute both summaries. Can a deterministic head receiving only either scalar distinguish bottom-left from bottom-right?</w:t>
-      </w:r>
-    </w:p>
-    <w:p>
-      <w:r>
-        <w:t>________________________________________________________________</w:t>
-      </w:r>
-    </w:p>
-    <w:p>
-      <w:r>
-        <w:t>________________________________________________________________</w:t>
-      </w:r>
-    </w:p>
-    <w:p>
-      <w:r>
-        <w:t>________________________________________________________________</w:t>
-      </w:r>
-    </w:p>
-    <w:p>
-      <w:r>
-        <w:t>________________________________________________________________</w:t>
-      </w:r>
-    </w:p>
-    <w:p>
-      <w:pPr>
-        <w:pStyle w:val="Heading3"/>
-      </w:pPr>
-      <w:r>
-        <w:t>Explain your prediction to a partner before comparing results.</w:t>
-      </w:r>
-    </w:p>
-    <w:p>
-      <w:r>
-        <w:t>________________________________________________________________</w:t>
-      </w:r>
-    </w:p>
-    <w:p>
-      <w:r>
-        <w:t>________________________________________________________________</w:t>
-      </w:r>
-    </w:p>
-    <w:p>
-      <w:r>
-        <w:t>________________________________________________________________</w:t>
-      </w:r>
-    </w:p>
-    <w:p>
-      <w:r>
-        <w:t>________________________________________________________________</w:t>
-      </w:r>
-    </w:p>
-    <w:p>
-      <w:pPr>
-        <w:pStyle w:val="Heading3"/>
-      </w:pPr>
-      <w:r>
-        <w:t>Practise with less help: Prove that location can be lost</w:t>
+      <w:pPr>
+        <w:pStyle w:val="Heading2"/>
+      </w:pPr>
+      <w:r>
+        <w:t>Supported W2 record</w:t>
       </w:r>
     </w:p>
     <w:p>
@@ -2249,105 +2702,49 @@
     </w:p>
     <w:p>
       <w:pPr>
+        <w:pStyle w:val="Heading2"/>
+      </w:pPr>
+      <w:r>
+        <w:t>Individual misconception check</w:t>
+      </w:r>
+    </w:p>
+    <w:p>
+      <w:pPr>
+        <w:pStyle w:val="ListBullet"/>
+      </w:pPr>
+      <w:r>
+        <w:t>Use the worked case for Pooling and spatial information. Proposed explanation: “Max pooling turns negative numbers into zero”. Decide whether this explanation is supported. Point to the step or supplied fact that decides; explain your repair if needed.</w:t>
+      </w:r>
+    </w:p>
+    <w:p>
+      <w:pPr>
+        <w:pStyle w:val="ListBullet"/>
+      </w:pPr>
+      <w:r>
+        <w:t>Answer on your own before discussion. If you are unsure, say which step you need help with.</w:t>
+      </w:r>
+    </w:p>
+    <w:p>
+      <w:pPr>
+        <w:pStyle w:val="Heading2"/>
+      </w:pPr>
+      <w:r>
+        <w:t>Pictured location-loss reasoning</w:t>
+      </w:r>
+    </w:p>
+    <w:p>
+      <w:pPr>
+        <w:pStyle w:val="ListBullet"/>
+      </w:pPr>
+      <w:r>
+        <w:t>Can the max map reveal where the 4 originally appeared? Point to the relevant step in the picture, then write the changed result and the rule or evidence that supports it.</w:t>
+      </w:r>
+    </w:p>
+    <w:p>
+      <w:pPr>
         <w:pStyle w:val="Heading3"/>
       </w:pPr>
       <w:r>
-        <w:t>Check your reasoning</w:t>
-      </w:r>
-    </w:p>
-    <w:p>
-      <w:pPr>
-        <w:spacing w:line="336" w:lineRule="auto" w:after="180"/>
-      </w:pPr>
-      <w:r>
-        <w:rPr>
-          <w:b w:val="0"/>
-        </w:rPr>
-        <w:t xml:space="preserve">Use the worked case for Pooling and </w:t>
-      </w:r>
-      <w:r>
-        <w:rPr>
-          <w:b/>
-        </w:rPr>
-        <w:t>spatial information</w:t>
-      </w:r>
-      <w:r>
-        <w:rPr>
-          <w:b w:val="0"/>
-        </w:rPr>
-        <w:t>. Proposed explanation: “</w:t>
-      </w:r>
-      <w:r>
-        <w:rPr>
-          <w:b/>
-        </w:rPr>
-        <w:t>Max pooling</w:t>
-      </w:r>
-      <w:r>
-        <w:rPr>
-          <w:b w:val="0"/>
-        </w:rPr>
-        <w:t xml:space="preserve"> turns negative numbers into zero”. Decide whether this explanation is supported.</w:t>
-      </w:r>
-    </w:p>
-    <w:p>
-      <w:pPr>
-        <w:spacing w:line="336" w:lineRule="auto" w:after="180"/>
-      </w:pPr>
-      <w:r>
-        <w:rPr>
-          <w:b w:val="0"/>
-        </w:rPr>
-        <w:t>Point to the step or supplied fact that decides; explain your repair if needed.</w:t>
-      </w:r>
-    </w:p>
-    <w:p>
-      <w:pPr>
-        <w:spacing w:line="336" w:lineRule="auto" w:after="180"/>
-      </w:pPr>
-      <w:r>
-        <w:rPr>
-          <w:b w:val="0"/>
-        </w:rPr>
-        <w:t>Answer on your own before discussion. If you are unsure, say which step you need help with.</w:t>
-      </w:r>
-    </w:p>
-    <w:p>
-      <w:pPr>
-        <w:pStyle w:val="Heading3"/>
-      </w:pPr>
-      <w:r>
-        <w:t>Explain the picture</w:t>
-      </w:r>
-    </w:p>
-    <w:p>
-      <w:pPr>
-        <w:spacing w:line="336" w:lineRule="auto" w:after="180"/>
-      </w:pPr>
-      <w:r>
-        <w:rPr>
-          <w:b w:val="0"/>
-        </w:rPr>
-        <w:t xml:space="preserve">Can the max map reveal where the 4 originally appeared? Point to the relevant step in the picture, then write the changed result and the rule or </w:t>
-      </w:r>
-      <w:r>
-        <w:rPr>
-          <w:b/>
-        </w:rPr>
-        <w:t>evidence</w:t>
-      </w:r>
-      <w:r>
-        <w:rPr>
-          <w:b w:val="0"/>
-        </w:rPr>
-        <w:t xml:space="preserve"> that supports it.</w:t>
-      </w:r>
-    </w:p>
-    <w:p>
-      <w:pPr>
-        <w:pStyle w:val="Heading3"/>
-      </w:pPr>
-      <w:r>
         <w:t>My explanation using a pictured step and the given facts</w:t>
       </w:r>
     </w:p>
@@ -2369,6 +2766,14 @@
     <w:p>
       <w:r>
         <w:t>________________________________________________________________</w:t>
+      </w:r>
+    </w:p>
+    <w:p>
+      <w:pPr>
+        <w:pStyle w:val="Heading2"/>
+      </w:pPr>
+      <w:r>
+        <w:t>Reserve the independent new negative-valued map</w:t>
       </w:r>
     </w:p>
     <w:p>
@@ -2384,23 +2789,55 @@
     </w:p>
     <w:p>
       <w:pPr>
+        <w:pStyle w:val="Heading2"/>
+      </w:pPr>
+      <w:r>
+        <w:t>Earlier wording, alternatives and picture transcripts · reference / check after trying</w:t>
+      </w:r>
+    </w:p>
+    <w:p>
+      <w:pPr>
+        <w:pStyle w:val="Heading3"/>
+      </w:pPr>
+      <w:r>
+        <w:t>Practise with less help: Prove that location can be lost</w:t>
+      </w:r>
+    </w:p>
+    <w:p>
+      <w:pPr>
+        <w:pStyle w:val="Heading3"/>
+      </w:pPr>
+      <w:r>
+        <w:t>Check your reasoning</w:t>
+      </w:r>
+    </w:p>
+    <w:p>
+      <w:pPr>
+        <w:pStyle w:val="Heading3"/>
+      </w:pPr>
+      <w:r>
+        <w:t>Explain the picture</w:t>
+      </w:r>
+    </w:p>
+    <w:p>
+      <w:pPr>
         <w:pStyle w:val="Heading1"/>
       </w:pPr>
       <w:r>
-        <w:t>09. Run the investigation</w:t>
-      </w:r>
-    </w:p>
-    <w:p>
-      <w:r>
-        <w:t>Investigate Pooling and spatial information. Record the prediction, actual observation or labelled paper trace, explanation and next test separately.</w:t>
-      </w:r>
-    </w:p>
-    <w:p>
-      <w:pPr>
-        <w:pStyle w:val="Heading3"/>
-      </w:pPr>
-      <w:r>
-        <w:t>Predict, investigate and preserve the evidence</w:t>
+        <w:t>09. Run a complete pooling and information-loss audit</w:t>
+      </w:r>
+    </w:p>
+    <w:p>
+      <w:r>
+        <w:t>All windows,negative examples,borders and movement rules are supplied.</w:t>
+      </w:r>
+    </w:p>
+    <w:p>
+      <w:pPr>
+        <w:pStyle w:val="Heading2"/>
+      </w:pPr>
+      <w:r>
+        <w:t>Current collision task and original pool2 function</w:t>
       </w:r>
     </w:p>
     <w:p>
@@ -2458,6 +2895,380 @@
         <w:t>assert pool2(x) == ([[4, 5], [6, 7]],</w:t>
         <w:br/>
         <w:t xml:space="preserve">                    [[2.5, 2], [3, 3.25]])</w:t>
+      </w:r>
+    </w:p>
+    <w:p>
+      <w:pPr>
+        <w:pStyle w:val="Heading2"/>
+      </w:pPr>
+      <w:r>
+        <w:t>Complete runnable collision and boundary probe program</w:t>
+      </w:r>
+    </w:p>
+    <w:p>
+      <w:r>
+        <w:rPr>
+          <w:rFonts w:ascii="Courier New" w:hAnsi="Courier New"/>
+          <w:sz w:val="18"/>
+        </w:rPr>
+        <w:t>def pool2(image):</w:t>
+        <w:br/>
+        <w:t xml:space="preserve">    h, w = len(image), len(image[0])</w:t>
+        <w:br/>
+        <w:t xml:space="preserve">    if h &lt; 2 or w &lt; 2:</w:t>
+        <w:br/>
+        <w:t xml:space="preserve">        raise ValueError("Need a complete 2 by 2 window")</w:t>
+        <w:br/>
+        <w:t xml:space="preserve">    maxima, means = [], []</w:t>
+        <w:br/>
+        <w:t xml:space="preserve">    for r in range(0, h - 1, 2):</w:t>
+        <w:br/>
+        <w:t xml:space="preserve">        max_row, mean_row = [], []</w:t>
+        <w:br/>
+        <w:t xml:space="preserve">        for c in range(0, w - 1, 2):</w:t>
+        <w:br/>
+        <w:t xml:space="preserve">            values = [image[r+i][c+j]</w:t>
+        <w:br/>
+        <w:t xml:space="preserve">                      for i in range(2) for j in range(2)]</w:t>
+        <w:br/>
+        <w:t xml:space="preserve">            max_row.append(max(values))</w:t>
+        <w:br/>
+        <w:t xml:space="preserve">            mean_row.append(sum(values) / 4)</w:t>
+        <w:br/>
+        <w:t xml:space="preserve">        maxima.append(max_row)</w:t>
+        <w:br/>
+        <w:t xml:space="preserve">        means.append(mean_row)</w:t>
+        <w:br/>
+        <w:t xml:space="preserve">    return maxima, means</w:t>
+        <w:br/>
+        <w:br/>
+        <w:t>x = [[1, 4, 2, 0], [3, 2, 5, 1],</w:t>
+        <w:br/>
+        <w:t xml:space="preserve">     [0, 6, 1, 3], [2, 4, 2, 7]]</w:t>
+        <w:br/>
+        <w:t>assert pool2(x) == ([[4, 5], [6, 7]],</w:t>
+        <w:br/>
+        <w:t xml:space="preserve">                    [[2.5, 2], [3, 3.25]])</w:t>
+        <w:br/>
+        <w:t># Complete collision, boundary and movement probes under the same rule.</w:t>
+        <w:br/>
+        <w:t>left = [[4,0],[0,0]]</w:t>
+        <w:br/>
+        <w:t>right = [[0,4],[0,0]]</w:t>
+        <w:br/>
+        <w:t>print('different positions, same summaries', pool2(left), pool2(right))</w:t>
+        <w:br/>
+        <w:t>print('all-negative window', pool2([[-4,-2],[-7,-3]]))</w:t>
+        <w:br/>
+        <w:t>print('ignored incomplete boundary', pool2([[1,2,99],[3,4,99],[99,99,99]]))</w:t>
+        <w:br/>
+        <w:t>before = [[0,8,0,0],[0,0,0,0]]</w:t>
+        <w:br/>
+        <w:t>after = [[0,0,8,0],[0,0,0,0]]</w:t>
+        <w:br/>
+        <w:t>pre_max, pre_mean = pool2(before)</w:t>
+        <w:br/>
+        <w:t>post_max, post_mean = pool2(after)</w:t>
+        <w:br/>
+        <w:t>print('cross boundary before max/mean', pre_max,pre_mean)</w:t>
+        <w:br/>
+        <w:t>print('cross boundary after max/mean', post_max,post_mean)</w:t>
+        <w:br/>
+        <w:t># One explicitly constructed head proves a prediction need not be shift-invariant.</w:t>
+        <w:br/>
+        <w:t>print('head class1 if left max&gt;0:', int(pre_max[0][0]&gt;0),int(post_max[0][0]&gt;0))</w:t>
+        <w:br/>
+        <w:t>def max_with_position(window):</w:t>
+        <w:br/>
+        <w:t xml:space="preserve">    candidates = [(value, r, c) for r,row in enumerate(window) for c,value in enumerate(row)]</w:t>
+        <w:br/>
+        <w:t xml:space="preserve">    # Row-major first position wins a tie; these two probes have a unique maximum.</w:t>
+        <w:br/>
+        <w:t xml:space="preserve">    value, r, c = max(candidates, key=lambda item: item[0])</w:t>
+        <w:br/>
+        <w:t xml:space="preserve">    return value, (r,c)</w:t>
+        <w:br/>
+        <w:br/>
+        <w:t>print('max plus position still collides:',</w:t>
+        <w:br/>
+        <w:t xml:space="preserve">      max_with_position([[5,1],[2,3]]),max_with_position([[5,0],[0,0]]))</w:t>
+        <w:br/>
+        <w:t># Valid nonempty rectangular numeric maps assumed; no padding or hidden ReLU.</w:t>
+        <w:br/>
+      </w:r>
+    </w:p>
+    <w:p>
+      <w:pPr>
+        <w:pStyle w:val="Heading2"/>
+      </w:pPr>
+      <w:r>
+        <w:t>Normal,collision,negative,missing and movement probes</w:t>
+      </w:r>
+    </w:p>
+    <w:tbl>
+      <w:tblPr>
+        <w:tblStyle w:val="LightShading-Accent1"/>
+        <w:tblW w:type="auto" w:w="0"/>
+        <w:tblLook w:firstColumn="1" w:firstRow="1" w:lastColumn="0" w:lastRow="0" w:noHBand="0" w:noVBand="1" w:val="04A0"/>
+      </w:tblPr>
+      <w:tblGrid>
+        <w:gridCol w:w="5112"/>
+        <w:gridCol w:w="5112"/>
+      </w:tblGrid>
+      <w:tr>
+        <w:trPr>
+          <w:tblHeader/>
+        </w:trPr>
+        <w:tc>
+          <w:tcPr>
+            <w:tcW w:type="dxa" w:w="5112"/>
+          </w:tcPr>
+          <w:p>
+            <w:r>
+              <w:t>Complete pooling probe</w:t>
+            </w:r>
+          </w:p>
+        </w:tc>
+        <w:tc>
+          <w:tcPr>
+            <w:tcW w:type="dxa" w:w="5112"/>
+          </w:tcPr>
+          <w:p>
+            <w:r>
+              <w:t>Expected result / action</w:t>
+            </w:r>
+          </w:p>
+        </w:tc>
+      </w:tr>
+      <w:tr>
+        <w:tc>
+          <w:tcPr>
+            <w:tcW w:type="dxa" w:w="5112"/>
+          </w:tcPr>
+          <w:p>
+            <w:r>
+              <w:t>Normal main 4×4 map</w:t>
+            </w:r>
+          </w:p>
+        </w:tc>
+        <w:tc>
+          <w:tcPr>
+            <w:tcW w:type="dxa" w:w="5112"/>
+          </w:tcPr>
+          <w:p>
+            <w:r>
+              <w:t>Max[[4, 5], [6, 7]], mean[[2.5, 2], [3, 3.25]]</w:t>
+            </w:r>
+          </w:p>
+        </w:tc>
+      </w:tr>
+      <w:tr>
+        <w:tc>
+          <w:tcPr>
+            <w:tcW w:type="dxa" w:w="5112"/>
+          </w:tcPr>
+          <w:p>
+            <w:r>
+              <w:t>Two one 4/three 0 windows with different positions</w:t>
+            </w:r>
+          </w:p>
+        </w:tc>
+        <w:tc>
+          <w:tcPr>
+            <w:tcW w:type="dxa" w:w="5112"/>
+          </w:tcPr>
+          <w:p>
+            <w:r>
+              <w:t>Both max 4/mean 1; either scalar alone loses the 4 position</w:t>
+            </w:r>
+          </w:p>
+        </w:tc>
+      </w:tr>
+      <w:tr>
+        <w:tc>
+          <w:tcPr>
+            <w:tcW w:type="dxa" w:w="5112"/>
+          </w:tcPr>
+          <w:p>
+            <w:r>
+              <w:t>All-negative[[-4, −2], [−7, −3]]</w:t>
+            </w:r>
+          </w:p>
+        </w:tc>
+        <w:tc>
+          <w:tcPr>
+            <w:tcW w:type="dxa" w:w="5112"/>
+          </w:tcPr>
+          <w:p>
+            <w:r>
+              <w:t>Max−2, mean−4; zero is not an input or the correct maximum</w:t>
+            </w:r>
+          </w:p>
+        </w:tc>
+      </w:tr>
+      <w:tr>
+        <w:tc>
+          <w:tcPr>
+            <w:tcW w:type="dxa" w:w="5112"/>
+          </w:tcPr>
+          <w:p>
+            <w:r>
+              <w:t>3×3 map[[1, 2, 99], [3, 4, 99], [99, 99, 99]]</w:t>
+            </w:r>
+          </w:p>
+        </w:tc>
+        <w:tc>
+          <w:tcPr>
+            <w:tcW w:type="dxa" w:w="5112"/>
+          </w:tcPr>
+          <w:p>
+            <w:r>
+              <w:t>Only complete top-left window:shape 1×1, max 4, mean 2.5; 99 border unread</w:t>
+            </w:r>
+          </w:p>
+        </w:tc>
+      </w:tr>
+      <w:tr>
+        <w:tc>
+          <w:tcPr>
+            <w:tcW w:type="dxa" w:w="5112"/>
+          </w:tcPr>
+          <w:p>
+            <w:r>
+              <w:t>Input only 1×1</w:t>
+            </w:r>
+          </w:p>
+        </w:tc>
+        <w:tc>
+          <w:tcPr>
+            <w:tcW w:type="dxa" w:w="5112"/>
+          </w:tcPr>
+          <w:p>
+            <w:r>
+              <w:t>ValueError:Need a complete 2by2 window</w:t>
+            </w:r>
+          </w:p>
+        </w:tc>
+      </w:tr>
+      <w:tr>
+        <w:tc>
+          <w:tcPr>
+            <w:tcW w:type="dxa" w:w="5112"/>
+          </w:tcPr>
+          <w:p>
+            <w:r>
+              <w:t>Missing/ragged numeric map</w:t>
+            </w:r>
+          </w:p>
+        </w:tc>
+        <w:tc>
+          <w:tcPr>
+            <w:tcW w:type="dxa" w:w="5112"/>
+          </w:tcPr>
+          <w:p>
+            <w:r>
+              <w:t>Outside nonempty rectangular numeric contract; review before pooling</w:t>
+            </w:r>
+          </w:p>
+        </w:tc>
+      </w:tr>
+      <w:tr>
+        <w:tc>
+          <w:tcPr>
+            <w:tcW w:type="dxa" w:w="5112"/>
+          </w:tcPr>
+          <w:p>
+            <w:r>
+              <w:t>8 crosses column 1→2in a2×4 zero map</w:t>
+            </w:r>
+          </w:p>
+        </w:tc>
+        <w:tc>
+          <w:tcPr>
+            <w:tcW w:type="dxa" w:w="5112"/>
+          </w:tcPr>
+          <w:p>
+            <w:r>
+              <w:t>Max[8, 0]→[0, 8], mean[2, 0]→[0, 2]</w:t>
+            </w:r>
+          </w:p>
+        </w:tc>
+      </w:tr>
+      <w:tr>
+        <w:tc>
+          <w:tcPr>
+            <w:tcW w:type="dxa" w:w="5112"/>
+          </w:tcPr>
+          <w:p>
+            <w:r>
+              <w:t>Unique max 5at top-left in[[5, 1], [2, 3]]and[[5, 0], [0, 0]]</w:t>
+            </w:r>
+          </w:p>
+        </w:tc>
+        <w:tc>
+          <w:tcPr>
+            <w:tcW w:type="dxa" w:w="5112"/>
+          </w:tcPr>
+          <w:p>
+            <w:r>
+              <w:t>Same max and its position, but different discarded values; even max-plus-position is not full reconstruction</w:t>
+            </w:r>
+          </w:p>
+        </w:tc>
+      </w:tr>
+      <w:tr>
+        <w:tc>
+          <w:tcPr>
+            <w:tcW w:type="dxa" w:w="5112"/>
+          </w:tcPr>
+          <w:p>
+            <w:r>
+              <w:t>Add ReLU or zero padding to negative inputs</w:t>
+            </w:r>
+          </w:p>
+        </w:tc>
+        <w:tc>
+          <w:tcPr>
+            <w:tcW w:type="dxa" w:w="5112"/>
+          </w:tcPr>
+          <w:p>
+            <w:r>
+              <w:t>A different operation/boundary rule, not an implicit part of this pool 2 contract</w:t>
+            </w:r>
+          </w:p>
+        </w:tc>
+      </w:tr>
+    </w:tbl>
+    <w:p>
+      <w:pPr>
+        <w:pStyle w:val="Heading2"/>
+      </w:pPr>
+      <w:r>
+        <w:t>Predict,pool,compare and bound the claim</w:t>
+      </w:r>
+    </w:p>
+    <w:p>
+      <w:pPr>
+        <w:pStyle w:val="ListNumber"/>
+      </w:pPr>
+      <w:r>
+        <w:t>Predict all main summaries and the complete collision/boundary probes before running or tracing pool 2. Then use the standalone probe program to check all-negative values, the unread incomplete border and a one-column movement. The movement example supplies its own simple head so a changed prediction is an actual declared calculation, not an assumption about unknown classifiers. Record which detail is lost and which coarse positions remain. The code assumes valid rectangular numeric maps; it does not learn pooling weights or show that compression improves an actual task.</w:t>
+      </w:r>
+    </w:p>
+    <w:p>
+      <w:pPr>
+        <w:pStyle w:val="ListNumber"/>
+      </w:pPr>
+      <w:r>
+        <w:t>On paper, trace the supplied procedure. If code is provided, predict before running it in a local practice file. Never write an expected answer as though it were an observed run.</w:t>
+      </w:r>
+    </w:p>
+    <w:p>
+      <w:pPr>
+        <w:pStyle w:val="Heading2"/>
+      </w:pPr>
+      <w:r>
+        <w:t>Keep the evidence ledger</w:t>
       </w:r>
     </w:p>
     <w:tbl>
@@ -2604,7 +3415,15 @@
         <w:rPr>
           <w:b w:val="0"/>
         </w:rPr>
-        <w:t>On paper, trace the supplied procedure. If code is provided, predict before running it in a local practice file. Never write an expected answer as though it were an observed run.</w:t>
+        <w:t>Before trying: what do I expect, and why? While trying: which step could first go wrong? Afterwards: what did I actually observe, and what should change? Keep “not run” if you only traced the procedure.</w:t>
+      </w:r>
+    </w:p>
+    <w:p>
+      <w:pPr>
+        <w:pStyle w:val="Heading2"/>
+      </w:pPr>
+      <w:r>
+        <w:t>Earlier wording, alternatives and picture transcripts · reference / check after trying</w:t>
       </w:r>
     </w:p>
     <w:p>
@@ -2612,7 +3431,36 @@
         <w:pStyle w:val="Heading3"/>
       </w:pPr>
       <w:r>
+        <w:t>Predict, investigate and preserve the evidence</w:t>
+      </w:r>
+    </w:p>
+    <w:p>
+      <w:pPr>
+        <w:pStyle w:val="Heading3"/>
+      </w:pPr>
+      <w:r>
         <w:t>Plan → try → check</w:t>
+      </w:r>
+    </w:p>
+    <w:p>
+      <w:pPr>
+        <w:pStyle w:val="Heading1"/>
+      </w:pPr>
+      <w:r>
+        <w:t>14. Try alone: pool a new map containing negative values</w:t>
+      </w:r>
+    </w:p>
+    <w:p>
+      <w:r>
+        <w:t>Apply the same complete-window rule without adding an unrequested activation.</w:t>
+      </w:r>
+    </w:p>
+    <w:p>
+      <w:pPr>
+        <w:pStyle w:val="Heading2"/>
+      </w:pPr>
+      <w:r>
+        <w:t>Complete independent map and tasks</w:t>
       </w:r>
     </w:p>
     <w:p>
@@ -2623,20 +3471,15 @@
         <w:rPr>
           <w:b w:val="0"/>
         </w:rPr>
-        <w:t>Before trying: what do I expect, and why? While trying: which step could first go wrong? Afterwards: what did I actually observe, and what should change? Keep “not run” if you only traced the procedure.</w:t>
-      </w:r>
-    </w:p>
-    <w:p>
-      <w:pPr>
-        <w:pStyle w:val="Heading1"/>
-      </w:pPr>
-      <w:r>
-        <w:t>10. Build your understanding</w:t>
-      </w:r>
-    </w:p>
-    <w:p>
-      <w:r>
-        <w:t>Move from recall to tracing, diagnosis and transfer in Pooling and spatial information. Explain why each step is justified.</w:t>
+        <w:t>Use rows [-4, -1, 2, 6], [-3, -2, 4, 0], [5, 1, -8, -2], [3, 7, -4, -6]. Under the lesson rule, give all four sums, the max map and the mean map. Explain why replacing a negative maximum by zero is an error here.</w:t>
+      </w:r>
+    </w:p>
+    <w:p>
+      <w:pPr>
+        <w:pStyle w:val="Heading2"/>
+      </w:pPr>
+      <w:r>
+        <w:t>First attempt and support record</w:t>
       </w:r>
     </w:p>
     <w:p>
@@ -2644,7 +3487,42 @@
         <w:pStyle w:val="Heading3"/>
       </w:pPr>
       <w:r>
-        <w:t>Explain → apply → challenge</w:t>
+        <w:t>My independent explanation, trace and limits</w:t>
+      </w:r>
+    </w:p>
+    <w:p>
+      <w:r>
+        <w:t>________________________________________________________________</w:t>
+      </w:r>
+    </w:p>
+    <w:p>
+      <w:r>
+        <w:t>________________________________________________________________</w:t>
+      </w:r>
+    </w:p>
+    <w:p>
+      <w:r>
+        <w:t>________________________________________________________________</w:t>
+      </w:r>
+    </w:p>
+    <w:p>
+      <w:r>
+        <w:t>________________________________________________________________</w:t>
+      </w:r>
+    </w:p>
+    <w:p>
+      <w:r>
+        <w:t>________________________________________________________________</w:t>
+      </w:r>
+    </w:p>
+    <w:p>
+      <w:r>
+        <w:t>________________________________________________________________</w:t>
+      </w:r>
+    </w:p>
+    <w:p>
+      <w:r>
+        <w:t>________________________________________________________________</w:t>
       </w:r>
     </w:p>
     <w:p>
@@ -2655,19 +3533,26 @@
         <w:rPr>
           <w:b w:val="0"/>
         </w:rPr>
-        <w:t xml:space="preserve">For the lesson window starting at [2, 2], list the four values, sum, maximum and mean. State the complete pooled </w:t>
-      </w:r>
-      <w:r>
-        <w:rPr>
-          <w:b/>
-        </w:rPr>
-        <w:t>output</w:t>
-      </w:r>
+        <w:t>Attempt this case before feedback. Record any help. Earlier examples below are further practice; a case already practised with feedback cannot establish fresh transfer.</w:t>
+      </w:r>
+    </w:p>
+    <w:p>
+      <w:pPr>
+        <w:pStyle w:val="Heading2"/>
+      </w:pPr>
+      <w:r>
+        <w:t>Use feedback after trying</w:t>
+      </w:r>
+    </w:p>
+    <w:p>
+      <w:pPr>
+        <w:spacing w:line="336" w:lineRule="auto" w:after="180"/>
+      </w:pPr>
       <w:r>
         <w:rPr>
           <w:b w:val="0"/>
         </w:rPr>
-        <w:t xml:space="preserve"> shape.</w:t>
+        <w:t>Attempt the independent case before hints. Record whether you worked alone, used a hint or followed a model. After feedback, fix the first unsupported step and explain why it changed.</w:t>
       </w:r>
     </w:p>
     <w:p>
@@ -2678,55 +3563,101 @@
         <w:rPr>
           <w:b w:val="0"/>
         </w:rPr>
-        <w:t xml:space="preserve">Apply the lesson complete-window rule to [[1, 2, 99], [3, 4, 99], [99, 99, 99]]. Give the </w:t>
-      </w:r>
-      <w:r>
-        <w:rPr>
-          <w:b/>
-        </w:rPr>
-        <w:t>output</w:t>
-      </w:r>
+        <w:t>A later check uses a changed case, not a copied answer.</w:t>
+      </w:r>
+    </w:p>
+    <w:p>
+      <w:pPr>
+        <w:pStyle w:val="Heading2"/>
+      </w:pPr>
+      <w:r>
+        <w:t>Earlier wording, alternatives and picture transcripts · reference / check after trying</w:t>
+      </w:r>
+    </w:p>
+    <w:p>
+      <w:pPr>
+        <w:pStyle w:val="Heading3"/>
+      </w:pPr>
+      <w:r>
+        <w:t>Independent case: Pool a new map independently</w:t>
+      </w:r>
+    </w:p>
+    <w:p>
+      <w:pPr>
+        <w:pStyle w:val="Heading3"/>
+      </w:pPr>
+      <w:r>
+        <w:t>Attempt this without hints</w:t>
+      </w:r>
+    </w:p>
+    <w:p>
+      <w:pPr>
+        <w:spacing w:line="336" w:lineRule="auto" w:after="180"/>
+      </w:pPr>
       <w:r>
         <w:rPr>
           <w:b w:val="0"/>
         </w:rPr>
-        <w:t xml:space="preserve"> shape and both </w:t>
-      </w:r>
-      <w:r>
-        <w:rPr>
-          <w:b/>
-        </w:rPr>
-        <w:t>output</w:t>
-      </w:r>
+        <w:t>Use rows [-4, -1, 2, 6], [-3, -2, 4, 0], [5, 1, -8, -2], [3, 7, -4, -6]. Under the lesson rule, give all four sums, the max map and the mean map. Explain why replacing a negative maximum by zero is an error here.</w:t>
+      </w:r>
+    </w:p>
+    <w:p>
+      <w:pPr>
+        <w:pStyle w:val="Heading3"/>
+      </w:pPr>
+      <w:r>
+        <w:t>My independent procedure, result and limitation</w:t>
+      </w:r>
+    </w:p>
+    <w:p>
+      <w:r>
+        <w:t>________________________________________________________________</w:t>
+      </w:r>
+    </w:p>
+    <w:p>
+      <w:r>
+        <w:t>________________________________________________________________</w:t>
+      </w:r>
+    </w:p>
+    <w:p>
+      <w:r>
+        <w:t>________________________________________________________________</w:t>
+      </w:r>
+    </w:p>
+    <w:p>
+      <w:r>
+        <w:t>________________________________________________________________</w:t>
+      </w:r>
+    </w:p>
+    <w:p>
+      <w:r>
+        <w:t>________________________________________________________________</w:t>
+      </w:r>
+    </w:p>
+    <w:p>
+      <w:r>
+        <w:t>________________________________________________________________</w:t>
+      </w:r>
+    </w:p>
+    <w:p>
+      <w:r>
+        <w:t>________________________________________________________________</w:t>
+      </w:r>
+    </w:p>
+    <w:p>
+      <w:r>
+        <w:t>________________________________________________________________</w:t>
+      </w:r>
+    </w:p>
+    <w:p>
+      <w:pPr>
+        <w:spacing w:line="336" w:lineRule="auto" w:after="180"/>
+      </w:pPr>
       <w:r>
         <w:rPr>
           <w:b w:val="0"/>
         </w:rPr>
-        <w:t xml:space="preserve">s. Explain why neither </w:t>
-      </w:r>
-      <w:r>
-        <w:rPr>
-          <w:b/>
-        </w:rPr>
-        <w:t>output</w:t>
-      </w:r>
-      <w:r>
-        <w:rPr>
-          <w:b w:val="0"/>
-        </w:rPr>
-        <w:t xml:space="preserve"> includes 99.</w:t>
-      </w:r>
-    </w:p>
-    <w:p>
-      <w:pPr>
-        <w:spacing w:line="336" w:lineRule="auto" w:after="180"/>
-        <w:shd w:fill="F5F1FB"/>
-      </w:pPr>
-      <w:r>
-        <w:rPr>
-          <w:b w:val="0"/>
-        </w:rPr>
-        <w:t>A 2 by 4 map is zero except for 8 at row 0 column 1. Move the 8 to column 2 and set its old position to zero. Give the max and mean maps before and after. What claim does this refute?</w:t>
+        <w:t>Record support used: none, hint or teacher explanation. After feedback, a different case is needed to demonstrate independence.</w:t>
       </w:r>
     </w:p>
     <w:p>
@@ -2734,32 +3665,7 @@
         <w:pStyle w:val="Heading3"/>
       </w:pPr>
       <w:r>
-        <w:t>Explain which evidence supports your conclusion and which claim remains unproved.</w:t>
-      </w:r>
-    </w:p>
-    <w:p>
-      <w:r>
-        <w:t>________________________________________________________________</w:t>
-      </w:r>
-    </w:p>
-    <w:p>
-      <w:r>
-        <w:t>________________________________________________________________</w:t>
-      </w:r>
-    </w:p>
-    <w:p>
-      <w:r>
-        <w:t>________________________________________________________________</w:t>
-      </w:r>
-    </w:p>
-    <w:p>
-      <w:r>
-        <w:t>________________________________________________________________</w:t>
-      </w:r>
-    </w:p>
-    <w:p>
-      <w:r>
-        <w:t>________________________________________________________________</w:t>
+        <w:t>Use feedback to improve</w:t>
       </w:r>
     </w:p>
     <w:p>
@@ -2767,12 +3673,20 @@
         <w:pStyle w:val="Heading1"/>
       </w:pPr>
       <w:r>
-        <w:t>11. Connect your project</w:t>
-      </w:r>
-    </w:p>
-    <w:p>
-      <w:r>
-        <w:t>Apply this week’s idea to Image-pattern Network Investigation. Keep an annotated decision and the evidence supporting it.</w:t>
+        <w:t>11. Keep the pooling rule and lost-information evidence together</w:t>
+      </w:r>
+    </w:p>
+    <w:p>
+      <w:r>
+        <w:t>The project record should say which task distinctions remain available.</w:t>
+      </w:r>
+    </w:p>
+    <w:p>
+      <w:pPr>
+        <w:pStyle w:val="Heading2"/>
+      </w:pPr>
+      <w:r>
+        <w:t>Project artifact and evidence table</w:t>
       </w:r>
     </w:p>
     <w:p>
@@ -2975,10 +3889,10 @@
     </w:tbl>
     <w:p>
       <w:pPr>
-        <w:pStyle w:val="Heading3"/>
-      </w:pPr>
-      <w:r>
-        <w:t>Evidence for your project</w:t>
+        <w:pStyle w:val="Heading2"/>
+      </w:pPr>
+      <w:r>
+        <w:t>Actual run/trace and remaining limits</w:t>
       </w:r>
     </w:p>
     <w:p>
@@ -3017,15 +3931,88 @@
     </w:p>
     <w:p>
       <w:pPr>
+        <w:pStyle w:val="Heading2"/>
+      </w:pPr>
+      <w:r>
+        <w:t>Earlier wording, alternatives and picture transcripts · reference / check after trying</w:t>
+      </w:r>
+    </w:p>
+    <w:p>
+      <w:pPr>
+        <w:pStyle w:val="Heading3"/>
+      </w:pPr>
+      <w:r>
+        <w:t>Evidence for your project</w:t>
+      </w:r>
+    </w:p>
+    <w:p>
+      <w:pPr>
         <w:pStyle w:val="Heading1"/>
       </w:pPr>
       <w:r>
-        <w:t>12. Show what you know</w:t>
-      </w:r>
-    </w:p>
-    <w:p>
-      <w:r>
-        <w:t>Use a genuinely new case for independent evidence. Previously discussed examples remain practice; use the separately named independent case before feedback.</w:t>
+        <w:t>16. Finish with one computed summary and one revealing collision</w:t>
+      </w:r>
+    </w:p>
+    <w:p>
+      <w:r>
+        <w:t>Explain why a smaller map is not automatically a better representation.</w:t>
+      </w:r>
+    </w:p>
+    <w:p>
+      <w:pPr>
+        <w:pStyle w:val="Heading2"/>
+      </w:pPr>
+      <w:r>
+        <w:t>Retrieve and explain</w:t>
+      </w:r>
+    </w:p>
+    <w:p>
+      <w:pPr>
+        <w:pStyle w:val="ListBullet"/>
+      </w:pPr>
+      <w:r>
+        <w:t>Close your notes. Explain this goal in your own words: Compute max and mean pooling under an explicit window rule</w:t>
+      </w:r>
+    </w:p>
+    <w:p>
+      <w:pPr>
+        <w:pStyle w:val="Heading3"/>
+      </w:pPr>
+      <w:r>
+        <w:t>My deciding step, evidence and one remaining question</w:t>
+      </w:r>
+    </w:p>
+    <w:p>
+      <w:r>
+        <w:t>________________________________________________________________</w:t>
+      </w:r>
+    </w:p>
+    <w:p>
+      <w:r>
+        <w:t>________________________________________________________________</w:t>
+      </w:r>
+    </w:p>
+    <w:p>
+      <w:r>
+        <w:t>________________________________________________________________</w:t>
+      </w:r>
+    </w:p>
+    <w:p>
+      <w:r>
+        <w:t>________________________________________________________________</w:t>
+      </w:r>
+    </w:p>
+    <w:p>
+      <w:r>
+        <w:t>________________________________________________________________</w:t>
+      </w:r>
+    </w:p>
+    <w:p>
+      <w:pPr>
+        <w:pStyle w:val="Heading2"/>
+      </w:pPr>
+      <w:r>
+        <w:t>Plan a changed-case return</w:t>
       </w:r>
     </w:p>
     <w:p>
@@ -3036,58 +4023,31 @@
         <w:rPr>
           <w:b w:val="0"/>
         </w:rPr>
-        <w:t xml:space="preserve">Pooling can reduce the amount of data </w:t>
+        <w:t xml:space="preserve">If you are unsure, return to the worked picture and explain one arrow. If you are ready, change an </w:t>
       </w:r>
       <w:r>
         <w:rPr>
           <w:b/>
         </w:rPr>
-        <w:t>process</w:t>
+        <w:t>input</w:t>
       </w:r>
       <w:r>
         <w:rPr>
           <w:b w:val="0"/>
         </w:rPr>
-        <w:t>ed by later layers. Whether the lost information is acceptable depends on the task.</w:t>
-      </w:r>
-    </w:p>
-    <w:p>
-      <w:pPr>
-        <w:spacing w:line="336" w:lineRule="auto" w:after="180"/>
-      </w:pPr>
+        <w:t xml:space="preserve"> or assumption and justify your </w:t>
+      </w:r>
+      <w:r>
+        <w:rPr>
+          <w:b/>
+        </w:rPr>
+        <w:t>prediction</w:t>
+      </w:r>
       <w:r>
         <w:rPr>
           <w:b w:val="0"/>
         </w:rPr>
-        <w:t>A task about whether any large response exists in a region may benefit from a maximum; a task requiring exact positions may need the unpooled map or another representation. Do not assume smaller always means better.</w:t>
-      </w:r>
-    </w:p>
-    <w:p>
-      <w:pPr>
-        <w:pStyle w:val="Heading3"/>
-      </w:pPr>
-      <w:r>
-        <w:t>A teammate says a 2 by 2 max-pooled map lets them reconstruct the original 4 by 4 map exactly and guarantees unchanged predictions after any one-pixel shift. Use one collision and one boundary example to challenge those claims.</w:t>
-      </w:r>
-    </w:p>
-    <w:p>
-      <w:r>
-        <w:t>________________________________________________________________</w:t>
-      </w:r>
-    </w:p>
-    <w:p>
-      <w:r>
-        <w:t>________________________________________________________________</w:t>
-      </w:r>
-    </w:p>
-    <w:p>
-      <w:r>
-        <w:t>________________________________________________________________</w:t>
-      </w:r>
-    </w:p>
-    <w:p>
-      <w:r>
-        <w:t>________________________________________________________________</w:t>
+        <w:t>.</w:t>
       </w:r>
     </w:p>
     <w:p>
@@ -3098,41 +4058,247 @@
         <w:rPr>
           <w:b w:val="0"/>
         </w:rPr>
-        <w:t xml:space="preserve">Compare pooling choices with matched data splits and a declared evaluation rule. Fit model parameters on </w:t>
+        <w:t xml:space="preserve">Save your workbook </w:t>
       </w:r>
       <w:r>
         <w:rPr>
           <w:b/>
         </w:rPr>
-        <w:t>training</w:t>
+        <w:t>evidence</w:t>
       </w:r>
       <w:r>
         <w:rPr>
           <w:b w:val="0"/>
         </w:rPr>
-        <w:t xml:space="preserve"> data and choose alternatives using validation data, leaving final tests reserved.</w:t>
-      </w:r>
-    </w:p>
-    <w:p>
-      <w:pPr>
-        <w:spacing w:line="336" w:lineRule="auto" w:after="180"/>
-      </w:pPr>
-      <w:r>
-        <w:rPr>
-          <w:b w:val="0"/>
-        </w:rPr>
-        <w:t>Next week combines these components in a small image-model experiment.</w:t>
-      </w:r>
-    </w:p>
-    <w:p>
-      <w:pPr>
-        <w:spacing w:line="336" w:lineRule="auto" w:after="180"/>
-        <w:shd w:fill="F5F1FB"/>
-      </w:pPr>
-      <w:r>
-        <w:rPr>
-          <w:b w:val="0"/>
-        </w:rPr>
+        <w:t>. At the next review, try a different case before opening your old answer.</w:t>
+      </w:r>
+    </w:p>
+    <w:p>
+      <w:pPr>
+        <w:pStyle w:val="Heading1"/>
+      </w:pPr>
+      <w:r>
+        <w:t>Reference bank and extra practice</w:t>
+      </w:r>
+    </w:p>
+    <w:p>
+      <w:pPr>
+        <w:pStyle w:val="Heading1"/>
+      </w:pPr>
+      <w:r>
+        <w:t>05. Reference · Use the mathematical words precisely</w:t>
+      </w:r>
+    </w:p>
+    <w:p>
+      <w:r>
+        <w:t>Connect each term to a value or step in the current example.</w:t>
+      </w:r>
+    </w:p>
+    <w:p>
+      <w:pPr>
+        <w:pStyle w:val="Heading2"/>
+      </w:pPr>
+      <w:r>
+        <w:t>Vocabulary and your explanation</w:t>
+      </w:r>
+    </w:p>
+    <w:tbl>
+      <w:tblPr>
+        <w:tblStyle w:val="LightShading-Accent1"/>
+        <w:tblW w:type="auto" w:w="0"/>
+        <w:tblLook w:firstColumn="1" w:firstRow="1" w:lastColumn="0" w:lastRow="0" w:noHBand="0" w:noVBand="1" w:val="04A0"/>
+      </w:tblPr>
+      <w:tblGrid>
+        <w:gridCol w:w="5112"/>
+        <w:gridCol w:w="5112"/>
+      </w:tblGrid>
+      <w:tr>
+        <w:trPr>
+          <w:tblHeader/>
+        </w:trPr>
+        <w:tc>
+          <w:tcPr>
+            <w:tcW w:type="dxa" w:w="5112"/>
+          </w:tcPr>
+          <w:p>
+            <w:r>
+              <w:t>Word</w:t>
+            </w:r>
+          </w:p>
+        </w:tc>
+        <w:tc>
+          <w:tcPr>
+            <w:tcW w:type="dxa" w:w="5112"/>
+          </w:tcPr>
+          <w:p>
+            <w:r>
+              <w:t>Meaning</w:t>
+            </w:r>
+          </w:p>
+        </w:tc>
+      </w:tr>
+      <w:tr>
+        <w:tc>
+          <w:tcPr>
+            <w:tcW w:type="dxa" w:w="5112"/>
+          </w:tcPr>
+          <w:p>
+            <w:r>
+              <w:t>Max pooling</w:t>
+            </w:r>
+          </w:p>
+        </w:tc>
+        <w:tc>
+          <w:tcPr>
+            <w:tcW w:type="dxa" w:w="5112"/>
+          </w:tcPr>
+          <w:p>
+            <w:r>
+              <w:t>Replacing each window by its largest value</w:t>
+            </w:r>
+          </w:p>
+        </w:tc>
+      </w:tr>
+      <w:tr>
+        <w:tc>
+          <w:tcPr>
+            <w:tcW w:type="dxa" w:w="5112"/>
+          </w:tcPr>
+          <w:p>
+            <w:r>
+              <w:t>Mean pooling</w:t>
+            </w:r>
+          </w:p>
+        </w:tc>
+        <w:tc>
+          <w:tcPr>
+            <w:tcW w:type="dxa" w:w="5112"/>
+          </w:tcPr>
+          <w:p>
+            <w:r>
+              <w:t>Replacing each window by the arithmetic mean of its values</w:t>
+            </w:r>
+          </w:p>
+        </w:tc>
+      </w:tr>
+      <w:tr>
+        <w:tc>
+          <w:tcPr>
+            <w:tcW w:type="dxa" w:w="5112"/>
+          </w:tcPr>
+          <w:p>
+            <w:r>
+              <w:t>Spatial information</w:t>
+            </w:r>
+          </w:p>
+        </w:tc>
+        <w:tc>
+          <w:tcPr>
+            <w:tcW w:type="dxa" w:w="5112"/>
+          </w:tcPr>
+          <w:p>
+            <w:r>
+              <w:t>Information about where values occur and how positions relate</w:t>
+            </w:r>
+          </w:p>
+        </w:tc>
+      </w:tr>
+      <w:tr>
+        <w:tc>
+          <w:tcPr>
+            <w:tcW w:type="dxa" w:w="5112"/>
+          </w:tcPr>
+          <w:p>
+            <w:r>
+              <w:t>Pooling collision</w:t>
+            </w:r>
+          </w:p>
+        </w:tc>
+        <w:tc>
+          <w:tcPr>
+            <w:tcW w:type="dxa" w:w="5112"/>
+          </w:tcPr>
+          <w:p>
+            <w:r>
+              <w:t>Different inputs producing the same pooled values</w:t>
+            </w:r>
+          </w:p>
+        </w:tc>
+      </w:tr>
+    </w:tbl>
+    <w:p>
+      <w:pPr>
+        <w:pStyle w:val="Heading3"/>
+      </w:pPr>
+      <w:r>
+        <w:t>Use two terms to explain a step in this week’s example.</w:t>
+      </w:r>
+    </w:p>
+    <w:p>
+      <w:r>
+        <w:t>________________________________________________________________</w:t>
+      </w:r>
+    </w:p>
+    <w:p>
+      <w:r>
+        <w:t>________________________________________________________________</w:t>
+      </w:r>
+    </w:p>
+    <w:p>
+      <w:r>
+        <w:t>________________________________________________________________</w:t>
+      </w:r>
+    </w:p>
+    <w:p>
+      <w:pPr>
+        <w:pStyle w:val="Heading1"/>
+      </w:pPr>
+      <w:r>
+        <w:t>10. Extra challenge · Explain a stronger case</w:t>
+      </w:r>
+    </w:p>
+    <w:p>
+      <w:r>
+        <w:t>Choose the next challenge after the main route.</w:t>
+      </w:r>
+    </w:p>
+    <w:p>
+      <w:pPr>
+        <w:pStyle w:val="Heading2"/>
+      </w:pPr>
+      <w:r>
+        <w:t>Explain,repair and extend</w:t>
+      </w:r>
+    </w:p>
+    <w:p>
+      <w:pPr>
+        <w:pStyle w:val="Heading3"/>
+      </w:pPr>
+      <w:r>
+        <w:t>Explain → apply → challenge</w:t>
+      </w:r>
+    </w:p>
+    <w:p>
+      <w:pPr>
+        <w:pStyle w:val="ListBullet"/>
+      </w:pPr>
+      <w:r>
+        <w:t>For the lesson window starting at [2, 2], list the four values, sum, maximum and mean. State the complete pooled output shape.</w:t>
+      </w:r>
+    </w:p>
+    <w:p>
+      <w:pPr>
+        <w:pStyle w:val="ListBullet"/>
+      </w:pPr>
+      <w:r>
+        <w:t>Apply the lesson complete-window rule to [[1, 2, 99], [3, 4, 99], [99, 99, 99]]. Give the output shape and both outputs. Explain why neither output includes 99.</w:t>
+      </w:r>
+    </w:p>
+    <w:p>
+      <w:pPr>
+        <w:pStyle w:val="ListBullet"/>
+      </w:pPr>
+      <w:r>
         <w:t>A 2 by 4 map is zero except for 8 at row 0 column 1. Move the 8 to column 2 and set its old position to zero. Give the max and mean maps before and after. What claim does this refute?</w:t>
       </w:r>
     </w:p>
@@ -3141,6 +4307,112 @@
         <w:pStyle w:val="Heading3"/>
       </w:pPr>
       <w:r>
+        <w:t>Explain which evidence supports your conclusion and which claim remains unproved.</w:t>
+      </w:r>
+    </w:p>
+    <w:p>
+      <w:r>
+        <w:t>________________________________________________________________</w:t>
+      </w:r>
+    </w:p>
+    <w:p>
+      <w:r>
+        <w:t>________________________________________________________________</w:t>
+      </w:r>
+    </w:p>
+    <w:p>
+      <w:r>
+        <w:t>________________________________________________________________</w:t>
+      </w:r>
+    </w:p>
+    <w:p>
+      <w:r>
+        <w:t>________________________________________________________________</w:t>
+      </w:r>
+    </w:p>
+    <w:p>
+      <w:r>
+        <w:t>________________________________________________________________</w:t>
+      </w:r>
+    </w:p>
+    <w:p>
+      <w:pPr>
+        <w:pStyle w:val="Heading1"/>
+      </w:pPr>
+      <w:r>
+        <w:t>12. Reference · Check the representation and its limits</w:t>
+      </w:r>
+    </w:p>
+    <w:p>
+      <w:r>
+        <w:t>Use after practice;reserve the new independent four-window negative-valued map for the first individual attempt.</w:t>
+      </w:r>
+    </w:p>
+    <w:p>
+      <w:pPr>
+        <w:pStyle w:val="Heading2"/>
+      </w:pPr>
+      <w:r>
+        <w:t>Current explanation and response</w:t>
+      </w:r>
+    </w:p>
+    <w:p>
+      <w:pPr>
+        <w:pStyle w:val="ListBullet"/>
+      </w:pPr>
+      <w:r>
+        <w:t>Pooling can reduce the amount of data processed by later layers. Whether the lost information is acceptable depends on the task. A task about whether any large response exists in a region may benefit from a maximum; a task requiring exact positions may need the unpooled map or another representation. Do not assume smaller always means better.</w:t>
+      </w:r>
+    </w:p>
+    <w:p>
+      <w:pPr>
+        <w:pStyle w:val="Heading3"/>
+      </w:pPr>
+      <w:r>
+        <w:t>A teammate says a 2 by 2 max-pooled map lets them reconstruct the original 4 by 4 map exactly and guarantees unchanged predictions after any one-pixel shift. Use one collision and one boundary example to challenge those claims.</w:t>
+      </w:r>
+    </w:p>
+    <w:p>
+      <w:r>
+        <w:t>________________________________________________________________</w:t>
+      </w:r>
+    </w:p>
+    <w:p>
+      <w:r>
+        <w:t>________________________________________________________________</w:t>
+      </w:r>
+    </w:p>
+    <w:p>
+      <w:r>
+        <w:t>________________________________________________________________</w:t>
+      </w:r>
+    </w:p>
+    <w:p>
+      <w:r>
+        <w:t>________________________________________________________________</w:t>
+      </w:r>
+    </w:p>
+    <w:p>
+      <w:pPr>
+        <w:pStyle w:val="ListBullet"/>
+      </w:pPr>
+      <w:r>
+        <w:t>Compare pooling choices with matched data splits and a declared evaluation rule. Fit model parameters on training data and choose alternatives using validation data, leaving final tests reserved. Next week combines these components in a small image-model experiment.</w:t>
+      </w:r>
+    </w:p>
+    <w:p>
+      <w:pPr>
+        <w:pStyle w:val="ListBullet"/>
+      </w:pPr>
+      <w:r>
+        <w:t>A 2 by 4 map is zero except for 8 at row 0 column 1. Move the 8 to column 2 and set its old position to zero. Give the max and mean maps before and after. What claim does this refute?</w:t>
+      </w:r>
+    </w:p>
+    <w:p>
+      <w:pPr>
+        <w:pStyle w:val="Heading3"/>
+      </w:pPr>
+      <w:r>
         <w:t>My limited claim and a useful next check</w:t>
       </w:r>
     </w:p>
@@ -3169,12 +4441,20 @@
         <w:pStyle w:val="Heading1"/>
       </w:pPr>
       <w:r>
-        <w:t>13. Study a complete case</w:t>
-      </w:r>
-    </w:p>
-    <w:p>
-      <w:r>
-        <w:t>Revisit the complete Pooling and spatial information case for supported practice. Repeated examples do not become fresh assessments.</w:t>
+        <w:t>13. Extra practice · Revisit the complete trace</w:t>
+      </w:r>
+    </w:p>
+    <w:p>
+      <w:r>
+        <w:t>Predict before reading the supplied steps.</w:t>
+      </w:r>
+    </w:p>
+    <w:p>
+      <w:pPr>
+        <w:pStyle w:val="Heading2"/>
+      </w:pPr>
+      <w:r>
+        <w:t>Complete trace and evidence</w:t>
       </w:r>
     </w:p>
     <w:p>
@@ -3407,206 +4687,20 @@
         <w:pStyle w:val="Heading1"/>
       </w:pPr>
       <w:r>
-        <w:t>14. Try a new case independently</w:t>
-      </w:r>
-    </w:p>
-    <w:p>
-      <w:r>
-        <w:t>Attempt the reserved new case before feedback. Record support; the earlier examples below remain additional practice.</w:t>
-      </w:r>
-    </w:p>
-    <w:p>
-      <w:pPr>
-        <w:pStyle w:val="Heading3"/>
-      </w:pPr>
-      <w:r>
-        <w:t>Independent case: Pool a new map independently</w:t>
-      </w:r>
-    </w:p>
-    <w:p>
-      <w:pPr>
-        <w:spacing w:line="336" w:lineRule="auto" w:after="180"/>
-      </w:pPr>
-      <w:r>
-        <w:rPr>
-          <w:b w:val="0"/>
-        </w:rPr>
-        <w:t>Use rows [-4, -1, 2, 6], [-3, -2, 4, 0], [5, 1, -8, -2], [3, 7, -4, -6]. Under the lesson rule, give all four sums, the max map and the mean map. Explain why replacing a negative maximum by zero is an error here.</w:t>
-      </w:r>
-    </w:p>
-    <w:p>
-      <w:pPr>
-        <w:pStyle w:val="Heading3"/>
-      </w:pPr>
-      <w:r>
-        <w:t>My independent explanation, trace and limits</w:t>
-      </w:r>
-    </w:p>
-    <w:p>
-      <w:r>
-        <w:t>________________________________________________________________</w:t>
-      </w:r>
-    </w:p>
-    <w:p>
-      <w:r>
-        <w:t>________________________________________________________________</w:t>
-      </w:r>
-    </w:p>
-    <w:p>
-      <w:r>
-        <w:t>________________________________________________________________</w:t>
-      </w:r>
-    </w:p>
-    <w:p>
-      <w:r>
-        <w:t>________________________________________________________________</w:t>
-      </w:r>
-    </w:p>
-    <w:p>
-      <w:r>
-        <w:t>________________________________________________________________</w:t>
-      </w:r>
-    </w:p>
-    <w:p>
-      <w:r>
-        <w:t>________________________________________________________________</w:t>
-      </w:r>
-    </w:p>
-    <w:p>
-      <w:r>
-        <w:t>________________________________________________________________</w:t>
-      </w:r>
-    </w:p>
-    <w:p>
-      <w:pPr>
-        <w:spacing w:line="336" w:lineRule="auto" w:after="180"/>
-      </w:pPr>
-      <w:r>
-        <w:rPr>
-          <w:b w:val="0"/>
-        </w:rPr>
-        <w:t>Attempt this case before feedback. Record any help. Earlier examples below are further practice; a case already practised with feedback cannot establish fresh transfer.</w:t>
-      </w:r>
-    </w:p>
-    <w:p>
-      <w:pPr>
-        <w:pStyle w:val="Heading3"/>
-      </w:pPr>
-      <w:r>
-        <w:t>Attempt this without hints</w:t>
-      </w:r>
-    </w:p>
-    <w:p>
-      <w:pPr>
-        <w:spacing w:line="336" w:lineRule="auto" w:after="180"/>
-      </w:pPr>
-      <w:r>
-        <w:rPr>
-          <w:b w:val="0"/>
-        </w:rPr>
-        <w:t>Use rows [-4, -1, 2, 6], [-3, -2, 4, 0], [5, 1, -8, -2], [3, 7, -4, -6]. Under the lesson rule, give all four sums, the max map and the mean map. Explain why replacing a negative maximum by zero is an error here.</w:t>
-      </w:r>
-    </w:p>
-    <w:p>
-      <w:pPr>
-        <w:pStyle w:val="Heading3"/>
-      </w:pPr>
-      <w:r>
-        <w:t>My independent procedure, result and limitation</w:t>
-      </w:r>
-    </w:p>
-    <w:p>
-      <w:r>
-        <w:t>________________________________________________________________</w:t>
-      </w:r>
-    </w:p>
-    <w:p>
-      <w:r>
-        <w:t>________________________________________________________________</w:t>
-      </w:r>
-    </w:p>
-    <w:p>
-      <w:r>
-        <w:t>________________________________________________________________</w:t>
-      </w:r>
-    </w:p>
-    <w:p>
-      <w:r>
-        <w:t>________________________________________________________________</w:t>
-      </w:r>
-    </w:p>
-    <w:p>
-      <w:r>
-        <w:t>________________________________________________________________</w:t>
-      </w:r>
-    </w:p>
-    <w:p>
-      <w:r>
-        <w:t>________________________________________________________________</w:t>
-      </w:r>
-    </w:p>
-    <w:p>
-      <w:r>
-        <w:t>________________________________________________________________</w:t>
-      </w:r>
-    </w:p>
-    <w:p>
-      <w:r>
-        <w:t>________________________________________________________________</w:t>
-      </w:r>
-    </w:p>
-    <w:p>
-      <w:pPr>
-        <w:spacing w:line="336" w:lineRule="auto" w:after="180"/>
-      </w:pPr>
-      <w:r>
-        <w:rPr>
-          <w:b w:val="0"/>
-        </w:rPr>
-        <w:t>Record support used: none, hint or teacher explanation. After feedback, a different case is needed to demonstrate independence.</w:t>
-      </w:r>
-    </w:p>
-    <w:p>
-      <w:pPr>
-        <w:pStyle w:val="Heading3"/>
-      </w:pPr>
-      <w:r>
-        <w:t>Use feedback to improve</w:t>
-      </w:r>
-    </w:p>
-    <w:p>
-      <w:pPr>
-        <w:spacing w:line="336" w:lineRule="auto" w:after="180"/>
-      </w:pPr>
-      <w:r>
-        <w:rPr>
-          <w:b w:val="0"/>
-        </w:rPr>
-        <w:t>Attempt the independent case before hints. Record whether you worked alone, used a hint or followed a model. After feedback, fix the first unsupported step and explain why it changed.</w:t>
-      </w:r>
-    </w:p>
-    <w:p>
-      <w:pPr>
-        <w:spacing w:line="336" w:lineRule="auto" w:after="180"/>
-      </w:pPr>
-      <w:r>
-        <w:rPr>
-          <w:b w:val="0"/>
-        </w:rPr>
-        <w:t>A later check uses a changed case, not a copied answer.</w:t>
-      </w:r>
-    </w:p>
-    <w:p>
-      <w:pPr>
-        <w:pStyle w:val="Heading1"/>
-      </w:pPr>
-      <w:r>
-        <w:t>15. Your lesson route</w:t>
-      </w:r>
-    </w:p>
-    <w:p>
-      <w:r>
-        <w:t>Use this map to navigate Pooling and spatial information, connect the goals to tasks and keep one evidence record for each attempt.</w:t>
+        <w:t>15. Reference · The earlier route checklist</w:t>
+      </w:r>
+    </w:p>
+    <w:p>
+      <w:r>
+        <w:t>Use one main route rather than repeating the lesson.</w:t>
+      </w:r>
+    </w:p>
+    <w:p>
+      <w:pPr>
+        <w:pStyle w:val="Heading2"/>
+      </w:pPr>
+      <w:r>
+        <w:t>Targets,route and first prediction</w:t>
       </w:r>
     </w:p>
     <w:p>
@@ -3785,12 +4879,117 @@
         <w:pStyle w:val="Heading1"/>
       </w:pPr>
       <w:r>
-        <w:t>16. Finish and return</w:t>
-      </w:r>
-    </w:p>
-    <w:p>
-      <w:r>
-        <w:t>Explain Pooling and spatial information without notes, identify a remaining question and plan a later check with a changed case.</w:t>
+        <w:t>17. Extra practice · Predict,check and repair</w:t>
+      </w:r>
+    </w:p>
+    <w:p>
+      <w:r>
+        <w:t>Keep supported feedback separate from the independent case.</w:t>
+      </w:r>
+    </w:p>
+    <w:p>
+      <w:pPr>
+        <w:pStyle w:val="Heading2"/>
+      </w:pPr>
+      <w:r>
+        <w:t>First supported question and optional hint</w:t>
+      </w:r>
+    </w:p>
+    <w:p>
+      <w:pPr>
+        <w:pStyle w:val="ListBullet"/>
+      </w:pPr>
+      <w:r>
+        <w:t>Pool a small map and show the detail it cannot retain.</w:t>
+      </w:r>
+    </w:p>
+    <w:p>
+      <w:pPr>
+        <w:pStyle w:val="Heading3"/>
+      </w:pPr>
+      <w:r>
+        <w:t>Practice 1: explain the deciding evidence</w:t>
+      </w:r>
+    </w:p>
+    <w:p>
+      <w:pPr>
+        <w:pStyle w:val="ListBullet"/>
+      </w:pPr>
+      <w:r>
+        <w:t>Which labelled step matches this detail? Max map [[4, 5]], mean map [[2.5, 2]], both shape 1×2.</w:t>
+      </w:r>
+    </w:p>
+    <w:p>
+      <w:pPr>
+        <w:pStyle w:val="ListBullet"/>
+      </w:pPr>
+      <w:r>
+        <w:t>1. Left window</w:t>
+      </w:r>
+    </w:p>
+    <w:p>
+      <w:pPr>
+        <w:pStyle w:val="ListBullet"/>
+      </w:pPr>
+      <w:r>
+        <w:t>2. Compare summaries</w:t>
+      </w:r>
+    </w:p>
+    <w:p>
+      <w:pPr>
+        <w:pStyle w:val="ListBullet"/>
+      </w:pPr>
+      <w:r>
+        <w:t>3. Right window</w:t>
+      </w:r>
+    </w:p>
+    <w:p>
+      <w:pPr>
+        <w:pStyle w:val="Heading3"/>
+      </w:pPr>
+      <w:r>
+        <w:t>My selected conclusion, deciding fact and explanation</w:t>
+      </w:r>
+    </w:p>
+    <w:p>
+      <w:r>
+        <w:t>________________________________________________________________</w:t>
+      </w:r>
+    </w:p>
+    <w:p>
+      <w:r>
+        <w:t>________________________________________________________________</w:t>
+      </w:r>
+    </w:p>
+    <w:p>
+      <w:r>
+        <w:t>________________________________________________________________</w:t>
+      </w:r>
+    </w:p>
+    <w:p>
+      <w:r>
+        <w:t>________________________________________________________________</w:t>
+      </w:r>
+    </w:p>
+    <w:p>
+      <w:r>
+        <w:t>________________________________________________________________</w:t>
+      </w:r>
+    </w:p>
+    <w:p>
+      <w:pPr>
+        <w:pStyle w:val="ListBullet"/>
+      </w:pPr>
+      <w:r>
+        <w:t>Hint if needed: Read the steps in the pictorial case. Match the supplied detail to the stage that performs or records it.</w:t>
+      </w:r>
+    </w:p>
+    <w:p>
+      <w:pPr>
+        <w:pStyle w:val="Heading2"/>
+      </w:pPr>
+      <w:r>
+        <w:t>Check after the first attempt · reference / check after trying</w:t>
       </w:r>
     </w:p>
     <w:p>
@@ -3801,63 +5000,214 @@
         <w:rPr>
           <w:b w:val="0"/>
         </w:rPr>
-        <w:t xml:space="preserve">Close your notes. Explain this goal in your own words: Compute max and </w:t>
+        <w:t>After your attempt, compare with the supported explanation: Compare summaries Max map [[4, 5]], mean map [[2.5, 2]], both shape 1×2. Pooling compresses each local window into a summary.</w:t>
+      </w:r>
+    </w:p>
+    <w:p>
+      <w:pPr>
+        <w:spacing w:line="336" w:lineRule="auto" w:after="180"/>
+      </w:pPr>
+      <w:r>
+        <w:rPr>
+          <w:b w:val="0"/>
+        </w:rPr>
+        <w:t>Maximum keeps its largest value; mean keeps its average. Neither summary records where each value appeared.</w:t>
+      </w:r>
+    </w:p>
+    <w:p>
+      <w:pPr>
+        <w:spacing w:line="336" w:lineRule="auto" w:after="180"/>
+      </w:pPr>
+      <w:r>
+        <w:rPr>
+          <w:b w:val="0"/>
+        </w:rPr>
+        <w:t xml:space="preserve">Swapping values inside one window leaves both summaries unchanged here, so the pooled </w:t>
       </w:r>
       <w:r>
         <w:rPr>
           <w:b/>
         </w:rPr>
-        <w:t>mean pooling</w:t>
+        <w:t>output</w:t>
       </w:r>
       <w:r>
         <w:rPr>
           <w:b w:val="0"/>
         </w:rPr>
-        <w:t xml:space="preserve"> under an explicit window rule</w:t>
-      </w:r>
-    </w:p>
-    <w:p>
-      <w:pPr>
-        <w:pStyle w:val="Heading3"/>
-      </w:pPr>
-      <w:r>
-        <w:t>My deciding step, evidence and one remaining question</w:t>
-      </w:r>
-    </w:p>
-    <w:p>
-      <w:r>
-        <w:t>________________________________________________________________</w:t>
-      </w:r>
-    </w:p>
-    <w:p>
-      <w:r>
-        <w:t>________________________________________________________________</w:t>
-      </w:r>
-    </w:p>
-    <w:p>
-      <w:r>
-        <w:t>________________________________________________________________</w:t>
-      </w:r>
-    </w:p>
-    <w:p>
-      <w:r>
-        <w:t>________________________________________________________________</w:t>
-      </w:r>
-    </w:p>
-    <w:p>
-      <w:r>
-        <w:t>________________________________________________________________</w:t>
-      </w:r>
-    </w:p>
-    <w:p>
-      <w:pPr>
-        <w:spacing w:line="336" w:lineRule="auto" w:after="180"/>
-      </w:pPr>
+        <w:t xml:space="preserve"> cannot reconstruct the original arrangement. The chosen window, stride and boundary policy determine the </w:t>
+      </w:r>
+      <w:r>
+        <w:rPr>
+          <w:b/>
+        </w:rPr>
+        <w:t>output</w:t>
+      </w:r>
       <w:r>
         <w:rPr>
           <w:b w:val="0"/>
         </w:rPr>
-        <w:t xml:space="preserve">If you are unsure, return to the worked picture and explain one arrow. If you are ready, change an </w:t>
+        <w:t xml:space="preserve"> shape.</w:t>
+      </w:r>
+    </w:p>
+    <w:p>
+      <w:pPr>
+        <w:pStyle w:val="Heading2"/>
+      </w:pPr>
+      <w:r>
+        <w:t>Changed-case question and optional hint</w:t>
+      </w:r>
+    </w:p>
+    <w:p>
+      <w:pPr>
+        <w:pStyle w:val="Heading3"/>
+      </w:pPr>
+      <w:r>
+        <w:t>Practice 2: explain the deciding evidence</w:t>
+      </w:r>
+    </w:p>
+    <w:p>
+      <w:pPr>
+        <w:pStyle w:val="ListBullet"/>
+      </w:pPr>
+      <w:r>
+        <w:t>Changed-case practice: Swap 1 and 4 within the left window. Which conclusion is supported by the supplied facts?</w:t>
+      </w:r>
+    </w:p>
+    <w:p>
+      <w:pPr>
+        <w:pStyle w:val="ListBullet"/>
+      </w:pPr>
+      <w:r>
+        <w:t>1. This one example guarantees correct results for every future input.</w:t>
+      </w:r>
+    </w:p>
+    <w:p>
+      <w:pPr>
+        <w:pStyle w:val="ListBullet"/>
+      </w:pPr>
+      <w:r>
+        <w:t>2. We can decide the result without examining the changed input or the procedure.</w:t>
+      </w:r>
+    </w:p>
+    <w:p>
+      <w:pPr>
+        <w:pStyle w:val="ListBullet"/>
+      </w:pPr>
+      <w:r>
+        <w:t>3. Both pooled maps remain unchanged.</w:t>
+      </w:r>
+    </w:p>
+    <w:p>
+      <w:pPr>
+        <w:pStyle w:val="Heading3"/>
+      </w:pPr>
+      <w:r>
+        <w:t>My selected conclusion, deciding fact and explanation</w:t>
+      </w:r>
+    </w:p>
+    <w:p>
+      <w:r>
+        <w:t>________________________________________________________________</w:t>
+      </w:r>
+    </w:p>
+    <w:p>
+      <w:r>
+        <w:t>________________________________________________________________</w:t>
+      </w:r>
+    </w:p>
+    <w:p>
+      <w:r>
+        <w:t>________________________________________________________________</w:t>
+      </w:r>
+    </w:p>
+    <w:p>
+      <w:r>
+        <w:t>________________________________________________________________</w:t>
+      </w:r>
+    </w:p>
+    <w:p>
+      <w:r>
+        <w:t>________________________________________________________________</w:t>
+      </w:r>
+    </w:p>
+    <w:p>
+      <w:pPr>
+        <w:pStyle w:val="ListBullet"/>
+      </w:pPr>
+      <w:r>
+        <w:t>Hint if needed: Use the changed condition and the deciding step in the pictorial trace. The answer must say what follows from those facts.</w:t>
+      </w:r>
+    </w:p>
+    <w:p>
+      <w:pPr>
+        <w:pStyle w:val="Heading2"/>
+      </w:pPr>
+      <w:r>
+        <w:t>Check after the changed attempt · reference / check after trying</w:t>
+      </w:r>
+    </w:p>
+    <w:p>
+      <w:pPr>
+        <w:spacing w:line="336" w:lineRule="auto" w:after="180"/>
+      </w:pPr>
+      <w:r>
+        <w:rPr>
+          <w:b w:val="0"/>
+        </w:rPr>
+        <w:t>After your attempt, compare with the supported explanation: Both pooled maps remain unchanged. Max and mean ignore the positions of values inside the same window.</w:t>
+      </w:r>
+    </w:p>
+    <w:p>
+      <w:pPr>
+        <w:pStyle w:val="Heading2"/>
+      </w:pPr>
+      <w:r>
+        <w:t>Repair and retain the record</w:t>
+      </w:r>
+    </w:p>
+    <w:p>
+      <w:pPr>
+        <w:spacing w:line="336" w:lineRule="auto" w:after="180"/>
+      </w:pPr>
+      <w:r>
+        <w:rPr>
+          <w:b w:val="0"/>
+        </w:rPr>
+        <w:t>Review Convolution as a local operation (ai-5/21). Goal: Compute a local weighted sum at each valid image position. Short practice: Why is flipping the kernel an implementation change here?</w:t>
+      </w:r>
+    </w:p>
+    <w:p>
+      <w:pPr>
+        <w:spacing w:line="336" w:lineRule="auto" w:after="180"/>
+      </w:pPr>
+      <w:r>
+        <w:rPr>
+          <w:b w:val="0"/>
+        </w:rPr>
+        <w:t xml:space="preserve">Point to the relevant step in the picture, then write the changed result and the rule or </w:t>
+      </w:r>
+      <w:r>
+        <w:rPr>
+          <w:b/>
+        </w:rPr>
+        <w:t>evidence</w:t>
+      </w:r>
+      <w:r>
+        <w:rPr>
+          <w:b w:val="0"/>
+        </w:rPr>
+        <w:t xml:space="preserve"> that supports it.. Return to this week and explain what you changed.</w:t>
+      </w:r>
+    </w:p>
+    <w:p>
+      <w:pPr>
+        <w:spacing w:line="336" w:lineRule="auto" w:after="180"/>
+      </w:pPr>
+      <w:r>
+        <w:rPr>
+          <w:b w:val="0"/>
+        </w:rPr>
+        <w:t xml:space="preserve">Review Learned representations (ai-5/19). Goal: Trace an </w:t>
       </w:r>
       <w:r>
         <w:rPr>
@@ -3869,7 +5219,41 @@
         <w:rPr>
           <w:b w:val="0"/>
         </w:rPr>
-        <w:t xml:space="preserve"> or assumption and justify your </w:t>
+        <w:t xml:space="preserve"> through a hidden representation and a decision rule. Short practice: Why can no deterministic head using only the sum classify both correctly?</w:t>
+      </w:r>
+    </w:p>
+    <w:p>
+      <w:pPr>
+        <w:spacing w:line="336" w:lineRule="auto" w:after="180"/>
+      </w:pPr>
+      <w:r>
+        <w:rPr>
+          <w:b w:val="0"/>
+        </w:rPr>
+        <w:t xml:space="preserve">Point to the relevant step in the picture, then write the changed result and the rule or </w:t>
+      </w:r>
+      <w:r>
+        <w:rPr>
+          <w:b/>
+        </w:rPr>
+        <w:t>evidence</w:t>
+      </w:r>
+      <w:r>
+        <w:rPr>
+          <w:b w:val="0"/>
+        </w:rPr>
+        <w:t xml:space="preserve"> that supports it.. Return to this week and explain what you changed.</w:t>
+      </w:r>
+    </w:p>
+    <w:p>
+      <w:pPr>
+        <w:spacing w:line="336" w:lineRule="auto" w:after="180"/>
+      </w:pPr>
+      <w:r>
+        <w:rPr>
+          <w:b w:val="0"/>
+        </w:rPr>
+        <w:t xml:space="preserve">Review Regularisation and early stopping (ai-5/16). Goal: Separate a weight penalty from </w:t>
       </w:r>
       <w:r>
         <w:rPr>
@@ -3881,7 +5265,7 @@
         <w:rPr>
           <w:b w:val="0"/>
         </w:rPr>
-        <w:t>.</w:t>
+        <w:t xml:space="preserve"> error. Short practice: Why should the penalty value not be reported as validation error?</w:t>
       </w:r>
     </w:p>
     <w:p>
@@ -3892,7 +5276,7 @@
         <w:rPr>
           <w:b w:val="0"/>
         </w:rPr>
-        <w:t xml:space="preserve">Save your workbook </w:t>
+        <w:t xml:space="preserve">Point to the relevant step in the picture, then write the changed result and the rule or </w:t>
       </w:r>
       <w:r>
         <w:rPr>
@@ -3904,20 +5288,107 @@
         <w:rPr>
           <w:b w:val="0"/>
         </w:rPr>
-        <w:t>. At the next review, try a different case before opening your old answer.</w:t>
-      </w:r>
-    </w:p>
-    <w:p>
-      <w:pPr>
-        <w:pStyle w:val="Heading1"/>
-      </w:pPr>
-      <w:r>
-        <w:t>17. Supported practice, repair and portfolio</w:t>
-      </w:r>
-    </w:p>
-    <w:p>
-      <w:r>
-        <w:t>Attempt supported questions before using hints or feedback. Review a missing building block, then keep the completed work.</w:t>
+        <w:t xml:space="preserve"> that supports it.. Return to this week and explain what you changed.</w:t>
+      </w:r>
+    </w:p>
+    <w:p>
+      <w:pPr>
+        <w:spacing w:line="336" w:lineRule="auto" w:after="180"/>
+      </w:pPr>
+      <w:r>
+        <w:rPr>
+          <w:b w:val="0"/>
+        </w:rPr>
+        <w:t xml:space="preserve">The browser lab lets you edit the supported Python examples already included in this lesson. Predict first, run, inspect the actual </w:t>
+      </w:r>
+      <w:r>
+        <w:rPr>
+          <w:b/>
+        </w:rPr>
+        <w:t>output</w:t>
+      </w:r>
+      <w:r>
+        <w:rPr>
+          <w:b w:val="0"/>
+        </w:rPr>
+        <w:t xml:space="preserve"> or error, change one </w:t>
+      </w:r>
+      <w:r>
+        <w:rPr>
+          <w:b/>
+        </w:rPr>
+        <w:t>input</w:t>
+      </w:r>
+      <w:r>
+        <w:rPr>
+          <w:b w:val="0"/>
+        </w:rPr>
+        <w:t>, then run again.</w:t>
+      </w:r>
+    </w:p>
+    <w:p>
+      <w:pPr>
+        <w:spacing w:line="336" w:lineRule="auto" w:after="180"/>
+      </w:pPr>
+      <w:r>
+        <w:rPr>
+          <w:b w:val="0"/>
+        </w:rPr>
+        <w:t xml:space="preserve">Keep code, </w:t>
+      </w:r>
+      <w:r>
+        <w:rPr>
+          <w:b/>
+        </w:rPr>
+        <w:t>prediction</w:t>
+      </w:r>
+      <w:r>
+        <w:rPr>
+          <w:b w:val="0"/>
+        </w:rPr>
+        <w:t>s, actual results and a reasoned revision together. On paper, label your result as a trace rather than an execution.</w:t>
+      </w:r>
+    </w:p>
+    <w:p>
+      <w:pPr>
+        <w:spacing w:line="336" w:lineRule="auto" w:after="180"/>
+      </w:pPr>
+      <w:r>
+        <w:rPr>
+          <w:b w:val="0"/>
+        </w:rPr>
+        <w:t xml:space="preserve">Use Download completed work in the hosted lesson to export your answers, reflections, practice feedback and code-run </w:t>
+      </w:r>
+      <w:r>
+        <w:rPr>
+          <w:b/>
+        </w:rPr>
+        <w:t>evidence</w:t>
+      </w:r>
+      <w:r>
+        <w:rPr>
+          <w:b w:val="0"/>
+        </w:rPr>
+        <w:t>. Open the HTML copy to read or print it.</w:t>
+      </w:r>
+    </w:p>
+    <w:p>
+      <w:pPr>
+        <w:spacing w:line="336" w:lineRule="auto" w:after="180"/>
+      </w:pPr>
+      <w:r>
+        <w:rPr>
+          <w:b w:val="0"/>
+        </w:rPr>
+        <w:t>Drafts stay in this browser when storage is available; clear drafts on a shared device.</w:t>
+      </w:r>
+    </w:p>
+    <w:p>
+      <w:pPr>
+        <w:pStyle w:val="Heading2"/>
+      </w:pPr>
+      <w:r>
+        <w:t>Earlier wording, alternatives and picture transcripts · reference / check after trying</w:t>
       </w:r>
     </w:p>
     <w:p>
@@ -3933,68 +5404,10 @@
     </w:p>
     <w:p>
       <w:pPr>
-        <w:spacing w:line="336" w:lineRule="auto" w:after="180"/>
-      </w:pPr>
-      <w:r>
-        <w:rPr>
-          <w:b w:val="0"/>
-        </w:rPr>
-        <w:t>Pool a small map and show the detail it cannot retain.</w:t>
-      </w:r>
-    </w:p>
-    <w:p>
-      <w:pPr>
         <w:pStyle w:val="Heading3"/>
       </w:pPr>
       <w:r>
-        <w:t>Practice 1: explain the deciding evidence</w:t>
-      </w:r>
-    </w:p>
-    <w:p>
-      <w:pPr>
-        <w:spacing w:line="336" w:lineRule="auto" w:after="180"/>
-      </w:pPr>
-      <w:r>
-        <w:rPr>
-          <w:b w:val="0"/>
-        </w:rPr>
-        <w:t>Which labelled step matches this detail? Max map [[4, 5]], mean map [[2.5, 2]], both shape 1×2.</w:t>
-      </w:r>
-    </w:p>
-    <w:p>
-      <w:pPr>
-        <w:spacing w:line="336" w:lineRule="auto" w:after="180"/>
-        <w:shd w:fill="F4F9FC"/>
-      </w:pPr>
-      <w:r>
-        <w:rPr>
-          <w:b w:val="0"/>
-        </w:rPr>
-        <w:t>1. Left window</w:t>
-      </w:r>
-    </w:p>
-    <w:p>
-      <w:pPr>
-        <w:spacing w:line="336" w:lineRule="auto" w:after="180"/>
-        <w:shd w:fill="F4F9FC"/>
-      </w:pPr>
-      <w:r>
-        <w:rPr>
-          <w:b w:val="0"/>
-        </w:rPr>
-        <w:t>2. Compare summaries</w:t>
-      </w:r>
-    </w:p>
-    <w:p>
-      <w:pPr>
-        <w:spacing w:line="336" w:lineRule="auto" w:after="180"/>
-        <w:shd w:fill="F4F9FC"/>
-      </w:pPr>
-      <w:r>
-        <w:rPr>
-          <w:b w:val="0"/>
-        </w:rPr>
-        <w:t>3. Right window</w:t>
+        <w:t>Repair a missing building block</w:t>
       </w:r>
     </w:p>
     <w:p>
@@ -4002,32 +5415,7 @@
         <w:pStyle w:val="Heading3"/>
       </w:pPr>
       <w:r>
-        <w:t>My selected conclusion, deciding fact and explanation</w:t>
-      </w:r>
-    </w:p>
-    <w:p>
-      <w:r>
-        <w:t>________________________________________________________________</w:t>
-      </w:r>
-    </w:p>
-    <w:p>
-      <w:r>
-        <w:t>________________________________________________________________</w:t>
-      </w:r>
-    </w:p>
-    <w:p>
-      <w:r>
-        <w:t>________________________________________________________________</w:t>
-      </w:r>
-    </w:p>
-    <w:p>
-      <w:r>
-        <w:t>________________________________________________________________</w:t>
-      </w:r>
-    </w:p>
-    <w:p>
-      <w:r>
-        <w:t>________________________________________________________________</w:t>
+        <w:t>Predict, run and debug</w:t>
       </w:r>
     </w:p>
     <w:p>
@@ -4035,508 +5423,25 @@
         <w:pStyle w:val="Heading3"/>
       </w:pPr>
       <w:r>
-        <w:t>Hint · try first</w:t>
-      </w:r>
-    </w:p>
-    <w:p>
-      <w:pPr>
-        <w:spacing w:line="336" w:lineRule="auto" w:after="180"/>
-        <w:shd w:fill="F1F6F8"/>
-      </w:pPr>
-      <w:r>
-        <w:rPr>
-          <w:b w:val="0"/>
-        </w:rPr>
-        <w:t>Hint if needed: Read the steps in the pictorial case. Match the supplied detail to the stage that performs or records it.</w:t>
-      </w:r>
-    </w:p>
-    <w:p>
-      <w:pPr>
-        <w:pStyle w:val="Heading3"/>
-      </w:pPr>
-      <w:r>
-        <w:t>Feedback · compare after trying</w:t>
-      </w:r>
-    </w:p>
-    <w:p>
-      <w:pPr>
-        <w:spacing w:line="336" w:lineRule="auto" w:after="180"/>
-        <w:shd w:fill="F1F6FC"/>
-      </w:pPr>
-      <w:r>
-        <w:rPr>
-          <w:b w:val="0"/>
-        </w:rPr>
-        <w:t>After your attempt, compare with the supported explanation: Compare summaries Max map [[4, 5]], mean map [[2.5, 2]], both shape 1×2. Pooling compresses each local window into a summary.</w:t>
-      </w:r>
-    </w:p>
-    <w:p>
-      <w:pPr>
-        <w:spacing w:line="336" w:lineRule="auto" w:after="180"/>
-        <w:shd w:fill="F1F6FC"/>
-      </w:pPr>
-      <w:r>
-        <w:rPr>
-          <w:b w:val="0"/>
-        </w:rPr>
-        <w:t>Maximum keeps its largest value; mean keeps its average. Neither summary records where each value appeared.</w:t>
-      </w:r>
-    </w:p>
-    <w:p>
-      <w:pPr>
-        <w:spacing w:line="336" w:lineRule="auto" w:after="180"/>
-        <w:shd w:fill="F1F6FC"/>
-      </w:pPr>
-      <w:r>
-        <w:rPr>
-          <w:b w:val="0"/>
-        </w:rPr>
-        <w:t xml:space="preserve">Swapping values inside one window leaves both summaries unchanged here, so the pooled </w:t>
-      </w:r>
-      <w:r>
-        <w:rPr>
-          <w:b/>
-        </w:rPr>
-        <w:t>output</w:t>
-      </w:r>
-      <w:r>
-        <w:rPr>
-          <w:b w:val="0"/>
-        </w:rPr>
-        <w:t xml:space="preserve"> cannot reconstruct the original arrangement. The chosen window, stride and boundary policy determine the </w:t>
-      </w:r>
-      <w:r>
-        <w:rPr>
-          <w:b/>
-        </w:rPr>
-        <w:t>output</w:t>
-      </w:r>
-      <w:r>
-        <w:rPr>
-          <w:b w:val="0"/>
-        </w:rPr>
-        <w:t xml:space="preserve"> shape.</w:t>
-      </w:r>
-    </w:p>
-    <w:p>
-      <w:pPr>
-        <w:pStyle w:val="Heading3"/>
-      </w:pPr>
-      <w:r>
-        <w:t>Practice 2: explain the deciding evidence</w:t>
-      </w:r>
-    </w:p>
-    <w:p>
-      <w:pPr>
-        <w:pStyle w:val="Heading3"/>
-      </w:pPr>
-      <w:r>
-        <w:t>Changed case · predict first</w:t>
-      </w:r>
-    </w:p>
-    <w:p>
-      <w:pPr>
-        <w:spacing w:line="336" w:lineRule="auto" w:after="180"/>
-        <w:shd w:fill="F5F1FB"/>
-      </w:pPr>
-      <w:r>
-        <w:rPr>
-          <w:b w:val="0"/>
-        </w:rPr>
-        <w:t>Changed-case practice: Swap 1 and 4 within the left window. Which conclusion is supported by the supplied facts?</w:t>
-      </w:r>
-    </w:p>
-    <w:p>
-      <w:pPr>
-        <w:spacing w:line="336" w:lineRule="auto" w:after="180"/>
-        <w:shd w:fill="F4F9FC"/>
-      </w:pPr>
-      <w:r>
-        <w:rPr>
-          <w:b w:val="0"/>
-        </w:rPr>
-        <w:t xml:space="preserve">1. This one example guarantees correct results for every future </w:t>
-      </w:r>
-      <w:r>
-        <w:rPr>
-          <w:b/>
-        </w:rPr>
-        <w:t>input</w:t>
-      </w:r>
-      <w:r>
-        <w:rPr>
-          <w:b w:val="0"/>
-        </w:rPr>
-        <w:t>.</w:t>
-      </w:r>
-    </w:p>
-    <w:p>
-      <w:pPr>
-        <w:spacing w:line="336" w:lineRule="auto" w:after="180"/>
-        <w:shd w:fill="F4F9FC"/>
-      </w:pPr>
-      <w:r>
-        <w:rPr>
-          <w:b w:val="0"/>
-        </w:rPr>
-        <w:t xml:space="preserve">2. We can decide the result without examining the changed </w:t>
-      </w:r>
-      <w:r>
-        <w:rPr>
-          <w:b/>
-        </w:rPr>
-        <w:t>input</w:t>
-      </w:r>
-      <w:r>
-        <w:rPr>
-          <w:b w:val="0"/>
-        </w:rPr>
-        <w:t xml:space="preserve"> or the procedure.</w:t>
-      </w:r>
-    </w:p>
-    <w:p>
-      <w:pPr>
-        <w:spacing w:line="336" w:lineRule="auto" w:after="180"/>
-        <w:shd w:fill="F4F9FC"/>
-      </w:pPr>
-      <w:r>
-        <w:rPr>
-          <w:b w:val="0"/>
-        </w:rPr>
-        <w:t>3. Both pooled maps remain unchanged.</w:t>
-      </w:r>
-    </w:p>
-    <w:p>
-      <w:pPr>
-        <w:pStyle w:val="Heading3"/>
-      </w:pPr>
-      <w:r>
-        <w:t>My selected conclusion, deciding fact and explanation</w:t>
-      </w:r>
-    </w:p>
-    <w:p>
-      <w:r>
-        <w:t>________________________________________________________________</w:t>
-      </w:r>
-    </w:p>
-    <w:p>
-      <w:r>
-        <w:t>________________________________________________________________</w:t>
-      </w:r>
-    </w:p>
-    <w:p>
-      <w:r>
-        <w:t>________________________________________________________________</w:t>
-      </w:r>
-    </w:p>
-    <w:p>
-      <w:r>
-        <w:t>________________________________________________________________</w:t>
-      </w:r>
-    </w:p>
-    <w:p>
-      <w:r>
-        <w:t>________________________________________________________________</w:t>
-      </w:r>
-    </w:p>
-    <w:p>
-      <w:pPr>
-        <w:pStyle w:val="Heading3"/>
-      </w:pPr>
-      <w:r>
-        <w:t>Hint · try first</w:t>
-      </w:r>
-    </w:p>
-    <w:p>
-      <w:pPr>
-        <w:spacing w:line="336" w:lineRule="auto" w:after="180"/>
-        <w:shd w:fill="F1F6F8"/>
-      </w:pPr>
-      <w:r>
-        <w:rPr>
-          <w:b w:val="0"/>
-        </w:rPr>
-        <w:t>Hint if needed: Use the changed condition and the deciding step in the pictorial trace. The answer must say what follows from those facts.</w:t>
-      </w:r>
-    </w:p>
-    <w:p>
-      <w:pPr>
-        <w:pStyle w:val="Heading3"/>
-      </w:pPr>
-      <w:r>
-        <w:t>Feedback · compare after trying</w:t>
-      </w:r>
-    </w:p>
-    <w:p>
-      <w:pPr>
-        <w:spacing w:line="336" w:lineRule="auto" w:after="180"/>
-        <w:shd w:fill="F1F6FC"/>
-      </w:pPr>
-      <w:r>
-        <w:rPr>
-          <w:b w:val="0"/>
-        </w:rPr>
-        <w:t>After your attempt, compare with the supported explanation: Both pooled maps remain unchanged. Max and mean ignore the positions of values inside the same window.</w:t>
-      </w:r>
-    </w:p>
-    <w:p>
-      <w:pPr>
-        <w:pStyle w:val="Heading3"/>
-      </w:pPr>
-      <w:r>
-        <w:t>Repair a missing building block</w:t>
-      </w:r>
-    </w:p>
-    <w:p>
-      <w:pPr>
-        <w:spacing w:line="336" w:lineRule="auto" w:after="180"/>
-      </w:pPr>
-      <w:r>
-        <w:rPr>
-          <w:b w:val="0"/>
-        </w:rPr>
-        <w:t>Review Convolution as a local operation (ai-5/21). Goal: Compute a local weighted sum at each valid image position. Short practice: Why is flipping the kernel an implementation change here?</w:t>
-      </w:r>
-    </w:p>
-    <w:p>
-      <w:pPr>
-        <w:spacing w:line="336" w:lineRule="auto" w:after="180"/>
-      </w:pPr>
-      <w:r>
-        <w:rPr>
-          <w:b w:val="0"/>
-        </w:rPr>
-        <w:t xml:space="preserve">Point to the relevant step in the picture, then write the changed result and the rule or </w:t>
-      </w:r>
-      <w:r>
-        <w:rPr>
-          <w:b/>
-        </w:rPr>
-        <w:t>evidence</w:t>
-      </w:r>
-      <w:r>
-        <w:rPr>
-          <w:b w:val="0"/>
-        </w:rPr>
-        <w:t xml:space="preserve"> that supports it.. Return to this week and explain what you changed.</w:t>
-      </w:r>
-    </w:p>
-    <w:p>
-      <w:pPr>
-        <w:spacing w:line="336" w:lineRule="auto" w:after="180"/>
-      </w:pPr>
-      <w:r>
-        <w:rPr>
-          <w:b w:val="0"/>
-        </w:rPr>
-        <w:t xml:space="preserve">Review Learned representations (ai-5/19). Goal: Trace an </w:t>
-      </w:r>
-      <w:r>
-        <w:rPr>
-          <w:b/>
-        </w:rPr>
-        <w:t>input</w:t>
-      </w:r>
-      <w:r>
-        <w:rPr>
-          <w:b w:val="0"/>
-        </w:rPr>
-        <w:t xml:space="preserve"> through a hidden representation and a decision rule. Short practice: Why can no deterministic head using only the sum classify both correctly?</w:t>
-      </w:r>
-    </w:p>
-    <w:p>
-      <w:pPr>
-        <w:spacing w:line="336" w:lineRule="auto" w:after="180"/>
-      </w:pPr>
-      <w:r>
-        <w:rPr>
-          <w:b w:val="0"/>
-        </w:rPr>
-        <w:t xml:space="preserve">Point to the relevant step in the picture, then write the changed result and the rule or </w:t>
-      </w:r>
-      <w:r>
-        <w:rPr>
-          <w:b/>
-        </w:rPr>
-        <w:t>evidence</w:t>
-      </w:r>
-      <w:r>
-        <w:rPr>
-          <w:b w:val="0"/>
-        </w:rPr>
-        <w:t xml:space="preserve"> that supports it.. Return to this week and explain what you changed.</w:t>
-      </w:r>
-    </w:p>
-    <w:p>
-      <w:pPr>
-        <w:spacing w:line="336" w:lineRule="auto" w:after="180"/>
-      </w:pPr>
-      <w:r>
-        <w:rPr>
-          <w:b w:val="0"/>
-        </w:rPr>
-        <w:t xml:space="preserve">Review Regularisation and early stopping (ai-5/16). Goal: Separate a weight penalty from </w:t>
-      </w:r>
-      <w:r>
-        <w:rPr>
-          <w:b/>
-        </w:rPr>
-        <w:t>prediction</w:t>
-      </w:r>
-      <w:r>
-        <w:rPr>
-          <w:b w:val="0"/>
-        </w:rPr>
-        <w:t xml:space="preserve"> error. Short practice: Why should the penalty value not be reported as validation error?</w:t>
-      </w:r>
-    </w:p>
-    <w:p>
-      <w:pPr>
-        <w:spacing w:line="336" w:lineRule="auto" w:after="180"/>
-      </w:pPr>
-      <w:r>
-        <w:rPr>
-          <w:b w:val="0"/>
-        </w:rPr>
-        <w:t xml:space="preserve">Point to the relevant step in the picture, then write the changed result and the rule or </w:t>
-      </w:r>
-      <w:r>
-        <w:rPr>
-          <w:b/>
-        </w:rPr>
-        <w:t>evidence</w:t>
-      </w:r>
-      <w:r>
-        <w:rPr>
-          <w:b w:val="0"/>
-        </w:rPr>
-        <w:t xml:space="preserve"> that supports it.. Return to this week and explain what you changed.</w:t>
-      </w:r>
-    </w:p>
-    <w:p>
-      <w:pPr>
-        <w:pStyle w:val="Heading3"/>
-      </w:pPr>
-      <w:r>
-        <w:t>Predict, run and debug</w:t>
-      </w:r>
-    </w:p>
-    <w:p>
-      <w:pPr>
-        <w:spacing w:line="336" w:lineRule="auto" w:after="180"/>
-      </w:pPr>
-      <w:r>
-        <w:rPr>
-          <w:b w:val="0"/>
-        </w:rPr>
-        <w:t xml:space="preserve">The browser lab lets you edit the supported Python examples already included in this lesson. Predict first, run, inspect the actual </w:t>
-      </w:r>
-      <w:r>
-        <w:rPr>
-          <w:b/>
-        </w:rPr>
-        <w:t>output</w:t>
-      </w:r>
-      <w:r>
-        <w:rPr>
-          <w:b w:val="0"/>
-        </w:rPr>
-        <w:t xml:space="preserve"> or error, change one </w:t>
-      </w:r>
-      <w:r>
-        <w:rPr>
-          <w:b/>
-        </w:rPr>
-        <w:t>input</w:t>
-      </w:r>
-      <w:r>
-        <w:rPr>
-          <w:b w:val="0"/>
-        </w:rPr>
-        <w:t>, then run again.</w:t>
-      </w:r>
-    </w:p>
-    <w:p>
-      <w:pPr>
-        <w:spacing w:line="336" w:lineRule="auto" w:after="180"/>
-      </w:pPr>
-      <w:r>
-        <w:rPr>
-          <w:b w:val="0"/>
-        </w:rPr>
-        <w:t xml:space="preserve">Keep code, </w:t>
-      </w:r>
-      <w:r>
-        <w:rPr>
-          <w:b/>
-        </w:rPr>
-        <w:t>prediction</w:t>
-      </w:r>
-      <w:r>
-        <w:rPr>
-          <w:b w:val="0"/>
-        </w:rPr>
-        <w:t>s, actual results and a reasoned revision together. On paper, label your result as a trace rather than an execution.</w:t>
-      </w:r>
-    </w:p>
-    <w:p>
-      <w:pPr>
-        <w:pStyle w:val="Heading3"/>
-      </w:pPr>
-      <w:r>
         <w:t>Keep your completed work</w:t>
       </w:r>
     </w:p>
     <w:p>
       <w:pPr>
-        <w:spacing w:line="336" w:lineRule="auto" w:after="180"/>
-      </w:pPr>
-      <w:r>
-        <w:rPr>
-          <w:b w:val="0"/>
-        </w:rPr>
-        <w:t xml:space="preserve">Use Download completed work in the hosted lesson to export your answers, reflections, practice feedback and code-run </w:t>
-      </w:r>
-      <w:r>
-        <w:rPr>
-          <w:b/>
-        </w:rPr>
-        <w:t>evidence</w:t>
-      </w:r>
-      <w:r>
-        <w:rPr>
-          <w:b w:val="0"/>
-        </w:rPr>
-        <w:t>. Open the HTML copy to read or print it.</w:t>
-      </w:r>
-    </w:p>
-    <w:p>
-      <w:pPr>
-        <w:spacing w:line="336" w:lineRule="auto" w:after="180"/>
-      </w:pPr>
-      <w:r>
-        <w:rPr>
-          <w:b w:val="0"/>
-        </w:rPr>
-        <w:t>Drafts stay in this browser when storage is available; clear drafts on a shared device.</w:t>
-      </w:r>
-    </w:p>
-    <w:p>
-      <w:pPr>
         <w:pStyle w:val="Heading1"/>
       </w:pPr>
       <w:r>
-        <w:t>18. Visual concept journey</w:t>
-      </w:r>
-    </w:p>
-    <w:p>
-      <w:r>
-        <w:t>Explain each Pooling and spatial information graphic using its labels, deciding evidence and relevant limitation.</w:t>
-      </w:r>
-    </w:p>
-    <w:p>
-      <w:pPr>
-        <w:pStyle w:val="Heading3"/>
+        <w:t>18. Reference · Six-picture concept journey</w:t>
+      </w:r>
+    </w:p>
+    <w:p>
+      <w:r>
+        <w:t>Choose the picture that supports the current explanation.</w:t>
+      </w:r>
+    </w:p>
+    <w:p>
+      <w:pPr>
+        <w:pStyle w:val="Heading2"/>
       </w:pPr>
       <w:r>
         <w:t>01. Pooling and spatial information: the case</w:t>
@@ -4547,7 +5452,7 @@
         <w:drawing>
           <wp:inline xmlns:a="http://schemas.openxmlformats.org/drawingml/2006/main" xmlns:pic="http://schemas.openxmlformats.org/drawingml/2006/picture">
             <wp:extent cx="5486400" cy="3142488"/>
-            <wp:docPr id="3" name="Picture 3" descr="Pool a small map and show the detail it cannot retain. Supplied facts: Feature map rows [1, 4, 2, 0],[3, 2, 5, 1]. Pool non-overlapping 2×2 windows, stride 2, no padding. All inputs and outcomes in this worked example are invented classroom data; no real model run is claimed."/>
+            <wp:docPr id="6" name="Picture 6" descr="Pool a small map and show the detail it cannot retain. Supplied facts: Feature map rows [1, 4, 2, 0],[3, 2, 5, 1]. Pool non-overlapping 2×2 windows, stride 2, no padding. All inputs and outcomes in this worked example are invented classroom data; no real model run is claimed."/>
             <wp:cNvGraphicFramePr>
               <a:graphicFrameLocks noChangeAspect="1"/>
             </wp:cNvGraphicFramePr>
@@ -4559,7 +5464,7 @@
                     <pic:cNvPicPr/>
                   </pic:nvPicPr>
                   <pic:blipFill>
-                    <a:blip r:embed="rId11"/>
+                    <a:blip r:embed="rId14"/>
                     <a:stretch>
                       <a:fillRect/>
                     </a:stretch>
@@ -4615,7 +5520,6 @@
     <w:p>
       <w:pPr>
         <w:spacing w:line="336" w:lineRule="auto" w:after="180"/>
-        <w:shd w:fill="F5F1FB"/>
       </w:pPr>
       <w:r>
         <w:rPr>
@@ -4626,7 +5530,7 @@
     </w:p>
     <w:p>
       <w:pPr>
-        <w:pStyle w:val="Heading3"/>
+        <w:pStyle w:val="Heading2"/>
       </w:pPr>
       <w:r>
         <w:t>02. Follow the deciding steps</w:t>
@@ -4637,7 +5541,7 @@
         <w:drawing>
           <wp:inline xmlns:a="http://schemas.openxmlformats.org/drawingml/2006/main" xmlns:pic="http://schemas.openxmlformats.org/drawingml/2006/picture">
             <wp:extent cx="5486400" cy="3182112"/>
-            <wp:docPr id="4" name="Picture 4" descr="Left window: Values 1, 4, 3, 2: max 4, mean 2.5. → Right window: Values 2, 0, 5, 1: max 5, mean 2. → Compare summaries: Max map [[4, 5]], mean map [[2.5, 2]], both shape 1×2."/>
+            <wp:docPr id="7" name="Picture 7" descr="Left window: Values 1, 4, 3, 2: max 4, mean 2.5. → Right window: Values 2, 0, 5, 1: max 5, mean 2. → Compare summaries: Max map [[4, 5]], mean map [[2.5, 2]], both shape 1×2."/>
             <wp:cNvGraphicFramePr>
               <a:graphicFrameLocks noChangeAspect="1"/>
             </wp:cNvGraphicFramePr>
@@ -4649,7 +5553,7 @@
                     <pic:cNvPicPr/>
                   </pic:nvPicPr>
                   <pic:blipFill>
-                    <a:blip r:embed="rId12"/>
+                    <a:blip r:embed="rId10"/>
                     <a:stretch>
                       <a:fillRect/>
                     </a:stretch>
@@ -4682,7 +5586,6 @@
     <w:p>
       <w:pPr>
         <w:spacing w:line="336" w:lineRule="auto" w:after="180"/>
-        <w:shd w:fill="F5F1FB"/>
       </w:pPr>
       <w:r>
         <w:rPr>
@@ -4705,7 +5608,7 @@
     </w:p>
     <w:p>
       <w:pPr>
-        <w:pStyle w:val="Heading3"/>
+        <w:pStyle w:val="Heading2"/>
       </w:pPr>
       <w:r>
         <w:t>03. Two adjacent pooling windows</w:t>
@@ -4716,7 +5619,7 @@
         <w:drawing>
           <wp:inline xmlns:a="http://schemas.openxmlformats.org/drawingml/2006/main" xmlns:pic="http://schemas.openxmlformats.org/drawingml/2006/picture">
             <wp:extent cx="5486400" cy="3096768"/>
-            <wp:docPr id="5" name="Picture 5" descr="Two adjacent pooling windows. row 0: left 0 = 1, left 1 = 4, right 0 = 2, right 1 = 0. row 1: left 0 = 3, left 1 = 2, right 0 = 5, right 1 = 1."/>
+            <wp:docPr id="8" name="Picture 8" descr="Two adjacent pooling windows. row 0: left 0 = 1, left 1 = 4, right 0 = 2, right 1 = 0. row 1: left 0 = 3, left 1 = 2, right 0 = 5, right 1 = 1."/>
             <wp:cNvGraphicFramePr>
               <a:graphicFrameLocks noChangeAspect="1"/>
             </wp:cNvGraphicFramePr>
@@ -4728,7 +5631,7 @@
                     <pic:cNvPicPr/>
                   </pic:nvPicPr>
                   <pic:blipFill>
-                    <a:blip r:embed="rId13"/>
+                    <a:blip r:embed="rId15"/>
                     <a:stretch>
                       <a:fillRect/>
                     </a:stretch>
@@ -4761,7 +5664,6 @@
     <w:p>
       <w:pPr>
         <w:spacing w:line="336" w:lineRule="auto" w:after="180"/>
-        <w:shd w:fill="F5F1FB"/>
       </w:pPr>
       <w:r>
         <w:rPr>
@@ -4772,7 +5674,7 @@
     </w:p>
     <w:p>
       <w:pPr>
-        <w:pStyle w:val="Heading3"/>
+        <w:pStyle w:val="Heading2"/>
       </w:pPr>
       <w:r>
         <w:t>04. Change one thing. Trace what follows.</w:t>
@@ -4783,7 +5685,7 @@
         <w:drawing>
           <wp:inline xmlns:a="http://schemas.openxmlformats.org/drawingml/2006/main" xmlns:pic="http://schemas.openxmlformats.org/drawingml/2006/picture">
             <wp:extent cx="5486400" cy="3026664"/>
-            <wp:docPr id="6" name="Picture 6" descr="Original case: Max map [[4, 5]], mean map [[2.5, 2]], both shape 1×2. Changed condition: Swap 1 and 4 within the left window. Expected result: Both pooled maps remain unchanged. Reason: Max and mean ignore the positions of values inside the same window."/>
+            <wp:docPr id="9" name="Picture 9" descr="Original case: Max map [[4, 5]], mean map [[2.5, 2]], both shape 1×2. Changed condition: Swap 1 and 4 within the left window. Expected result: Both pooled maps remain unchanged. Reason: Max and mean ignore the positions of values inside the same window."/>
             <wp:cNvGraphicFramePr>
               <a:graphicFrameLocks noChangeAspect="1"/>
             </wp:cNvGraphicFramePr>
@@ -4795,7 +5697,7 @@
                     <pic:cNvPicPr/>
                   </pic:nvPicPr>
                   <pic:blipFill>
-                    <a:blip r:embed="rId14"/>
+                    <a:blip r:embed="rId11"/>
                     <a:stretch>
                       <a:fillRect/>
                     </a:stretch>
@@ -4839,7 +5741,6 @@
     <w:p>
       <w:pPr>
         <w:spacing w:line="336" w:lineRule="auto" w:after="180"/>
-        <w:shd w:fill="F5F1FB"/>
       </w:pPr>
       <w:r>
         <w:rPr>
@@ -4850,7 +5751,7 @@
     </w:p>
     <w:p>
       <w:pPr>
-        <w:pStyle w:val="Heading3"/>
+        <w:pStyle w:val="Heading2"/>
       </w:pPr>
       <w:r>
         <w:t>05. Connect the explanation to its limit</w:t>
@@ -4861,7 +5762,7 @@
         <w:drawing>
           <wp:inline xmlns:a="http://schemas.openxmlformats.org/drawingml/2006/main" xmlns:pic="http://schemas.openxmlformats.org/drawingml/2006/picture">
             <wp:extent cx="5486400" cy="2941320"/>
-            <wp:docPr id="7" name="Picture 7" descr="Pooling compresses each local window into a summary. Maximum keeps its largest value; mean keeps its average. Neither summary records where each value appeared. Swapping values inside one window leaves both summaries unchanged here, so the pooled output cannot reconstruct the original arrangement. The chosen window, stride and boundary policy determine the output shape. Limit: Pooling is a declared aggregation, not automatic improvement; losing location can harm tasks that need precise positions."/>
+            <wp:docPr id="10" name="Picture 10" descr="Pooling compresses each local window into a summary. Maximum keeps its largest value; mean keeps its average. Neither summary records where each value appeared. Swapping values inside one window leaves both summaries unchanged here, so the pooled output cannot reconstruct the original arrangement. The chosen window, stride and boundary policy determine the output shape. Limit: Pooling is a declared aggregation, not automatic improvement; losing location can harm tasks that need precise positions."/>
             <wp:cNvGraphicFramePr>
               <a:graphicFrameLocks noChangeAspect="1"/>
             </wp:cNvGraphicFramePr>
@@ -4873,7 +5774,7 @@
                     <pic:cNvPicPr/>
                   </pic:nvPicPr>
                   <pic:blipFill>
-                    <a:blip r:embed="rId15"/>
+                    <a:blip r:embed="rId16"/>
                     <a:stretch>
                       <a:fillRect/>
                     </a:stretch>
@@ -4952,7 +5853,6 @@
     <w:p>
       <w:pPr>
         <w:spacing w:line="336" w:lineRule="auto" w:after="180"/>
-        <w:shd w:fill="F5F1FB"/>
       </w:pPr>
       <w:r>
         <w:rPr>
@@ -4963,7 +5863,7 @@
     </w:p>
     <w:p>
       <w:pPr>
-        <w:pStyle w:val="Heading3"/>
+        <w:pStyle w:val="Heading2"/>
       </w:pPr>
       <w:r>
         <w:t>06. Make the idea visible in your project</w:t>
@@ -4974,7 +5874,7 @@
         <w:drawing>
           <wp:inline xmlns:a="http://schemas.openxmlformats.org/drawingml/2006/main" xmlns:pic="http://schemas.openxmlformats.org/drawingml/2006/picture">
             <wp:extent cx="5486400" cy="3681984"/>
-            <wp:docPr id="8" name="Picture 8" descr="For your Image-pattern Network Investigation, save the input, procedure, observed result and limitation of this check. Label this worked example as practice; use a different, previously unreviewed case when checking independent understanding. Draw your input, deciding step, result and limit. Supported question: Can the max map reveal where the 4 originally appeared? Point to the relevant step in the picture, then write the changed result and the rule or evidence that supports it."/>
+            <wp:docPr id="11" name="Picture 11" descr="For your Image-pattern Network Investigation, save the input, procedure, observed result and limitation of this check. Label this worked example as practice; use a different, previously unreviewed case when checking independent understanding. Draw your input, deciding step, result and limit. Supported question: Can the max map reveal where the 4 originally appeared? Point to the relevant step in the picture, then write the changed result and the rule or evidence that supports it."/>
             <wp:cNvGraphicFramePr>
               <a:graphicFrameLocks noChangeAspect="1"/>
             </wp:cNvGraphicFramePr>
@@ -4986,7 +5886,7 @@
                     <pic:cNvPicPr/>
                   </pic:nvPicPr>
                   <pic:blipFill>
-                    <a:blip r:embed="rId16"/>
+                    <a:blip r:embed="rId17"/>
                     <a:stretch>
                       <a:fillRect/>
                     </a:stretch>
@@ -5077,7 +5977,6 @@
     <w:p>
       <w:pPr>
         <w:spacing w:line="336" w:lineRule="auto" w:after="180"/>
-        <w:shd w:fill="F5F1FB"/>
       </w:pPr>
       <w:r>
         <w:rPr>
@@ -5096,6 +5995,62 @@
           <w:b w:val="0"/>
         </w:rPr>
         <w:t>.</w:t>
+      </w:r>
+    </w:p>
+    <w:p>
+      <w:pPr>
+        <w:pStyle w:val="Heading2"/>
+      </w:pPr>
+      <w:r>
+        <w:t>Earlier wording, alternatives and picture transcripts · reference / check after trying</w:t>
+      </w:r>
+    </w:p>
+    <w:p>
+      <w:pPr>
+        <w:pStyle w:val="Heading3"/>
+      </w:pPr>
+      <w:r>
+        <w:t>01. Pooling and spatial information: the case</w:t>
+      </w:r>
+    </w:p>
+    <w:p>
+      <w:pPr>
+        <w:pStyle w:val="Heading3"/>
+      </w:pPr>
+      <w:r>
+        <w:t>02. Follow the deciding steps</w:t>
+      </w:r>
+    </w:p>
+    <w:p>
+      <w:pPr>
+        <w:pStyle w:val="Heading3"/>
+      </w:pPr>
+      <w:r>
+        <w:t>03. Two adjacent pooling windows</w:t>
+      </w:r>
+    </w:p>
+    <w:p>
+      <w:pPr>
+        <w:pStyle w:val="Heading3"/>
+      </w:pPr>
+      <w:r>
+        <w:t>04. Change one thing. Trace what follows.</w:t>
+      </w:r>
+    </w:p>
+    <w:p>
+      <w:pPr>
+        <w:pStyle w:val="Heading3"/>
+      </w:pPr>
+      <w:r>
+        <w:t>05. Connect the explanation to its limit</w:t>
+      </w:r>
+    </w:p>
+    <w:p>
+      <w:pPr>
+        <w:pStyle w:val="Heading3"/>
+      </w:pPr>
+      <w:r>
+        <w:t>06. Make the idea visible in your project</w:t>
       </w:r>
     </w:p>
     <w:sectPr>
